--- a/report/Nächste Schritte UVo-FBr 22.07.2025.docx
+++ b/report/Nächste Schritte UVo-FBr 22.07.2025.docx
@@ -7,7 +7,15 @@
         <w:spacing w:after="0" w:line="240" w:lineRule="auto"/>
       </w:pPr>
       <w:r>
-        <w:t>Termin UVo 22.07.2025</w:t>
+        <w:t xml:space="preserve">Termin </w:t>
+      </w:r>
+      <w:proofErr w:type="spellStart"/>
+      <w:r>
+        <w:t>UVo</w:t>
+      </w:r>
+      <w:proofErr w:type="spellEnd"/>
+      <w:r>
+        <w:t xml:space="preserve"> 22.07.2025</w:t>
       </w:r>
     </w:p>
     <w:p>
@@ -37,8 +45,13 @@
         </w:numPr>
         <w:spacing w:after="0" w:line="240" w:lineRule="auto"/>
       </w:pPr>
-      <w:r>
-        <w:t>Optimas finden und nachrechnen</w:t>
+      <w:proofErr w:type="spellStart"/>
+      <w:r>
+        <w:t>Optimas</w:t>
+      </w:r>
+      <w:proofErr w:type="spellEnd"/>
+      <w:r>
+        <w:t xml:space="preserve"> finden und nachrechnen</w:t>
       </w:r>
     </w:p>
     <w:p>
@@ -90,7 +103,15 @@
         <w:spacing w:after="0" w:line="240" w:lineRule="auto"/>
       </w:pPr>
       <w:r>
-        <w:t>Literatur / ChatGPT: Abbildung der Geometrie als Matrix</w:t>
+        <w:t xml:space="preserve">Literatur / </w:t>
+      </w:r>
+      <w:proofErr w:type="spellStart"/>
+      <w:r>
+        <w:t>ChatGPT</w:t>
+      </w:r>
+      <w:proofErr w:type="spellEnd"/>
+      <w:r>
+        <w:t>: Abbildung der Geometrie als Matrix</w:t>
       </w:r>
     </w:p>
     <w:p>
@@ -121,7 +142,14 @@
       </w:pPr>
       <w:r>
         <w:tab/>
-        <w:t>Dim_X: 100 – (175) – 195</w:t>
+      </w:r>
+      <w:proofErr w:type="spellStart"/>
+      <w:r>
+        <w:t>Dim_X</w:t>
+      </w:r>
+      <w:proofErr w:type="spellEnd"/>
+      <w:r>
+        <w:t>: 100 – (175) – 195</w:t>
       </w:r>
       <w:r>
         <w:tab/>
@@ -134,7 +162,14 @@
       </w:pPr>
       <w:r>
         <w:tab/>
-        <w:t>Dim_Z: 200 – (240) – 280</w:t>
+      </w:r>
+      <w:proofErr w:type="spellStart"/>
+      <w:r>
+        <w:t>Dim_Z</w:t>
+      </w:r>
+      <w:proofErr w:type="spellEnd"/>
+      <w:r>
+        <w:t>: 200 – (240) – 280</w:t>
       </w:r>
       <w:r>
         <w:tab/>
@@ -151,11 +186,799 @@
       </w:r>
     </w:p>
     <w:p>
+      <w:r>
+        <w:br w:type="page"/>
+      </w:r>
+    </w:p>
+    <w:p>
+      <w:pPr>
+        <w:spacing w:after="0" w:line="240" w:lineRule="auto"/>
+      </w:pPr>
+      <w:r>
+        <w:lastRenderedPageBreak/>
+        <w:t>Optimierung</w:t>
+      </w:r>
+    </w:p>
+    <w:p>
+      <w:pPr>
+        <w:spacing w:after="0" w:line="240" w:lineRule="auto"/>
+      </w:pPr>
+      <w:r>
+        <w:t>(Notebook 7-</w:t>
+      </w:r>
+      <w:proofErr w:type="gramStart"/>
+      <w:r>
+        <w:t>optimization.ipynb</w:t>
+      </w:r>
+      <w:proofErr w:type="gramEnd"/>
+      <w:r>
+        <w:t>)</w:t>
+      </w:r>
+    </w:p>
+    <w:p>
+      <w:pPr>
+        <w:spacing w:after="0" w:line="240" w:lineRule="auto"/>
+      </w:pPr>
+    </w:p>
+    <w:p>
+      <w:pPr>
+        <w:spacing w:after="0" w:line="240" w:lineRule="auto"/>
+      </w:pPr>
+      <w:r>
+        <w:t>Variablen</w:t>
+      </w:r>
+    </w:p>
+    <w:p>
+      <w:pPr>
+        <w:spacing w:after="0" w:line="240" w:lineRule="auto"/>
+      </w:pPr>
+    </w:p>
+    <w:p>
+      <w:pPr>
+        <w:spacing w:after="0" w:line="240" w:lineRule="auto"/>
+      </w:pPr>
+      <w:r>
+        <w:drawing>
+          <wp:inline distT="0" distB="0" distL="0" distR="0" wp14:anchorId="701585E5" wp14:editId="447824A4">
+            <wp:extent cx="3476637" cy="3859481"/>
+            <wp:effectExtent l="0" t="0" r="0" b="8255"/>
+            <wp:docPr id="1" name="Grafik 1"/>
+            <wp:cNvGraphicFramePr>
+              <a:graphicFrameLocks xmlns:a="http://schemas.openxmlformats.org/drawingml/2006/main" noChangeAspect="1"/>
+            </wp:cNvGraphicFramePr>
+            <a:graphic xmlns:a="http://schemas.openxmlformats.org/drawingml/2006/main">
+              <a:graphicData uri="http://schemas.openxmlformats.org/drawingml/2006/picture">
+                <pic:pic xmlns:pic="http://schemas.openxmlformats.org/drawingml/2006/picture">
+                  <pic:nvPicPr>
+                    <pic:cNvPr id="1" name=""/>
+                    <pic:cNvPicPr/>
+                  </pic:nvPicPr>
+                  <pic:blipFill>
+                    <a:blip r:embed="rId5"/>
+                    <a:stretch>
+                      <a:fillRect/>
+                    </a:stretch>
+                  </pic:blipFill>
+                  <pic:spPr>
+                    <a:xfrm>
+                      <a:off x="0" y="0"/>
+                      <a:ext cx="3480389" cy="3863646"/>
+                    </a:xfrm>
+                    <a:prstGeom prst="rect">
+                      <a:avLst/>
+                    </a:prstGeom>
+                  </pic:spPr>
+                </pic:pic>
+              </a:graphicData>
+            </a:graphic>
+          </wp:inline>
+        </w:drawing>
+      </w:r>
+    </w:p>
+    <w:p>
+      <w:pPr>
+        <w:spacing w:after="0" w:line="240" w:lineRule="auto"/>
+      </w:pPr>
+    </w:p>
+    <w:p>
+      <w:pPr>
+        <w:spacing w:after="0" w:line="240" w:lineRule="auto"/>
+      </w:pPr>
+    </w:p>
+    <w:tbl>
+      <w:tblPr>
+        <w:tblStyle w:val="Tabellenraster"/>
+        <w:tblW w:w="0" w:type="auto"/>
+        <w:tblLook w:val="04A0" w:firstRow="1" w:lastRow="0" w:firstColumn="1" w:lastColumn="0" w:noHBand="0" w:noVBand="1"/>
+      </w:tblPr>
+      <w:tblGrid>
+        <w:gridCol w:w="1838"/>
+        <w:gridCol w:w="4203"/>
+        <w:gridCol w:w="3021"/>
+      </w:tblGrid>
+      <w:tr>
+        <w:tc>
+          <w:tcPr>
+            <w:tcW w:w="1838" w:type="dxa"/>
+          </w:tcPr>
+          <w:p>
+            <w:r>
+              <w:t>Liste</w:t>
+            </w:r>
+          </w:p>
+        </w:tc>
+        <w:tc>
+          <w:tcPr>
+            <w:tcW w:w="4203" w:type="dxa"/>
+          </w:tcPr>
+          <w:p/>
+        </w:tc>
+        <w:tc>
+          <w:tcPr>
+            <w:tcW w:w="3021" w:type="dxa"/>
+          </w:tcPr>
+          <w:p>
+            <w:r>
+              <w:t>Vektor</w:t>
+            </w:r>
+          </w:p>
+        </w:tc>
+      </w:tr>
+      <w:tr>
+        <w:tc>
+          <w:tcPr>
+            <w:tcW w:w="1838" w:type="dxa"/>
+          </w:tcPr>
+          <w:p>
+            <w:proofErr w:type="spellStart"/>
+            <w:r>
+              <w:t>lst_var</w:t>
+            </w:r>
+            <w:proofErr w:type="spellEnd"/>
+          </w:p>
+        </w:tc>
+        <w:tc>
+          <w:tcPr>
+            <w:tcW w:w="4203" w:type="dxa"/>
+          </w:tcPr>
+          <w:p>
+            <w:r>
+              <w:t>Parameter, die für die Optimierung variiert werden (</w:t>
+            </w:r>
+            <w:proofErr w:type="spellStart"/>
+            <w:r>
+              <w:t>dim_x</w:t>
+            </w:r>
+            <w:proofErr w:type="spellEnd"/>
+            <w:r>
+              <w:t xml:space="preserve">, ..., </w:t>
+            </w:r>
+            <w:proofErr w:type="spellStart"/>
+            <w:r>
+              <w:t>cut_z_depth</w:t>
+            </w:r>
+            <w:proofErr w:type="spellEnd"/>
+            <w:r>
+              <w:t>)</w:t>
+            </w:r>
+          </w:p>
+        </w:tc>
+        <w:tc>
+          <w:tcPr>
+            <w:tcW w:w="3021" w:type="dxa"/>
+          </w:tcPr>
+          <w:p>
+            <w:pPr>
+              <w:rPr>
+                <w:rFonts w:ascii="Courier New" w:hAnsi="Courier New" w:cs="Courier New"/>
+              </w:rPr>
+            </w:pPr>
+            <w:proofErr w:type="spellStart"/>
+            <w:r>
+              <w:rPr>
+                <w:rFonts w:ascii="Courier New" w:hAnsi="Courier New" w:cs="Courier New"/>
+              </w:rPr>
+              <w:t>xvar</w:t>
+            </w:r>
+            <w:proofErr w:type="spellEnd"/>
+          </w:p>
+          <w:p>
+            <w:pPr>
+              <w:rPr>
+                <w:rFonts w:ascii="Courier New" w:hAnsi="Courier New" w:cs="Courier New"/>
+              </w:rPr>
+            </w:pPr>
+          </w:p>
+        </w:tc>
+      </w:tr>
+      <w:tr>
+        <w:tc>
+          <w:tcPr>
+            <w:tcW w:w="1838" w:type="dxa"/>
+          </w:tcPr>
+          <w:p>
+            <w:proofErr w:type="spellStart"/>
+            <w:r>
+              <w:t>lst_calc</w:t>
+            </w:r>
+            <w:proofErr w:type="spellEnd"/>
+          </w:p>
+        </w:tc>
+        <w:tc>
+          <w:tcPr>
+            <w:tcW w:w="4203" w:type="dxa"/>
+          </w:tcPr>
+          <w:p>
+            <w:r>
+              <w:t xml:space="preserve">Berechnete Parameter (additional </w:t>
+            </w:r>
+            <w:proofErr w:type="spellStart"/>
+            <w:r>
+              <w:t>features</w:t>
+            </w:r>
+            <w:proofErr w:type="spellEnd"/>
+            <w:r>
+              <w:t xml:space="preserve">: </w:t>
+            </w:r>
+            <w:proofErr w:type="spellStart"/>
+            <w:r>
+              <w:t>seg_x_out</w:t>
+            </w:r>
+            <w:proofErr w:type="spellEnd"/>
+            <w:r>
+              <w:t xml:space="preserve">, </w:t>
+            </w:r>
+            <w:proofErr w:type="spellStart"/>
+            <w:r>
+              <w:t>seg_z_out</w:t>
+            </w:r>
+            <w:proofErr w:type="spellEnd"/>
+            <w:r>
+              <w:t>)</w:t>
+            </w:r>
+          </w:p>
+        </w:tc>
+        <w:tc>
+          <w:tcPr>
+            <w:tcW w:w="3021" w:type="dxa"/>
+          </w:tcPr>
+          <w:p>
+            <w:pPr>
+              <w:rPr>
+                <w:rFonts w:ascii="Courier New" w:hAnsi="Courier New" w:cs="Courier New"/>
+              </w:rPr>
+            </w:pPr>
+          </w:p>
+        </w:tc>
+      </w:tr>
+      <w:tr>
+        <w:tc>
+          <w:tcPr>
+            <w:tcW w:w="1838" w:type="dxa"/>
+          </w:tcPr>
+          <w:p>
+            <w:proofErr w:type="spellStart"/>
+            <w:r>
+              <w:t>lst_slot_class</w:t>
+            </w:r>
+            <w:proofErr w:type="spellEnd"/>
+          </w:p>
+        </w:tc>
+        <w:tc>
+          <w:tcPr>
+            <w:tcW w:w="4203" w:type="dxa"/>
+          </w:tcPr>
+          <w:p>
+            <w:r>
+              <w:t>4 Class-Parameter für die Schlitzanzahlen (slot_2-2, slot_3-2, slot_4-1, slot_4-2)</w:t>
+            </w:r>
+          </w:p>
+        </w:tc>
+        <w:tc>
+          <w:tcPr>
+            <w:tcW w:w="3021" w:type="dxa"/>
+          </w:tcPr>
+          <w:p>
+            <w:pPr>
+              <w:rPr>
+                <w:rFonts w:ascii="Courier New" w:hAnsi="Courier New" w:cs="Courier New"/>
+              </w:rPr>
+            </w:pPr>
+          </w:p>
+        </w:tc>
+      </w:tr>
+      <w:tr>
+        <w:tc>
+          <w:tcPr>
+            <w:tcW w:w="1838" w:type="dxa"/>
+          </w:tcPr>
+          <w:p>
+            <w:proofErr w:type="spellStart"/>
+            <w:r>
+              <w:t>lst_cols</w:t>
+            </w:r>
+            <w:proofErr w:type="spellEnd"/>
+          </w:p>
+        </w:tc>
+        <w:tc>
+          <w:tcPr>
+            <w:tcW w:w="4203" w:type="dxa"/>
+          </w:tcPr>
+          <w:p>
+            <w:r>
+              <w:t>Parameter, die in die Modelle überführt werden (</w:t>
+            </w:r>
+            <w:proofErr w:type="spellStart"/>
+            <w:r>
+              <w:t>lst_var</w:t>
+            </w:r>
+            <w:proofErr w:type="spellEnd"/>
+            <w:r>
+              <w:t xml:space="preserve"> + </w:t>
+            </w:r>
+            <w:proofErr w:type="spellStart"/>
+            <w:r>
+              <w:t>lst_calc</w:t>
+            </w:r>
+            <w:proofErr w:type="spellEnd"/>
+            <w:r>
+              <w:t xml:space="preserve"> + </w:t>
+            </w:r>
+            <w:proofErr w:type="spellStart"/>
+            <w:r>
+              <w:t>lst_slot_class</w:t>
+            </w:r>
+            <w:proofErr w:type="spellEnd"/>
+            <w:r>
+              <w:t>)</w:t>
+            </w:r>
+          </w:p>
+        </w:tc>
+        <w:tc>
+          <w:tcPr>
+            <w:tcW w:w="3021" w:type="dxa"/>
+          </w:tcPr>
+          <w:p>
+            <w:pPr>
+              <w:rPr>
+                <w:rFonts w:ascii="Courier New" w:hAnsi="Courier New" w:cs="Courier New"/>
+              </w:rPr>
+            </w:pPr>
+            <w:r>
+              <w:rPr>
+                <w:rFonts w:ascii="Courier New" w:hAnsi="Courier New" w:cs="Courier New"/>
+              </w:rPr>
+              <w:t>x</w:t>
+            </w:r>
+          </w:p>
+        </w:tc>
+      </w:tr>
+      <w:tr>
+        <w:tc>
+          <w:tcPr>
+            <w:tcW w:w="1838" w:type="dxa"/>
+          </w:tcPr>
+          <w:p>
+            <w:proofErr w:type="spellStart"/>
+            <w:r>
+              <w:t>lst_nb_slots</w:t>
+            </w:r>
+            <w:proofErr w:type="spellEnd"/>
+          </w:p>
+        </w:tc>
+        <w:tc>
+          <w:tcPr>
+            <w:tcW w:w="4203" w:type="dxa"/>
+          </w:tcPr>
+          <w:p>
+            <w:r>
+              <w:t>2 Parameter für die Anzahl von Schlitzen</w:t>
+            </w:r>
+          </w:p>
+        </w:tc>
+        <w:tc>
+          <w:tcPr>
+            <w:tcW w:w="3021" w:type="dxa"/>
+          </w:tcPr>
+          <w:p/>
+        </w:tc>
+      </w:tr>
+    </w:tbl>
+    <w:p>
+      <w:pPr>
+        <w:spacing w:after="0" w:line="240" w:lineRule="auto"/>
+      </w:pPr>
+    </w:p>
+    <w:p>
+      <w:pPr>
+        <w:spacing w:after="0" w:line="240" w:lineRule="auto"/>
+      </w:pPr>
+      <w:r>
+        <w:t xml:space="preserve">Konvertierung von </w:t>
+      </w:r>
+      <w:proofErr w:type="spellStart"/>
+      <w:r>
+        <w:rPr>
+          <w:rFonts w:ascii="Courier New" w:hAnsi="Courier New" w:cs="Courier New"/>
+        </w:rPr>
+        <w:t>xvar</w:t>
+      </w:r>
+      <w:proofErr w:type="spellEnd"/>
+      <w:r>
+        <w:t xml:space="preserve"> nach </w:t>
+      </w:r>
+      <w:r>
+        <w:rPr>
+          <w:rFonts w:ascii="Courier New" w:hAnsi="Courier New" w:cs="Courier New"/>
+        </w:rPr>
+        <w:t>x</w:t>
+      </w:r>
+      <w:r>
+        <w:t xml:space="preserve"> mit der Funktion f_xvar2x</w:t>
+      </w:r>
+    </w:p>
+    <w:p>
+      <w:pPr>
+        <w:spacing w:after="0" w:line="240" w:lineRule="auto"/>
+      </w:pPr>
+      <w:r>
+        <w:lastRenderedPageBreak/>
+        <w:drawing>
+          <wp:inline distT="0" distB="0" distL="0" distR="0" wp14:anchorId="30AC37AC" wp14:editId="16AE281B">
+            <wp:extent cx="2558092" cy="2363190"/>
+            <wp:effectExtent l="0" t="0" r="0" b="0"/>
+            <wp:docPr id="4" name="Grafik 4"/>
+            <wp:cNvGraphicFramePr>
+              <a:graphicFrameLocks xmlns:a="http://schemas.openxmlformats.org/drawingml/2006/main" noChangeAspect="1"/>
+            </wp:cNvGraphicFramePr>
+            <a:graphic xmlns:a="http://schemas.openxmlformats.org/drawingml/2006/main">
+              <a:graphicData uri="http://schemas.openxmlformats.org/drawingml/2006/picture">
+                <pic:pic xmlns:pic="http://schemas.openxmlformats.org/drawingml/2006/picture">
+                  <pic:nvPicPr>
+                    <pic:cNvPr id="1" name=""/>
+                    <pic:cNvPicPr/>
+                  </pic:nvPicPr>
+                  <pic:blipFill>
+                    <a:blip r:embed="rId6"/>
+                    <a:stretch>
+                      <a:fillRect/>
+                    </a:stretch>
+                  </pic:blipFill>
+                  <pic:spPr>
+                    <a:xfrm>
+                      <a:off x="0" y="0"/>
+                      <a:ext cx="2572827" cy="2376802"/>
+                    </a:xfrm>
+                    <a:prstGeom prst="rect">
+                      <a:avLst/>
+                    </a:prstGeom>
+                  </pic:spPr>
+                </pic:pic>
+              </a:graphicData>
+            </a:graphic>
+          </wp:inline>
+        </w:drawing>
+      </w:r>
+    </w:p>
+    <w:p>
+      <w:pPr>
+        <w:spacing w:after="0" w:line="240" w:lineRule="auto"/>
+      </w:pPr>
+    </w:p>
+    <w:p>
+      <w:pPr>
+        <w:spacing w:after="0" w:line="240" w:lineRule="auto"/>
+      </w:pPr>
+      <w:proofErr w:type="spellStart"/>
+      <w:r>
+        <w:t>Prediction</w:t>
+      </w:r>
+      <w:proofErr w:type="spellEnd"/>
+      <w:r>
+        <w:t xml:space="preserve"> </w:t>
+      </w:r>
+      <w:proofErr w:type="spellStart"/>
+      <w:r>
+        <w:t>functions</w:t>
+      </w:r>
+      <w:proofErr w:type="spellEnd"/>
+      <w:r>
+        <w:t xml:space="preserve"> </w:t>
+      </w:r>
+      <w:proofErr w:type="spellStart"/>
+      <w:r>
+        <w:rPr>
+          <w:rFonts w:ascii="Courier New" w:hAnsi="Courier New" w:cs="Courier New"/>
+        </w:rPr>
+        <w:t>fea_pred_freq</w:t>
+      </w:r>
+      <w:proofErr w:type="spellEnd"/>
+      <w:r>
+        <w:t xml:space="preserve"> und </w:t>
+      </w:r>
+      <w:proofErr w:type="spellStart"/>
+      <w:r>
+        <w:rPr>
+          <w:rFonts w:ascii="Courier New" w:hAnsi="Courier New" w:cs="Courier New"/>
+        </w:rPr>
+        <w:t>fea_pred_nrdd</w:t>
+      </w:r>
+      <w:proofErr w:type="spellEnd"/>
+    </w:p>
+    <w:p>
+      <w:pPr>
+        <w:spacing w:after="0" w:line="240" w:lineRule="auto"/>
+      </w:pPr>
+    </w:p>
+    <w:p>
+      <w:pPr>
+        <w:spacing w:after="0" w:line="240" w:lineRule="auto"/>
+      </w:pPr>
+      <w:r>
+        <w:drawing>
+          <wp:inline distT="0" distB="0" distL="0" distR="0" wp14:anchorId="5103D97E" wp14:editId="0B283CE3">
+            <wp:extent cx="2953820" cy="2743200"/>
+            <wp:effectExtent l="0" t="0" r="0" b="0"/>
+            <wp:docPr id="2" name="Grafik 2"/>
+            <wp:cNvGraphicFramePr>
+              <a:graphicFrameLocks xmlns:a="http://schemas.openxmlformats.org/drawingml/2006/main" noChangeAspect="1"/>
+            </wp:cNvGraphicFramePr>
+            <a:graphic xmlns:a="http://schemas.openxmlformats.org/drawingml/2006/main">
+              <a:graphicData uri="http://schemas.openxmlformats.org/drawingml/2006/picture">
+                <pic:pic xmlns:pic="http://schemas.openxmlformats.org/drawingml/2006/picture">
+                  <pic:nvPicPr>
+                    <pic:cNvPr id="1" name=""/>
+                    <pic:cNvPicPr/>
+                  </pic:nvPicPr>
+                  <pic:blipFill>
+                    <a:blip r:embed="rId7"/>
+                    <a:stretch>
+                      <a:fillRect/>
+                    </a:stretch>
+                  </pic:blipFill>
+                  <pic:spPr>
+                    <a:xfrm>
+                      <a:off x="0" y="0"/>
+                      <a:ext cx="2969667" cy="2757917"/>
+                    </a:xfrm>
+                    <a:prstGeom prst="rect">
+                      <a:avLst/>
+                    </a:prstGeom>
+                  </pic:spPr>
+                </pic:pic>
+              </a:graphicData>
+            </a:graphic>
+          </wp:inline>
+        </w:drawing>
+      </w:r>
+    </w:p>
+    <w:p>
+      <w:pPr>
+        <w:spacing w:after="0" w:line="240" w:lineRule="auto"/>
+      </w:pPr>
+    </w:p>
+    <w:p>
+      <w:pPr>
+        <w:spacing w:after="0" w:line="240" w:lineRule="auto"/>
+      </w:pPr>
+      <w:r>
+        <w:t>DP #2648 mit dem minimalen NRDD</w:t>
+      </w:r>
+    </w:p>
+    <w:p>
+      <w:pPr>
+        <w:spacing w:after="0" w:line="240" w:lineRule="auto"/>
+      </w:pPr>
+      <w:r>
+        <w:tab/>
+        <w:t>NRDD = 1,29</w:t>
+      </w:r>
+    </w:p>
+    <w:p>
+      <w:pPr>
+        <w:spacing w:after="0" w:line="240" w:lineRule="auto"/>
+      </w:pPr>
+    </w:p>
+    <w:p>
+      <w:pPr>
+        <w:spacing w:after="0" w:line="240" w:lineRule="auto"/>
+      </w:pPr>
+      <w:r>
+        <w:t>(Vorhersage)</w:t>
+      </w:r>
+    </w:p>
+    <w:p>
+      <w:pPr>
+        <w:spacing w:after="0" w:line="240" w:lineRule="auto"/>
+      </w:pPr>
+      <w:r>
+        <w:drawing>
+          <wp:inline distT="0" distB="0" distL="0" distR="0" wp14:anchorId="5411F653" wp14:editId="02C9245B">
+            <wp:extent cx="3263363" cy="1383476"/>
+            <wp:effectExtent l="0" t="0" r="0" b="7620"/>
+            <wp:docPr id="3" name="Grafik 3"/>
+            <wp:cNvGraphicFramePr>
+              <a:graphicFrameLocks xmlns:a="http://schemas.openxmlformats.org/drawingml/2006/main" noChangeAspect="1"/>
+            </wp:cNvGraphicFramePr>
+            <a:graphic xmlns:a="http://schemas.openxmlformats.org/drawingml/2006/main">
+              <a:graphicData uri="http://schemas.openxmlformats.org/drawingml/2006/picture">
+                <pic:pic xmlns:pic="http://schemas.openxmlformats.org/drawingml/2006/picture">
+                  <pic:nvPicPr>
+                    <pic:cNvPr id="1" name=""/>
+                    <pic:cNvPicPr/>
+                  </pic:nvPicPr>
+                  <pic:blipFill>
+                    <a:blip r:embed="rId8"/>
+                    <a:stretch>
+                      <a:fillRect/>
+                    </a:stretch>
+                  </pic:blipFill>
+                  <pic:spPr>
+                    <a:xfrm>
+                      <a:off x="0" y="0"/>
+                      <a:ext cx="3281855" cy="1391316"/>
+                    </a:xfrm>
+                    <a:prstGeom prst="rect">
+                      <a:avLst/>
+                    </a:prstGeom>
+                  </pic:spPr>
+                </pic:pic>
+              </a:graphicData>
+            </a:graphic>
+          </wp:inline>
+        </w:drawing>
+      </w:r>
+    </w:p>
+    <w:p>
+      <w:pPr>
+        <w:spacing w:after="0" w:line="240" w:lineRule="auto"/>
+      </w:pPr>
+    </w:p>
+    <w:p>
+      <w:pPr>
+        <w:spacing w:after="0" w:line="240" w:lineRule="auto"/>
+      </w:pPr>
+      <w:r>
+        <w:t xml:space="preserve">Definition der </w:t>
+      </w:r>
+      <w:proofErr w:type="spellStart"/>
+      <w:r>
+        <w:t>Cost</w:t>
+      </w:r>
+      <w:proofErr w:type="spellEnd"/>
+      <w:r>
+        <w:t xml:space="preserve"> </w:t>
+      </w:r>
+      <w:proofErr w:type="spellStart"/>
+      <w:r>
+        <w:t>functions</w:t>
+      </w:r>
+      <w:proofErr w:type="spellEnd"/>
+    </w:p>
+    <w:p>
+      <w:pPr>
+        <w:spacing w:after="0" w:line="240" w:lineRule="auto"/>
+      </w:pPr>
+    </w:p>
+    <w:p>
+      <w:pPr>
+        <w:pStyle w:val="Listenabsatz"/>
+        <w:numPr>
+          <w:ilvl w:val="0"/>
+          <w:numId w:val="2"/>
+        </w:numPr>
+        <w:spacing w:after="0" w:line="240" w:lineRule="auto"/>
+      </w:pPr>
+      <w:proofErr w:type="spellStart"/>
+      <w:r>
+        <w:t>f_cost_long_freq</w:t>
+      </w:r>
+      <w:proofErr w:type="spellEnd"/>
+    </w:p>
+    <w:p>
+      <w:pPr>
+        <w:spacing w:after="0" w:line="240" w:lineRule="auto"/>
+      </w:pPr>
+      <w:r>
+        <w:t>Abstand zu 20 kHz</w:t>
+      </w:r>
+    </w:p>
+    <w:p>
+      <w:pPr>
+        <w:spacing w:after="0" w:line="240" w:lineRule="auto"/>
+      </w:pPr>
+      <w:proofErr w:type="spellStart"/>
+      <w:r>
+        <w:t>cost_f_long</w:t>
+      </w:r>
+      <w:proofErr w:type="spellEnd"/>
+      <w:r>
+        <w:t xml:space="preserve"> = ((f_long-20e</w:t>
+      </w:r>
+      <w:proofErr w:type="gramStart"/>
+      <w:r>
+        <w:t>3)/</w:t>
+      </w:r>
+      <w:proofErr w:type="gramEnd"/>
+      <w:r>
+        <w:t>20e3)**2</w:t>
+      </w:r>
+    </w:p>
+    <w:p>
+      <w:pPr>
+        <w:spacing w:after="0" w:line="240" w:lineRule="auto"/>
+      </w:pPr>
+    </w:p>
+    <w:p>
+      <w:pPr>
+        <w:pStyle w:val="Listenabsatz"/>
+        <w:numPr>
+          <w:ilvl w:val="0"/>
+          <w:numId w:val="2"/>
+        </w:numPr>
+        <w:spacing w:after="0" w:line="240" w:lineRule="auto"/>
+      </w:pPr>
+      <w:proofErr w:type="spellStart"/>
+      <w:r>
+        <w:lastRenderedPageBreak/>
+        <w:t>f_cost_all_freq</w:t>
+      </w:r>
+      <w:proofErr w:type="spellEnd"/>
+    </w:p>
+    <w:p>
+      <w:pPr>
+        <w:spacing w:after="0" w:line="240" w:lineRule="auto"/>
+      </w:pPr>
+      <w:r>
+        <w:t>Abstand Long. Mode zu direkten Nachbarmoden</w:t>
+      </w:r>
+    </w:p>
+    <w:p>
       <w:pPr>
         <w:spacing w:after="0" w:line="240" w:lineRule="auto"/>
       </w:pPr>
       <w:bookmarkStart w:id="0" w:name="_GoBack"/>
       <w:bookmarkEnd w:id="0"/>
+    </w:p>
+    <w:p>
+      <w:pPr>
+        <w:spacing w:after="0" w:line="240" w:lineRule="auto"/>
+      </w:pPr>
+    </w:p>
+    <w:p>
+      <w:pPr>
+        <w:spacing w:after="0" w:line="240" w:lineRule="auto"/>
+      </w:pPr>
+    </w:p>
+    <w:p>
+      <w:pPr>
+        <w:pStyle w:val="Listenabsatz"/>
+        <w:numPr>
+          <w:ilvl w:val="0"/>
+          <w:numId w:val="2"/>
+        </w:numPr>
+        <w:spacing w:after="0" w:line="240" w:lineRule="auto"/>
+      </w:pPr>
+      <w:proofErr w:type="spellStart"/>
+      <w:r>
+        <w:t>f_cost_nrdd</w:t>
+      </w:r>
+      <w:proofErr w:type="spellEnd"/>
+    </w:p>
+    <w:p>
+      <w:pPr>
+        <w:spacing w:after="0" w:line="240" w:lineRule="auto"/>
+      </w:pPr>
+    </w:p>
+    <w:p>
+      <w:pPr>
+        <w:spacing w:after="0" w:line="240" w:lineRule="auto"/>
+      </w:pPr>
+    </w:p>
+    <w:p>
+      <w:pPr>
+        <w:spacing w:after="0" w:line="240" w:lineRule="auto"/>
+      </w:pPr>
     </w:p>
     <w:sectPr>
       <w:pgSz w:w="11906" w:h="16838"/>
@@ -170,6 +993,119 @@
 <file path=word/numbering.xml><?xml version="1.0" encoding="utf-8"?>
 <w:numbering xmlns:wpc="http://schemas.microsoft.com/office/word/2010/wordprocessingCanvas" xmlns:cx="http://schemas.microsoft.com/office/drawing/2014/chartex" xmlns:cx1="http://schemas.microsoft.com/office/drawing/2015/9/8/chartex" xmlns:mc="http://schemas.openxmlformats.org/markup-compatibility/2006" xmlns:o="urn:schemas-microsoft-com:office:office" xmlns:r="http://schemas.openxmlformats.org/officeDocument/2006/relationships" xmlns:m="http://schemas.openxmlformats.org/officeDocument/2006/math" xmlns:v="urn:schemas-microsoft-com:vml" xmlns:wp14="http://schemas.microsoft.com/office/word/2010/wordprocessingDrawing" xmlns:wp="http://schemas.openxmlformats.org/drawingml/2006/wordprocessingDrawing" xmlns:w10="urn:schemas-microsoft-com:office:word" xmlns:w="http://schemas.openxmlformats.org/wordprocessingml/2006/main" xmlns:w14="http://schemas.microsoft.com/office/word/2010/wordml" xmlns:w15="http://schemas.microsoft.com/office/word/2012/wordml" xmlns:w16se="http://schemas.microsoft.com/office/word/2015/wordml/symex" xmlns:wpg="http://schemas.microsoft.com/office/word/2010/wordprocessingGroup" xmlns:wpi="http://schemas.microsoft.com/office/word/2010/wordprocessingInk" xmlns:wne="http://schemas.microsoft.com/office/word/2006/wordml" xmlns:wps="http://schemas.microsoft.com/office/word/2010/wordprocessingShape" mc:Ignorable="w14 w15 w16se wp14">
   <w:abstractNum w:abstractNumId="0" w15:restartNumberingAfterBreak="0">
+    <w:nsid w:val="3C7D36C5"/>
+    <w:multiLevelType w:val="hybridMultilevel"/>
+    <w:tmpl w:val="56B6E382"/>
+    <w:lvl w:ilvl="0" w:tplc="D6BEC95C">
+      <w:start w:val="2"/>
+      <w:numFmt w:val="bullet"/>
+      <w:lvlText w:val=""/>
+      <w:lvlJc w:val="left"/>
+      <w:pPr>
+        <w:ind w:left="720" w:hanging="360"/>
+      </w:pPr>
+      <w:rPr>
+        <w:rFonts w:ascii="Symbol" w:eastAsiaTheme="minorHAnsi" w:hAnsi="Symbol" w:cstheme="minorBidi" w:hint="default"/>
+      </w:rPr>
+    </w:lvl>
+    <w:lvl w:ilvl="1" w:tplc="04070003" w:tentative="1">
+      <w:start w:val="1"/>
+      <w:numFmt w:val="bullet"/>
+      <w:lvlText w:val="o"/>
+      <w:lvlJc w:val="left"/>
+      <w:pPr>
+        <w:ind w:left="1440" w:hanging="360"/>
+      </w:pPr>
+      <w:rPr>
+        <w:rFonts w:ascii="Courier New" w:hAnsi="Courier New" w:cs="Courier New" w:hint="default"/>
+      </w:rPr>
+    </w:lvl>
+    <w:lvl w:ilvl="2" w:tplc="04070005" w:tentative="1">
+      <w:start w:val="1"/>
+      <w:numFmt w:val="bullet"/>
+      <w:lvlText w:val=""/>
+      <w:lvlJc w:val="left"/>
+      <w:pPr>
+        <w:ind w:left="2160" w:hanging="360"/>
+      </w:pPr>
+      <w:rPr>
+        <w:rFonts w:ascii="Wingdings" w:hAnsi="Wingdings" w:hint="default"/>
+      </w:rPr>
+    </w:lvl>
+    <w:lvl w:ilvl="3" w:tplc="04070001" w:tentative="1">
+      <w:start w:val="1"/>
+      <w:numFmt w:val="bullet"/>
+      <w:lvlText w:val=""/>
+      <w:lvlJc w:val="left"/>
+      <w:pPr>
+        <w:ind w:left="2880" w:hanging="360"/>
+      </w:pPr>
+      <w:rPr>
+        <w:rFonts w:ascii="Symbol" w:hAnsi="Symbol" w:hint="default"/>
+      </w:rPr>
+    </w:lvl>
+    <w:lvl w:ilvl="4" w:tplc="04070003" w:tentative="1">
+      <w:start w:val="1"/>
+      <w:numFmt w:val="bullet"/>
+      <w:lvlText w:val="o"/>
+      <w:lvlJc w:val="left"/>
+      <w:pPr>
+        <w:ind w:left="3600" w:hanging="360"/>
+      </w:pPr>
+      <w:rPr>
+        <w:rFonts w:ascii="Courier New" w:hAnsi="Courier New" w:cs="Courier New" w:hint="default"/>
+      </w:rPr>
+    </w:lvl>
+    <w:lvl w:ilvl="5" w:tplc="04070005" w:tentative="1">
+      <w:start w:val="1"/>
+      <w:numFmt w:val="bullet"/>
+      <w:lvlText w:val=""/>
+      <w:lvlJc w:val="left"/>
+      <w:pPr>
+        <w:ind w:left="4320" w:hanging="360"/>
+      </w:pPr>
+      <w:rPr>
+        <w:rFonts w:ascii="Wingdings" w:hAnsi="Wingdings" w:hint="default"/>
+      </w:rPr>
+    </w:lvl>
+    <w:lvl w:ilvl="6" w:tplc="04070001" w:tentative="1">
+      <w:start w:val="1"/>
+      <w:numFmt w:val="bullet"/>
+      <w:lvlText w:val=""/>
+      <w:lvlJc w:val="left"/>
+      <w:pPr>
+        <w:ind w:left="5040" w:hanging="360"/>
+      </w:pPr>
+      <w:rPr>
+        <w:rFonts w:ascii="Symbol" w:hAnsi="Symbol" w:hint="default"/>
+      </w:rPr>
+    </w:lvl>
+    <w:lvl w:ilvl="7" w:tplc="04070003" w:tentative="1">
+      <w:start w:val="1"/>
+      <w:numFmt w:val="bullet"/>
+      <w:lvlText w:val="o"/>
+      <w:lvlJc w:val="left"/>
+      <w:pPr>
+        <w:ind w:left="5760" w:hanging="360"/>
+      </w:pPr>
+      <w:rPr>
+        <w:rFonts w:ascii="Courier New" w:hAnsi="Courier New" w:cs="Courier New" w:hint="default"/>
+      </w:rPr>
+    </w:lvl>
+    <w:lvl w:ilvl="8" w:tplc="04070005" w:tentative="1">
+      <w:start w:val="1"/>
+      <w:numFmt w:val="bullet"/>
+      <w:lvlText w:val=""/>
+      <w:lvlJc w:val="left"/>
+      <w:pPr>
+        <w:ind w:left="6480" w:hanging="360"/>
+      </w:pPr>
+      <w:rPr>
+        <w:rFonts w:ascii="Wingdings" w:hAnsi="Wingdings" w:hint="default"/>
+      </w:rPr>
+    </w:lvl>
+  </w:abstractNum>
+  <w:abstractNum w:abstractNumId="1" w15:restartNumberingAfterBreak="0">
     <w:nsid w:val="3EC24BB0"/>
     <w:multiLevelType w:val="hybridMultilevel"/>
     <w:tmpl w:val="6AA2273C"/>
@@ -283,6 +1219,9 @@
     </w:lvl>
   </w:abstractNum>
   <w:num w:numId="1">
+    <w:abstractNumId w:val="1"/>
+  </w:num>
+  <w:num w:numId="2">
     <w:abstractNumId w:val="0"/>
   </w:num>
 </w:numbering>
@@ -720,6 +1659,25 @@
       <w:contextualSpacing/>
     </w:pPr>
   </w:style>
+  <w:style w:type="table" w:styleId="Tabellenraster">
+    <w:name w:val="Table Grid"/>
+    <w:basedOn w:val="NormaleTabelle"/>
+    <w:uiPriority w:val="39"/>
+    <w:rsid w:val="00E145B8"/>
+    <w:pPr>
+      <w:spacing w:after="0" w:line="240" w:lineRule="auto"/>
+    </w:pPr>
+    <w:tblPr>
+      <w:tblBorders>
+        <w:top w:val="single" w:sz="4" w:space="0" w:color="auto"/>
+        <w:left w:val="single" w:sz="4" w:space="0" w:color="auto"/>
+        <w:bottom w:val="single" w:sz="4" w:space="0" w:color="auto"/>
+        <w:right w:val="single" w:sz="4" w:space="0" w:color="auto"/>
+        <w:insideH w:val="single" w:sz="4" w:space="0" w:color="auto"/>
+        <w:insideV w:val="single" w:sz="4" w:space="0" w:color="auto"/>
+      </w:tblBorders>
+    </w:tblPr>
+  </w:style>
 </w:styles>
 </file>
 

--- a/report/Nächste Schritte UVo-FBr 22.07.2025.docx
+++ b/report/Nächste Schritte UVo-FBr 22.07.2025.docx
@@ -7,15 +7,7 @@
         <w:spacing w:after="0" w:line="240" w:lineRule="auto"/>
       </w:pPr>
       <w:r>
-        <w:t xml:space="preserve">Termin </w:t>
-      </w:r>
-      <w:proofErr w:type="spellStart"/>
-      <w:r>
-        <w:t>UVo</w:t>
-      </w:r>
-      <w:proofErr w:type="spellEnd"/>
-      <w:r>
-        <w:t xml:space="preserve"> 22.07.2025</w:t>
+        <w:t>Termin UVo 22.07.2025</w:t>
       </w:r>
     </w:p>
     <w:p>
@@ -45,13 +37,8 @@
         </w:numPr>
         <w:spacing w:after="0" w:line="240" w:lineRule="auto"/>
       </w:pPr>
-      <w:proofErr w:type="spellStart"/>
-      <w:r>
-        <w:t>Optimas</w:t>
-      </w:r>
-      <w:proofErr w:type="spellEnd"/>
-      <w:r>
-        <w:t xml:space="preserve"> finden und nachrechnen</w:t>
+      <w:r>
+        <w:t>Optimas finden und nachrechnen</w:t>
       </w:r>
     </w:p>
     <w:p>
@@ -103,15 +90,7 @@
         <w:spacing w:after="0" w:line="240" w:lineRule="auto"/>
       </w:pPr>
       <w:r>
-        <w:t xml:space="preserve">Literatur / </w:t>
-      </w:r>
-      <w:proofErr w:type="spellStart"/>
-      <w:r>
-        <w:t>ChatGPT</w:t>
-      </w:r>
-      <w:proofErr w:type="spellEnd"/>
-      <w:r>
-        <w:t>: Abbildung der Geometrie als Matrix</w:t>
+        <w:t>Literatur / ChatGPT: Abbildung der Geometrie als Matrix</w:t>
       </w:r>
     </w:p>
     <w:p>
@@ -142,14 +121,7 @@
       </w:pPr>
       <w:r>
         <w:tab/>
-      </w:r>
-      <w:proofErr w:type="spellStart"/>
-      <w:r>
-        <w:t>Dim_X</w:t>
-      </w:r>
-      <w:proofErr w:type="spellEnd"/>
-      <w:r>
-        <w:t>: 100 – (175) – 195</w:t>
+        <w:t>Dim_X: 100 – (175) – 195</w:t>
       </w:r>
       <w:r>
         <w:tab/>
@@ -162,14 +134,7 @@
       </w:pPr>
       <w:r>
         <w:tab/>
-      </w:r>
-      <w:proofErr w:type="spellStart"/>
-      <w:r>
-        <w:t>Dim_Z</w:t>
-      </w:r>
-      <w:proofErr w:type="spellEnd"/>
-      <w:r>
-        <w:t>: 200 – (240) – 280</w:t>
+        <w:t>Dim_Z: 200 – (240) – 280</w:t>
       </w:r>
       <w:r>
         <w:tab/>
@@ -204,15 +169,7 @@
         <w:spacing w:after="0" w:line="240" w:lineRule="auto"/>
       </w:pPr>
       <w:r>
-        <w:t>(Notebook 7-</w:t>
-      </w:r>
-      <w:proofErr w:type="gramStart"/>
-      <w:r>
-        <w:t>optimization.ipynb</w:t>
-      </w:r>
-      <w:proofErr w:type="gramEnd"/>
-      <w:r>
-        <w:t>)</w:t>
+        <w:t>(Notebook 7-optimization.ipynb)</w:t>
       </w:r>
     </w:p>
     <w:p>
@@ -330,11 +287,9 @@
             <w:tcW w:w="1838" w:type="dxa"/>
           </w:tcPr>
           <w:p>
-            <w:proofErr w:type="spellStart"/>
             <w:r>
               <w:t>lst_var</w:t>
             </w:r>
-            <w:proofErr w:type="spellEnd"/>
           </w:p>
         </w:tc>
         <w:tc>
@@ -343,23 +298,7 @@
           </w:tcPr>
           <w:p>
             <w:r>
-              <w:t>Parameter, die für die Optimierung variiert werden (</w:t>
-            </w:r>
-            <w:proofErr w:type="spellStart"/>
-            <w:r>
-              <w:t>dim_x</w:t>
-            </w:r>
-            <w:proofErr w:type="spellEnd"/>
-            <w:r>
-              <w:t xml:space="preserve">, ..., </w:t>
-            </w:r>
-            <w:proofErr w:type="spellStart"/>
-            <w:r>
-              <w:t>cut_z_depth</w:t>
-            </w:r>
-            <w:proofErr w:type="spellEnd"/>
-            <w:r>
-              <w:t>)</w:t>
+              <w:t>Parameter, die für die Optimierung variiert werden (dim_x, ..., cut_z_depth)</w:t>
             </w:r>
           </w:p>
         </w:tc>
@@ -373,14 +312,12 @@
                 <w:rFonts w:ascii="Courier New" w:hAnsi="Courier New" w:cs="Courier New"/>
               </w:rPr>
             </w:pPr>
-            <w:proofErr w:type="spellStart"/>
             <w:r>
               <w:rPr>
                 <w:rFonts w:ascii="Courier New" w:hAnsi="Courier New" w:cs="Courier New"/>
               </w:rPr>
               <w:t>xvar</w:t>
             </w:r>
-            <w:proofErr w:type="spellEnd"/>
           </w:p>
           <w:p>
             <w:pPr>
@@ -397,11 +334,9 @@
             <w:tcW w:w="1838" w:type="dxa"/>
           </w:tcPr>
           <w:p>
-            <w:proofErr w:type="spellStart"/>
             <w:r>
               <w:t>lst_calc</w:t>
             </w:r>
-            <w:proofErr w:type="spellEnd"/>
           </w:p>
         </w:tc>
         <w:tc>
@@ -410,31 +345,7 @@
           </w:tcPr>
           <w:p>
             <w:r>
-              <w:t xml:space="preserve">Berechnete Parameter (additional </w:t>
-            </w:r>
-            <w:proofErr w:type="spellStart"/>
-            <w:r>
-              <w:t>features</w:t>
-            </w:r>
-            <w:proofErr w:type="spellEnd"/>
-            <w:r>
-              <w:t xml:space="preserve">: </w:t>
-            </w:r>
-            <w:proofErr w:type="spellStart"/>
-            <w:r>
-              <w:t>seg_x_out</w:t>
-            </w:r>
-            <w:proofErr w:type="spellEnd"/>
-            <w:r>
-              <w:t xml:space="preserve">, </w:t>
-            </w:r>
-            <w:proofErr w:type="spellStart"/>
-            <w:r>
-              <w:t>seg_z_out</w:t>
-            </w:r>
-            <w:proofErr w:type="spellEnd"/>
-            <w:r>
-              <w:t>)</w:t>
+              <w:t>Berechnete Parameter (additional features: seg_x_out, seg_z_out)</w:t>
             </w:r>
           </w:p>
         </w:tc>
@@ -457,11 +368,9 @@
             <w:tcW w:w="1838" w:type="dxa"/>
           </w:tcPr>
           <w:p>
-            <w:proofErr w:type="spellStart"/>
             <w:r>
               <w:t>lst_slot_class</w:t>
             </w:r>
-            <w:proofErr w:type="spellEnd"/>
           </w:p>
         </w:tc>
         <w:tc>
@@ -493,11 +402,9 @@
             <w:tcW w:w="1838" w:type="dxa"/>
           </w:tcPr>
           <w:p>
-            <w:proofErr w:type="spellStart"/>
             <w:r>
               <w:t>lst_cols</w:t>
             </w:r>
-            <w:proofErr w:type="spellEnd"/>
           </w:p>
         </w:tc>
         <w:tc>
@@ -506,31 +413,7 @@
           </w:tcPr>
           <w:p>
             <w:r>
-              <w:t>Parameter, die in die Modelle überführt werden (</w:t>
-            </w:r>
-            <w:proofErr w:type="spellStart"/>
-            <w:r>
-              <w:t>lst_var</w:t>
-            </w:r>
-            <w:proofErr w:type="spellEnd"/>
-            <w:r>
-              <w:t xml:space="preserve"> + </w:t>
-            </w:r>
-            <w:proofErr w:type="spellStart"/>
-            <w:r>
-              <w:t>lst_calc</w:t>
-            </w:r>
-            <w:proofErr w:type="spellEnd"/>
-            <w:r>
-              <w:t xml:space="preserve"> + </w:t>
-            </w:r>
-            <w:proofErr w:type="spellStart"/>
-            <w:r>
-              <w:t>lst_slot_class</w:t>
-            </w:r>
-            <w:proofErr w:type="spellEnd"/>
-            <w:r>
-              <w:t>)</w:t>
+              <w:t>Parameter, die in die Modelle überführt werden (lst_var + lst_calc + lst_slot_class)</w:t>
             </w:r>
           </w:p>
         </w:tc>
@@ -559,11 +442,9 @@
             <w:tcW w:w="1838" w:type="dxa"/>
           </w:tcPr>
           <w:p>
-            <w:proofErr w:type="spellStart"/>
             <w:r>
               <w:t>lst_nb_slots</w:t>
             </w:r>
-            <w:proofErr w:type="spellEnd"/>
           </w:p>
         </w:tc>
         <w:tc>
@@ -596,14 +477,12 @@
       <w:r>
         <w:t xml:space="preserve">Konvertierung von </w:t>
       </w:r>
-      <w:proofErr w:type="spellStart"/>
       <w:r>
         <w:rPr>
           <w:rFonts w:ascii="Courier New" w:hAnsi="Courier New" w:cs="Courier New"/>
         </w:rPr>
         <w:t>xvar</w:t>
       </w:r>
-      <w:proofErr w:type="spellEnd"/>
       <w:r>
         <w:t xml:space="preserve"> nach </w:t>
       </w:r>
@@ -669,41 +548,24 @@
       <w:pPr>
         <w:spacing w:after="0" w:line="240" w:lineRule="auto"/>
       </w:pPr>
-      <w:proofErr w:type="spellStart"/>
-      <w:r>
-        <w:t>Prediction</w:t>
-      </w:r>
-      <w:proofErr w:type="spellEnd"/>
-      <w:r>
-        <w:t xml:space="preserve"> </w:t>
-      </w:r>
-      <w:proofErr w:type="spellStart"/>
-      <w:r>
-        <w:t>functions</w:t>
-      </w:r>
-      <w:proofErr w:type="spellEnd"/>
-      <w:r>
-        <w:t xml:space="preserve"> </w:t>
-      </w:r>
-      <w:proofErr w:type="spellStart"/>
+      <w:r>
+        <w:t xml:space="preserve">Prediction functions </w:t>
+      </w:r>
       <w:r>
         <w:rPr>
           <w:rFonts w:ascii="Courier New" w:hAnsi="Courier New" w:cs="Courier New"/>
         </w:rPr>
         <w:t>fea_pred_freq</w:t>
       </w:r>
-      <w:proofErr w:type="spellEnd"/>
       <w:r>
         <w:t xml:space="preserve"> und </w:t>
       </w:r>
-      <w:proofErr w:type="spellStart"/>
       <w:r>
         <w:rPr>
           <w:rFonts w:ascii="Courier New" w:hAnsi="Courier New" w:cs="Courier New"/>
         </w:rPr>
         <w:t>fea_pred_nrdd</w:t>
       </w:r>
-      <w:proofErr w:type="spellEnd"/>
     </w:p>
     <w:p>
       <w:pPr>
@@ -839,21 +701,8 @@
         <w:spacing w:after="0" w:line="240" w:lineRule="auto"/>
       </w:pPr>
       <w:r>
-        <w:t xml:space="preserve">Definition der </w:t>
-      </w:r>
-      <w:proofErr w:type="spellStart"/>
-      <w:r>
-        <w:t>Cost</w:t>
-      </w:r>
-      <w:proofErr w:type="spellEnd"/>
-      <w:r>
-        <w:t xml:space="preserve"> </w:t>
-      </w:r>
-      <w:proofErr w:type="spellStart"/>
-      <w:r>
-        <w:t>functions</w:t>
-      </w:r>
-      <w:proofErr w:type="spellEnd"/>
+        <w:t>Definition der Cost functions</w:t>
+      </w:r>
     </w:p>
     <w:p>
       <w:pPr>
@@ -869,11 +718,9 @@
         </w:numPr>
         <w:spacing w:after="0" w:line="240" w:lineRule="auto"/>
       </w:pPr>
-      <w:proofErr w:type="spellStart"/>
       <w:r>
         <w:t>f_cost_long_freq</w:t>
       </w:r>
-      <w:proofErr w:type="spellEnd"/>
     </w:p>
     <w:p>
       <w:pPr>
@@ -887,21 +734,8 @@
       <w:pPr>
         <w:spacing w:after="0" w:line="240" w:lineRule="auto"/>
       </w:pPr>
-      <w:proofErr w:type="spellStart"/>
-      <w:r>
-        <w:t>cost_f_long</w:t>
-      </w:r>
-      <w:proofErr w:type="spellEnd"/>
-      <w:r>
-        <w:t xml:space="preserve"> = ((f_long-20e</w:t>
-      </w:r>
-      <w:proofErr w:type="gramStart"/>
-      <w:r>
-        <w:t>3)/</w:t>
-      </w:r>
-      <w:proofErr w:type="gramEnd"/>
-      <w:r>
-        <w:t>20e3)**2</w:t>
+      <w:r>
+        <w:t>cost_f_long = ((f_long-20e3)/20e3)**2</w:t>
       </w:r>
     </w:p>
     <w:p>
@@ -918,12 +752,10 @@
         </w:numPr>
         <w:spacing w:after="0" w:line="240" w:lineRule="auto"/>
       </w:pPr>
-      <w:proofErr w:type="spellStart"/>
       <w:r>
         <w:lastRenderedPageBreak/>
         <w:t>f_cost_all_freq</w:t>
       </w:r>
-      <w:proofErr w:type="spellEnd"/>
     </w:p>
     <w:p>
       <w:pPr>
@@ -937,13 +769,33 @@
       <w:pPr>
         <w:spacing w:after="0" w:line="240" w:lineRule="auto"/>
       </w:pPr>
-      <w:bookmarkStart w:id="0" w:name="_GoBack"/>
-      <w:bookmarkEnd w:id="0"/>
-    </w:p>
-    <w:p>
-      <w:pPr>
-        <w:spacing w:after="0" w:line="240" w:lineRule="auto"/>
-      </w:pPr>
+      <w:r>
+        <w:t>f0 = f_all[idx]</w:t>
+      </w:r>
+    </w:p>
+    <w:p>
+      <w:pPr>
+        <w:spacing w:after="0" w:line="240" w:lineRule="auto"/>
+      </w:pPr>
+      <w:r>
+        <w:t>cost_f_below = (1/(f_all[idx-1]-f0))**2</w:t>
+      </w:r>
+    </w:p>
+    <w:p>
+      <w:pPr>
+        <w:spacing w:after="0" w:line="240" w:lineRule="auto"/>
+      </w:pPr>
+      <w:r>
+        <w:t>cost_f_above = (1/(f_all[idx+1]-f0))**2</w:t>
+      </w:r>
+    </w:p>
+    <w:p>
+      <w:pPr>
+        <w:spacing w:after="0" w:line="240" w:lineRule="auto"/>
+      </w:pPr>
+      <w:r>
+        <w:t>cost_f_all = cost_f_below + cost_f_above</w:t>
+      </w:r>
     </w:p>
     <w:p>
       <w:pPr>
@@ -959,11 +811,219 @@
         </w:numPr>
         <w:spacing w:after="0" w:line="240" w:lineRule="auto"/>
       </w:pPr>
-      <w:proofErr w:type="spellStart"/>
       <w:r>
         <w:t>f_cost_nrdd</w:t>
       </w:r>
-      <w:proofErr w:type="spellEnd"/>
+    </w:p>
+    <w:p>
+      <w:pPr>
+        <w:spacing w:after="0" w:line="240" w:lineRule="auto"/>
+      </w:pPr>
+      <w:r>
+        <w:t>NRDD Wert</w:t>
+      </w:r>
+    </w:p>
+    <w:p>
+      <w:pPr>
+        <w:spacing w:after="0" w:line="240" w:lineRule="auto"/>
+      </w:pPr>
+      <w:r>
+        <w:t>cost_f_nrdd = NRDD</w:t>
+      </w:r>
+    </w:p>
+    <w:p>
+      <w:pPr>
+        <w:spacing w:after="0" w:line="240" w:lineRule="auto"/>
+      </w:pPr>
+    </w:p>
+    <w:p>
+      <w:pPr>
+        <w:spacing w:after="0" w:line="240" w:lineRule="auto"/>
+      </w:pPr>
+      <w:r>
+        <w:t>Start mit identischen Gewichtungen [1, 1, 1]</w:t>
+      </w:r>
+    </w:p>
+    <w:p>
+      <w:pPr>
+        <w:spacing w:after="0" w:line="240" w:lineRule="auto"/>
+      </w:pPr>
+      <w:r>
+        <w:t>Fokus auf Schlitzverteilung „4-2“</w:t>
+      </w:r>
+    </w:p>
+    <w:p>
+      <w:pPr>
+        <w:spacing w:after="0" w:line="240" w:lineRule="auto"/>
+      </w:pPr>
+    </w:p>
+    <w:p>
+      <w:pPr>
+        <w:spacing w:after="0" w:line="240" w:lineRule="auto"/>
+      </w:pPr>
+      <w:r>
+        <w:t>Berechnung der 3 cost functions für alle DP</w:t>
+      </w:r>
+    </w:p>
+    <w:p>
+      <w:pPr>
+        <w:spacing w:after="0" w:line="240" w:lineRule="auto"/>
+      </w:pPr>
+      <w:r>
+        <w:drawing>
+          <wp:inline distT="0" distB="0" distL="0" distR="0" wp14:anchorId="4016CCC4" wp14:editId="522572AE">
+            <wp:extent cx="1757676" cy="908462"/>
+            <wp:effectExtent l="0" t="0" r="0" b="6350"/>
+            <wp:docPr id="5" name="Grafik 5"/>
+            <wp:cNvGraphicFramePr>
+              <a:graphicFrameLocks xmlns:a="http://schemas.openxmlformats.org/drawingml/2006/main" noChangeAspect="1"/>
+            </wp:cNvGraphicFramePr>
+            <a:graphic xmlns:a="http://schemas.openxmlformats.org/drawingml/2006/main">
+              <a:graphicData uri="http://schemas.openxmlformats.org/drawingml/2006/picture">
+                <pic:pic xmlns:pic="http://schemas.openxmlformats.org/drawingml/2006/picture">
+                  <pic:nvPicPr>
+                    <pic:cNvPr id="1" name=""/>
+                    <pic:cNvPicPr/>
+                  </pic:nvPicPr>
+                  <pic:blipFill>
+                    <a:blip r:embed="rId9"/>
+                    <a:stretch>
+                      <a:fillRect/>
+                    </a:stretch>
+                  </pic:blipFill>
+                  <pic:spPr>
+                    <a:xfrm>
+                      <a:off x="0" y="0"/>
+                      <a:ext cx="1774805" cy="917315"/>
+                    </a:xfrm>
+                    <a:prstGeom prst="rect">
+                      <a:avLst/>
+                    </a:prstGeom>
+                  </pic:spPr>
+                </pic:pic>
+              </a:graphicData>
+            </a:graphic>
+          </wp:inline>
+        </w:drawing>
+      </w:r>
+      <w:r>
+        <w:tab/>
+      </w:r>
+      <w:r>
+        <w:tab/>
+      </w:r>
+      <w:r>
+        <w:drawing>
+          <wp:inline distT="0" distB="0" distL="0" distR="0" wp14:anchorId="617B98D7" wp14:editId="23EF6783">
+            <wp:extent cx="1193470" cy="906271"/>
+            <wp:effectExtent l="0" t="0" r="6985" b="8255"/>
+            <wp:docPr id="6" name="Grafik 6"/>
+            <wp:cNvGraphicFramePr>
+              <a:graphicFrameLocks xmlns:a="http://schemas.openxmlformats.org/drawingml/2006/main" noChangeAspect="1"/>
+            </wp:cNvGraphicFramePr>
+            <a:graphic xmlns:a="http://schemas.openxmlformats.org/drawingml/2006/main">
+              <a:graphicData uri="http://schemas.openxmlformats.org/drawingml/2006/picture">
+                <pic:pic xmlns:pic="http://schemas.openxmlformats.org/drawingml/2006/picture">
+                  <pic:nvPicPr>
+                    <pic:cNvPr id="1" name=""/>
+                    <pic:cNvPicPr/>
+                  </pic:nvPicPr>
+                  <pic:blipFill>
+                    <a:blip r:embed="rId10"/>
+                    <a:stretch>
+                      <a:fillRect/>
+                    </a:stretch>
+                  </pic:blipFill>
+                  <pic:spPr>
+                    <a:xfrm>
+                      <a:off x="0" y="0"/>
+                      <a:ext cx="1223870" cy="929355"/>
+                    </a:xfrm>
+                    <a:prstGeom prst="rect">
+                      <a:avLst/>
+                    </a:prstGeom>
+                  </pic:spPr>
+                </pic:pic>
+              </a:graphicData>
+            </a:graphic>
+          </wp:inline>
+        </w:drawing>
+      </w:r>
+    </w:p>
+    <w:p>
+      <w:pPr>
+        <w:spacing w:after="0" w:line="240" w:lineRule="auto"/>
+      </w:pPr>
+    </w:p>
+    <w:p>
+      <w:pPr>
+        <w:spacing w:after="0" w:line="240" w:lineRule="auto"/>
+      </w:pPr>
+      <w:r>
+        <w:t>Mittelwert der cost functions bestimmen die neuen Gewichte:</w:t>
+      </w:r>
+    </w:p>
+    <w:p>
+      <w:pPr>
+        <w:spacing w:after="0" w:line="240" w:lineRule="auto"/>
+      </w:pPr>
+      <w:r>
+        <w:t>weights = [1/mean_cost_long_freq, 1/mean_cost_all_freq, 1/mean_cost_nrdd]</w:t>
+      </w:r>
+    </w:p>
+    <w:p>
+      <w:pPr>
+        <w:spacing w:after="0" w:line="240" w:lineRule="auto"/>
+      </w:pPr>
+      <w:r>
+        <w:drawing>
+          <wp:inline distT="0" distB="0" distL="0" distR="0" wp14:anchorId="0AF844FD" wp14:editId="221E1654">
+            <wp:extent cx="1983179" cy="362312"/>
+            <wp:effectExtent l="0" t="0" r="0" b="0"/>
+            <wp:docPr id="7" name="Grafik 7"/>
+            <wp:cNvGraphicFramePr>
+              <a:graphicFrameLocks xmlns:a="http://schemas.openxmlformats.org/drawingml/2006/main" noChangeAspect="1"/>
+            </wp:cNvGraphicFramePr>
+            <a:graphic xmlns:a="http://schemas.openxmlformats.org/drawingml/2006/main">
+              <a:graphicData uri="http://schemas.openxmlformats.org/drawingml/2006/picture">
+                <pic:pic xmlns:pic="http://schemas.openxmlformats.org/drawingml/2006/picture">
+                  <pic:nvPicPr>
+                    <pic:cNvPr id="1" name=""/>
+                    <pic:cNvPicPr/>
+                  </pic:nvPicPr>
+                  <pic:blipFill>
+                    <a:blip r:embed="rId11"/>
+                    <a:stretch>
+                      <a:fillRect/>
+                    </a:stretch>
+                  </pic:blipFill>
+                  <pic:spPr>
+                    <a:xfrm>
+                      <a:off x="0" y="0"/>
+                      <a:ext cx="2015090" cy="368142"/>
+                    </a:xfrm>
+                    <a:prstGeom prst="rect">
+                      <a:avLst/>
+                    </a:prstGeom>
+                  </pic:spPr>
+                </pic:pic>
+              </a:graphicData>
+            </a:graphic>
+          </wp:inline>
+        </w:drawing>
+      </w:r>
+    </w:p>
+    <w:p>
+      <w:pPr>
+        <w:spacing w:after="0" w:line="240" w:lineRule="auto"/>
+      </w:pPr>
+    </w:p>
+    <w:p>
+      <w:pPr>
+        <w:spacing w:after="0" w:line="240" w:lineRule="auto"/>
+      </w:pPr>
+      <w:bookmarkStart w:id="0" w:name="_GoBack"/>
+      <w:bookmarkEnd w:id="0"/>
     </w:p>
     <w:p>
       <w:pPr>

--- a/report/Nächste Schritte UVo-FBr 22.07.2025.docx
+++ b/report/Nächste Schritte UVo-FBr 22.07.2025.docx
@@ -7,7 +7,15 @@
         <w:spacing w:after="0" w:line="240" w:lineRule="auto"/>
       </w:pPr>
       <w:r>
-        <w:t>Termin UVo 22.07.2025</w:t>
+        <w:t xml:space="preserve">Termin </w:t>
+      </w:r>
+      <w:proofErr w:type="spellStart"/>
+      <w:r>
+        <w:t>UVo</w:t>
+      </w:r>
+      <w:proofErr w:type="spellEnd"/>
+      <w:r>
+        <w:t xml:space="preserve"> 22.07.2025</w:t>
       </w:r>
     </w:p>
     <w:p>
@@ -37,8 +45,13 @@
         </w:numPr>
         <w:spacing w:after="0" w:line="240" w:lineRule="auto"/>
       </w:pPr>
-      <w:r>
-        <w:t>Optimas finden und nachrechnen</w:t>
+      <w:proofErr w:type="spellStart"/>
+      <w:r>
+        <w:t>Optimas</w:t>
+      </w:r>
+      <w:proofErr w:type="spellEnd"/>
+      <w:r>
+        <w:t xml:space="preserve"> finden und nachrechnen</w:t>
       </w:r>
     </w:p>
     <w:p>
@@ -90,7 +103,15 @@
         <w:spacing w:after="0" w:line="240" w:lineRule="auto"/>
       </w:pPr>
       <w:r>
-        <w:t>Literatur / ChatGPT: Abbildung der Geometrie als Matrix</w:t>
+        <w:t xml:space="preserve">Literatur / </w:t>
+      </w:r>
+      <w:proofErr w:type="spellStart"/>
+      <w:r>
+        <w:t>ChatGPT</w:t>
+      </w:r>
+      <w:proofErr w:type="spellEnd"/>
+      <w:r>
+        <w:t>: Abbildung der Geometrie als Matrix</w:t>
       </w:r>
     </w:p>
     <w:p>
@@ -121,7 +142,14 @@
       </w:pPr>
       <w:r>
         <w:tab/>
-        <w:t>Dim_X: 100 – (175) – 195</w:t>
+      </w:r>
+      <w:proofErr w:type="spellStart"/>
+      <w:r>
+        <w:t>Dim_X</w:t>
+      </w:r>
+      <w:proofErr w:type="spellEnd"/>
+      <w:r>
+        <w:t>: 100 – (175) – 195</w:t>
       </w:r>
       <w:r>
         <w:tab/>
@@ -134,7 +162,14 @@
       </w:pPr>
       <w:r>
         <w:tab/>
-        <w:t>Dim_Z: 200 – (240) – 280</w:t>
+      </w:r>
+      <w:proofErr w:type="spellStart"/>
+      <w:r>
+        <w:t>Dim_Z</w:t>
+      </w:r>
+      <w:proofErr w:type="spellEnd"/>
+      <w:r>
+        <w:t>: 200 – (240) – 280</w:t>
       </w:r>
       <w:r>
         <w:tab/>
@@ -169,7 +204,15 @@
         <w:spacing w:after="0" w:line="240" w:lineRule="auto"/>
       </w:pPr>
       <w:r>
-        <w:t>(Notebook 7-optimization.ipynb)</w:t>
+        <w:t>(Notebook 7-</w:t>
+      </w:r>
+      <w:proofErr w:type="gramStart"/>
+      <w:r>
+        <w:t>optimization.ipynb</w:t>
+      </w:r>
+      <w:proofErr w:type="gramEnd"/>
+      <w:r>
+        <w:t>)</w:t>
       </w:r>
     </w:p>
     <w:p>
@@ -287,9 +330,11 @@
             <w:tcW w:w="1838" w:type="dxa"/>
           </w:tcPr>
           <w:p>
+            <w:proofErr w:type="spellStart"/>
             <w:r>
               <w:t>lst_var</w:t>
             </w:r>
+            <w:proofErr w:type="spellEnd"/>
           </w:p>
         </w:tc>
         <w:tc>
@@ -298,7 +343,23 @@
           </w:tcPr>
           <w:p>
             <w:r>
-              <w:t>Parameter, die für die Optimierung variiert werden (dim_x, ..., cut_z_depth)</w:t>
+              <w:t>Parameter, die für die Optimierung variiert werden (</w:t>
+            </w:r>
+            <w:proofErr w:type="spellStart"/>
+            <w:r>
+              <w:t>dim_x</w:t>
+            </w:r>
+            <w:proofErr w:type="spellEnd"/>
+            <w:r>
+              <w:t xml:space="preserve">, ..., </w:t>
+            </w:r>
+            <w:proofErr w:type="spellStart"/>
+            <w:r>
+              <w:t>cut_z_depth</w:t>
+            </w:r>
+            <w:proofErr w:type="spellEnd"/>
+            <w:r>
+              <w:t>)</w:t>
             </w:r>
           </w:p>
         </w:tc>
@@ -312,12 +373,14 @@
                 <w:rFonts w:ascii="Courier New" w:hAnsi="Courier New" w:cs="Courier New"/>
               </w:rPr>
             </w:pPr>
+            <w:proofErr w:type="spellStart"/>
             <w:r>
               <w:rPr>
                 <w:rFonts w:ascii="Courier New" w:hAnsi="Courier New" w:cs="Courier New"/>
               </w:rPr>
               <w:t>xvar</w:t>
             </w:r>
+            <w:proofErr w:type="spellEnd"/>
           </w:p>
           <w:p>
             <w:pPr>
@@ -334,9 +397,11 @@
             <w:tcW w:w="1838" w:type="dxa"/>
           </w:tcPr>
           <w:p>
+            <w:proofErr w:type="spellStart"/>
             <w:r>
               <w:t>lst_calc</w:t>
             </w:r>
+            <w:proofErr w:type="spellEnd"/>
           </w:p>
         </w:tc>
         <w:tc>
@@ -345,7 +410,31 @@
           </w:tcPr>
           <w:p>
             <w:r>
-              <w:t>Berechnete Parameter (additional features: seg_x_out, seg_z_out)</w:t>
+              <w:t xml:space="preserve">Berechnete Parameter (additional </w:t>
+            </w:r>
+            <w:proofErr w:type="spellStart"/>
+            <w:r>
+              <w:t>features</w:t>
+            </w:r>
+            <w:proofErr w:type="spellEnd"/>
+            <w:r>
+              <w:t xml:space="preserve">: </w:t>
+            </w:r>
+            <w:proofErr w:type="spellStart"/>
+            <w:r>
+              <w:t>seg_x_out</w:t>
+            </w:r>
+            <w:proofErr w:type="spellEnd"/>
+            <w:r>
+              <w:t xml:space="preserve">, </w:t>
+            </w:r>
+            <w:proofErr w:type="spellStart"/>
+            <w:r>
+              <w:t>seg_z_out</w:t>
+            </w:r>
+            <w:proofErr w:type="spellEnd"/>
+            <w:r>
+              <w:t>)</w:t>
             </w:r>
           </w:p>
         </w:tc>
@@ -368,9 +457,11 @@
             <w:tcW w:w="1838" w:type="dxa"/>
           </w:tcPr>
           <w:p>
+            <w:proofErr w:type="spellStart"/>
             <w:r>
               <w:t>lst_slot_class</w:t>
             </w:r>
+            <w:proofErr w:type="spellEnd"/>
           </w:p>
         </w:tc>
         <w:tc>
@@ -402,9 +493,11 @@
             <w:tcW w:w="1838" w:type="dxa"/>
           </w:tcPr>
           <w:p>
+            <w:proofErr w:type="spellStart"/>
             <w:r>
               <w:t>lst_cols</w:t>
             </w:r>
+            <w:proofErr w:type="spellEnd"/>
           </w:p>
         </w:tc>
         <w:tc>
@@ -413,7 +506,31 @@
           </w:tcPr>
           <w:p>
             <w:r>
-              <w:t>Parameter, die in die Modelle überführt werden (lst_var + lst_calc + lst_slot_class)</w:t>
+              <w:t>Parameter, die in die Modelle überführt werden (</w:t>
+            </w:r>
+            <w:proofErr w:type="spellStart"/>
+            <w:r>
+              <w:t>lst_var</w:t>
+            </w:r>
+            <w:proofErr w:type="spellEnd"/>
+            <w:r>
+              <w:t xml:space="preserve"> + </w:t>
+            </w:r>
+            <w:proofErr w:type="spellStart"/>
+            <w:r>
+              <w:t>lst_calc</w:t>
+            </w:r>
+            <w:proofErr w:type="spellEnd"/>
+            <w:r>
+              <w:t xml:space="preserve"> + </w:t>
+            </w:r>
+            <w:proofErr w:type="spellStart"/>
+            <w:r>
+              <w:t>lst_slot_class</w:t>
+            </w:r>
+            <w:proofErr w:type="spellEnd"/>
+            <w:r>
+              <w:t>)</w:t>
             </w:r>
           </w:p>
         </w:tc>
@@ -442,9 +559,11 @@
             <w:tcW w:w="1838" w:type="dxa"/>
           </w:tcPr>
           <w:p>
+            <w:proofErr w:type="spellStart"/>
             <w:r>
               <w:t>lst_nb_slots</w:t>
             </w:r>
+            <w:proofErr w:type="spellEnd"/>
           </w:p>
         </w:tc>
         <w:tc>
@@ -477,12 +596,14 @@
       <w:r>
         <w:t xml:space="preserve">Konvertierung von </w:t>
       </w:r>
+      <w:proofErr w:type="spellStart"/>
       <w:r>
         <w:rPr>
           <w:rFonts w:ascii="Courier New" w:hAnsi="Courier New" w:cs="Courier New"/>
         </w:rPr>
         <w:t>xvar</w:t>
       </w:r>
+      <w:proofErr w:type="spellEnd"/>
       <w:r>
         <w:t xml:space="preserve"> nach </w:t>
       </w:r>
@@ -548,24 +669,41 @@
       <w:pPr>
         <w:spacing w:after="0" w:line="240" w:lineRule="auto"/>
       </w:pPr>
-      <w:r>
-        <w:t xml:space="preserve">Prediction functions </w:t>
-      </w:r>
+      <w:proofErr w:type="spellStart"/>
+      <w:r>
+        <w:t>Prediction</w:t>
+      </w:r>
+      <w:proofErr w:type="spellEnd"/>
+      <w:r>
+        <w:t xml:space="preserve"> </w:t>
+      </w:r>
+      <w:proofErr w:type="spellStart"/>
+      <w:r>
+        <w:t>functions</w:t>
+      </w:r>
+      <w:proofErr w:type="spellEnd"/>
+      <w:r>
+        <w:t xml:space="preserve"> </w:t>
+      </w:r>
+      <w:proofErr w:type="spellStart"/>
       <w:r>
         <w:rPr>
           <w:rFonts w:ascii="Courier New" w:hAnsi="Courier New" w:cs="Courier New"/>
         </w:rPr>
         <w:t>fea_pred_freq</w:t>
       </w:r>
+      <w:proofErr w:type="spellEnd"/>
       <w:r>
         <w:t xml:space="preserve"> und </w:t>
       </w:r>
+      <w:proofErr w:type="spellStart"/>
       <w:r>
         <w:rPr>
           <w:rFonts w:ascii="Courier New" w:hAnsi="Courier New" w:cs="Courier New"/>
         </w:rPr>
         <w:t>fea_pred_nrdd</w:t>
       </w:r>
+      <w:proofErr w:type="spellEnd"/>
     </w:p>
     <w:p>
       <w:pPr>
@@ -701,8 +839,21 @@
         <w:spacing w:after="0" w:line="240" w:lineRule="auto"/>
       </w:pPr>
       <w:r>
-        <w:t>Definition der Cost functions</w:t>
-      </w:r>
+        <w:t xml:space="preserve">Definition der </w:t>
+      </w:r>
+      <w:proofErr w:type="spellStart"/>
+      <w:r>
+        <w:t>Cost</w:t>
+      </w:r>
+      <w:proofErr w:type="spellEnd"/>
+      <w:r>
+        <w:t xml:space="preserve"> </w:t>
+      </w:r>
+      <w:proofErr w:type="spellStart"/>
+      <w:r>
+        <w:t>functions</w:t>
+      </w:r>
+      <w:proofErr w:type="spellEnd"/>
     </w:p>
     <w:p>
       <w:pPr>
@@ -718,24 +869,60 @@
         </w:numPr>
         <w:spacing w:after="0" w:line="240" w:lineRule="auto"/>
       </w:pPr>
+      <w:proofErr w:type="spellStart"/>
       <w:r>
         <w:t>f_cost_long_freq</w:t>
       </w:r>
-    </w:p>
-    <w:p>
-      <w:pPr>
-        <w:spacing w:after="0" w:line="240" w:lineRule="auto"/>
-      </w:pPr>
-      <w:r>
+      <w:proofErr w:type="spellEnd"/>
+    </w:p>
+    <w:p>
+      <w:pPr>
+        <w:spacing w:after="0" w:line="240" w:lineRule="auto"/>
+        <w:rPr>
+          <w:rFonts w:ascii="Courier New" w:hAnsi="Courier New" w:cs="Courier New"/>
+        </w:rPr>
+      </w:pPr>
+      <w:r>
+        <w:rPr>
+          <w:rFonts w:ascii="Courier New" w:hAnsi="Courier New" w:cs="Courier New"/>
+        </w:rPr>
         <w:t>Abstand zu 20 kHz</w:t>
       </w:r>
     </w:p>
     <w:p>
       <w:pPr>
         <w:spacing w:after="0" w:line="240" w:lineRule="auto"/>
-      </w:pPr>
-      <w:r>
-        <w:t>cost_f_long = ((f_long-20e3)/20e3)**2</w:t>
+        <w:rPr>
+          <w:rFonts w:ascii="Courier New" w:hAnsi="Courier New" w:cs="Courier New"/>
+        </w:rPr>
+      </w:pPr>
+      <w:proofErr w:type="spellStart"/>
+      <w:r>
+        <w:rPr>
+          <w:rFonts w:ascii="Courier New" w:hAnsi="Courier New" w:cs="Courier New"/>
+        </w:rPr>
+        <w:t>cost_f_long</w:t>
+      </w:r>
+      <w:proofErr w:type="spellEnd"/>
+      <w:r>
+        <w:rPr>
+          <w:rFonts w:ascii="Courier New" w:hAnsi="Courier New" w:cs="Courier New"/>
+        </w:rPr>
+        <w:t xml:space="preserve"> = ((f_long-20e</w:t>
+      </w:r>
+      <w:proofErr w:type="gramStart"/>
+      <w:r>
+        <w:rPr>
+          <w:rFonts w:ascii="Courier New" w:hAnsi="Courier New" w:cs="Courier New"/>
+        </w:rPr>
+        <w:t>3)/</w:t>
+      </w:r>
+      <w:proofErr w:type="gramEnd"/>
+      <w:r>
+        <w:rPr>
+          <w:rFonts w:ascii="Courier New" w:hAnsi="Courier New" w:cs="Courier New"/>
+        </w:rPr>
+        <w:t>20e3)**2</w:t>
       </w:r>
     </w:p>
     <w:p>
@@ -752,10 +939,12 @@
         </w:numPr>
         <w:spacing w:after="0" w:line="240" w:lineRule="auto"/>
       </w:pPr>
+      <w:proofErr w:type="spellStart"/>
       <w:r>
         <w:lastRenderedPageBreak/>
         <w:t>f_cost_all_freq</w:t>
       </w:r>
+      <w:proofErr w:type="spellEnd"/>
     </w:p>
     <w:p>
       <w:pPr>
@@ -768,34 +957,188 @@
     <w:p>
       <w:pPr>
         <w:spacing w:after="0" w:line="240" w:lineRule="auto"/>
-      </w:pPr>
-      <w:r>
-        <w:t>f0 = f_all[idx]</w:t>
-      </w:r>
-    </w:p>
-    <w:p>
-      <w:pPr>
-        <w:spacing w:after="0" w:line="240" w:lineRule="auto"/>
-      </w:pPr>
-      <w:r>
-        <w:t>cost_f_below = (1/(f_all[idx-1]-f0))**2</w:t>
-      </w:r>
-    </w:p>
-    <w:p>
-      <w:pPr>
-        <w:spacing w:after="0" w:line="240" w:lineRule="auto"/>
-      </w:pPr>
-      <w:r>
-        <w:t>cost_f_above = (1/(f_all[idx+1]-f0))**2</w:t>
-      </w:r>
-    </w:p>
-    <w:p>
-      <w:pPr>
-        <w:spacing w:after="0" w:line="240" w:lineRule="auto"/>
-      </w:pPr>
-      <w:r>
-        <w:t>cost_f_all = cost_f_below + cost_f_above</w:t>
-      </w:r>
+        <w:rPr>
+          <w:rFonts w:ascii="Courier New" w:hAnsi="Courier New" w:cs="Courier New"/>
+        </w:rPr>
+      </w:pPr>
+      <w:r>
+        <w:rPr>
+          <w:rFonts w:ascii="Courier New" w:hAnsi="Courier New" w:cs="Courier New"/>
+        </w:rPr>
+        <w:t xml:space="preserve">f0 = </w:t>
+      </w:r>
+      <w:proofErr w:type="spellStart"/>
+      <w:r>
+        <w:rPr>
+          <w:rFonts w:ascii="Courier New" w:hAnsi="Courier New" w:cs="Courier New"/>
+        </w:rPr>
+        <w:t>f_all</w:t>
+      </w:r>
+      <w:proofErr w:type="spellEnd"/>
+      <w:r>
+        <w:rPr>
+          <w:rFonts w:ascii="Courier New" w:hAnsi="Courier New" w:cs="Courier New"/>
+        </w:rPr>
+        <w:t>[</w:t>
+      </w:r>
+      <w:proofErr w:type="spellStart"/>
+      <w:r>
+        <w:rPr>
+          <w:rFonts w:ascii="Courier New" w:hAnsi="Courier New" w:cs="Courier New"/>
+        </w:rPr>
+        <w:t>idx</w:t>
+      </w:r>
+      <w:proofErr w:type="spellEnd"/>
+      <w:r>
+        <w:rPr>
+          <w:rFonts w:ascii="Courier New" w:hAnsi="Courier New" w:cs="Courier New"/>
+        </w:rPr>
+        <w:t>]</w:t>
+      </w:r>
+    </w:p>
+    <w:p>
+      <w:pPr>
+        <w:spacing w:after="0" w:line="240" w:lineRule="auto"/>
+        <w:rPr>
+          <w:rFonts w:ascii="Courier New" w:hAnsi="Courier New" w:cs="Courier New"/>
+        </w:rPr>
+      </w:pPr>
+      <w:proofErr w:type="spellStart"/>
+      <w:r>
+        <w:rPr>
+          <w:rFonts w:ascii="Courier New" w:hAnsi="Courier New" w:cs="Courier New"/>
+        </w:rPr>
+        <w:t>cost_f_below</w:t>
+      </w:r>
+      <w:proofErr w:type="spellEnd"/>
+      <w:r>
+        <w:rPr>
+          <w:rFonts w:ascii="Courier New" w:hAnsi="Courier New" w:cs="Courier New"/>
+        </w:rPr>
+        <w:t xml:space="preserve"> = (1/(</w:t>
+      </w:r>
+      <w:proofErr w:type="spellStart"/>
+      <w:r>
+        <w:rPr>
+          <w:rFonts w:ascii="Courier New" w:hAnsi="Courier New" w:cs="Courier New"/>
+        </w:rPr>
+        <w:t>f_all</w:t>
+      </w:r>
+      <w:proofErr w:type="spellEnd"/>
+      <w:r>
+        <w:rPr>
+          <w:rFonts w:ascii="Courier New" w:hAnsi="Courier New" w:cs="Courier New"/>
+        </w:rPr>
+        <w:t>[idx-</w:t>
+      </w:r>
+      <w:proofErr w:type="gramStart"/>
+      <w:r>
+        <w:rPr>
+          <w:rFonts w:ascii="Courier New" w:hAnsi="Courier New" w:cs="Courier New"/>
+        </w:rPr>
+        <w:t>1]-</w:t>
+      </w:r>
+      <w:proofErr w:type="gramEnd"/>
+      <w:r>
+        <w:rPr>
+          <w:rFonts w:ascii="Courier New" w:hAnsi="Courier New" w:cs="Courier New"/>
+        </w:rPr>
+        <w:t>f0))**2</w:t>
+      </w:r>
+    </w:p>
+    <w:p>
+      <w:pPr>
+        <w:spacing w:after="0" w:line="240" w:lineRule="auto"/>
+        <w:rPr>
+          <w:rFonts w:ascii="Courier New" w:hAnsi="Courier New" w:cs="Courier New"/>
+        </w:rPr>
+      </w:pPr>
+      <w:proofErr w:type="spellStart"/>
+      <w:r>
+        <w:rPr>
+          <w:rFonts w:ascii="Courier New" w:hAnsi="Courier New" w:cs="Courier New"/>
+        </w:rPr>
+        <w:t>cost_f_above</w:t>
+      </w:r>
+      <w:proofErr w:type="spellEnd"/>
+      <w:r>
+        <w:rPr>
+          <w:rFonts w:ascii="Courier New" w:hAnsi="Courier New" w:cs="Courier New"/>
+        </w:rPr>
+        <w:t xml:space="preserve"> = (1/(</w:t>
+      </w:r>
+      <w:proofErr w:type="spellStart"/>
+      <w:r>
+        <w:rPr>
+          <w:rFonts w:ascii="Courier New" w:hAnsi="Courier New" w:cs="Courier New"/>
+        </w:rPr>
+        <w:t>f_all</w:t>
+      </w:r>
+      <w:proofErr w:type="spellEnd"/>
+      <w:r>
+        <w:rPr>
+          <w:rFonts w:ascii="Courier New" w:hAnsi="Courier New" w:cs="Courier New"/>
+        </w:rPr>
+        <w:t>[idx+</w:t>
+      </w:r>
+      <w:proofErr w:type="gramStart"/>
+      <w:r>
+        <w:rPr>
+          <w:rFonts w:ascii="Courier New" w:hAnsi="Courier New" w:cs="Courier New"/>
+        </w:rPr>
+        <w:t>1]-</w:t>
+      </w:r>
+      <w:proofErr w:type="gramEnd"/>
+      <w:r>
+        <w:rPr>
+          <w:rFonts w:ascii="Courier New" w:hAnsi="Courier New" w:cs="Courier New"/>
+        </w:rPr>
+        <w:t>f0))**2</w:t>
+      </w:r>
+    </w:p>
+    <w:p>
+      <w:pPr>
+        <w:spacing w:after="0" w:line="240" w:lineRule="auto"/>
+        <w:rPr>
+          <w:rFonts w:ascii="Courier New" w:hAnsi="Courier New" w:cs="Courier New"/>
+        </w:rPr>
+      </w:pPr>
+      <w:proofErr w:type="spellStart"/>
+      <w:r>
+        <w:rPr>
+          <w:rFonts w:ascii="Courier New" w:hAnsi="Courier New" w:cs="Courier New"/>
+        </w:rPr>
+        <w:t>cost_f_all</w:t>
+      </w:r>
+      <w:proofErr w:type="spellEnd"/>
+      <w:r>
+        <w:rPr>
+          <w:rFonts w:ascii="Courier New" w:hAnsi="Courier New" w:cs="Courier New"/>
+        </w:rPr>
+        <w:t xml:space="preserve"> = </w:t>
+      </w:r>
+      <w:proofErr w:type="spellStart"/>
+      <w:r>
+        <w:rPr>
+          <w:rFonts w:ascii="Courier New" w:hAnsi="Courier New" w:cs="Courier New"/>
+        </w:rPr>
+        <w:t>cost_f_below</w:t>
+      </w:r>
+      <w:proofErr w:type="spellEnd"/>
+      <w:r>
+        <w:rPr>
+          <w:rFonts w:ascii="Courier New" w:hAnsi="Courier New" w:cs="Courier New"/>
+        </w:rPr>
+        <w:t xml:space="preserve"> + </w:t>
+      </w:r>
+      <w:proofErr w:type="spellStart"/>
+      <w:r>
+        <w:rPr>
+          <w:rFonts w:ascii="Courier New" w:hAnsi="Courier New" w:cs="Courier New"/>
+        </w:rPr>
+        <w:t>cost_f_above</w:t>
+      </w:r>
+      <w:proofErr w:type="spellEnd"/>
     </w:p>
     <w:p>
       <w:pPr>
@@ -811,24 +1154,46 @@
         </w:numPr>
         <w:spacing w:after="0" w:line="240" w:lineRule="auto"/>
       </w:pPr>
+      <w:proofErr w:type="spellStart"/>
       <w:r>
         <w:t>f_cost_nrdd</w:t>
       </w:r>
-    </w:p>
-    <w:p>
-      <w:pPr>
-        <w:spacing w:after="0" w:line="240" w:lineRule="auto"/>
-      </w:pPr>
-      <w:r>
+      <w:proofErr w:type="spellEnd"/>
+    </w:p>
+    <w:p>
+      <w:pPr>
+        <w:spacing w:after="0" w:line="240" w:lineRule="auto"/>
+        <w:rPr>
+          <w:rFonts w:ascii="Courier New" w:hAnsi="Courier New" w:cs="Courier New"/>
+        </w:rPr>
+      </w:pPr>
+      <w:r>
+        <w:rPr>
+          <w:rFonts w:ascii="Courier New" w:hAnsi="Courier New" w:cs="Courier New"/>
+        </w:rPr>
         <w:t>NRDD Wert</w:t>
       </w:r>
     </w:p>
     <w:p>
       <w:pPr>
         <w:spacing w:after="0" w:line="240" w:lineRule="auto"/>
-      </w:pPr>
-      <w:r>
-        <w:t>cost_f_nrdd = NRDD</w:t>
+        <w:rPr>
+          <w:rFonts w:ascii="Courier New" w:hAnsi="Courier New" w:cs="Courier New"/>
+        </w:rPr>
+      </w:pPr>
+      <w:proofErr w:type="spellStart"/>
+      <w:r>
+        <w:rPr>
+          <w:rFonts w:ascii="Courier New" w:hAnsi="Courier New" w:cs="Courier New"/>
+        </w:rPr>
+        <w:t>cost_f_nrdd</w:t>
+      </w:r>
+      <w:proofErr w:type="spellEnd"/>
+      <w:r>
+        <w:rPr>
+          <w:rFonts w:ascii="Courier New" w:hAnsi="Courier New" w:cs="Courier New"/>
+        </w:rPr>
+        <w:t xml:space="preserve"> = NRDD</w:t>
       </w:r>
     </w:p>
     <w:p>
@@ -862,7 +1227,23 @@
         <w:spacing w:after="0" w:line="240" w:lineRule="auto"/>
       </w:pPr>
       <w:r>
-        <w:t>Berechnung der 3 cost functions für alle DP</w:t>
+        <w:t xml:space="preserve">Berechnung der 3 </w:t>
+      </w:r>
+      <w:proofErr w:type="spellStart"/>
+      <w:r>
+        <w:t>cost</w:t>
+      </w:r>
+      <w:proofErr w:type="spellEnd"/>
+      <w:r>
+        <w:t xml:space="preserve"> </w:t>
+      </w:r>
+      <w:proofErr w:type="spellStart"/>
+      <w:r>
+        <w:t>functions</w:t>
+      </w:r>
+      <w:proofErr w:type="spellEnd"/>
+      <w:r>
+        <w:t xml:space="preserve"> für alle DP</w:t>
       </w:r>
     </w:p>
     <w:p>
@@ -960,15 +1341,87 @@
         <w:spacing w:after="0" w:line="240" w:lineRule="auto"/>
       </w:pPr>
       <w:r>
-        <w:t>Mittelwert der cost functions bestimmen die neuen Gewichte:</w:t>
-      </w:r>
-    </w:p>
-    <w:p>
-      <w:pPr>
-        <w:spacing w:after="0" w:line="240" w:lineRule="auto"/>
-      </w:pPr>
-      <w:r>
-        <w:t>weights = [1/mean_cost_long_freq, 1/mean_cost_all_freq, 1/mean_cost_nrdd]</w:t>
+        <w:t xml:space="preserve">Mittelwert der </w:t>
+      </w:r>
+      <w:proofErr w:type="spellStart"/>
+      <w:r>
+        <w:t>cost</w:t>
+      </w:r>
+      <w:proofErr w:type="spellEnd"/>
+      <w:r>
+        <w:t xml:space="preserve"> </w:t>
+      </w:r>
+      <w:proofErr w:type="spellStart"/>
+      <w:r>
+        <w:t>functions</w:t>
+      </w:r>
+      <w:proofErr w:type="spellEnd"/>
+      <w:r>
+        <w:t xml:space="preserve"> bestimmen die neuen Gewichte:</w:t>
+      </w:r>
+    </w:p>
+    <w:p>
+      <w:pPr>
+        <w:spacing w:after="0" w:line="240" w:lineRule="auto"/>
+        <w:rPr>
+          <w:rFonts w:ascii="Courier New" w:hAnsi="Courier New" w:cs="Courier New"/>
+        </w:rPr>
+      </w:pPr>
+      <w:proofErr w:type="spellStart"/>
+      <w:r>
+        <w:rPr>
+          <w:rFonts w:ascii="Courier New" w:hAnsi="Courier New" w:cs="Courier New"/>
+        </w:rPr>
+        <w:t>weights</w:t>
+      </w:r>
+      <w:proofErr w:type="spellEnd"/>
+      <w:r>
+        <w:rPr>
+          <w:rFonts w:ascii="Courier New" w:hAnsi="Courier New" w:cs="Courier New"/>
+        </w:rPr>
+        <w:t xml:space="preserve"> = [1/</w:t>
+      </w:r>
+      <w:proofErr w:type="spellStart"/>
+      <w:r>
+        <w:rPr>
+          <w:rFonts w:ascii="Courier New" w:hAnsi="Courier New" w:cs="Courier New"/>
+        </w:rPr>
+        <w:t>mean_cost_long_freq</w:t>
+      </w:r>
+      <w:proofErr w:type="spellEnd"/>
+      <w:r>
+        <w:rPr>
+          <w:rFonts w:ascii="Courier New" w:hAnsi="Courier New" w:cs="Courier New"/>
+        </w:rPr>
+        <w:t>, 1/</w:t>
+      </w:r>
+      <w:proofErr w:type="spellStart"/>
+      <w:r>
+        <w:rPr>
+          <w:rFonts w:ascii="Courier New" w:hAnsi="Courier New" w:cs="Courier New"/>
+        </w:rPr>
+        <w:t>mean_cost_all_freq</w:t>
+      </w:r>
+      <w:proofErr w:type="spellEnd"/>
+      <w:r>
+        <w:rPr>
+          <w:rFonts w:ascii="Courier New" w:hAnsi="Courier New" w:cs="Courier New"/>
+        </w:rPr>
+        <w:t>, 1/</w:t>
+      </w:r>
+      <w:proofErr w:type="spellStart"/>
+      <w:r>
+        <w:rPr>
+          <w:rFonts w:ascii="Courier New" w:hAnsi="Courier New" w:cs="Courier New"/>
+        </w:rPr>
+        <w:t>mean_cost_nrdd</w:t>
+      </w:r>
+      <w:proofErr w:type="spellEnd"/>
+      <w:r>
+        <w:rPr>
+          <w:rFonts w:ascii="Courier New" w:hAnsi="Courier New" w:cs="Courier New"/>
+        </w:rPr>
+        <w:t>]</w:t>
       </w:r>
     </w:p>
     <w:p>
@@ -1022,6 +1475,177 @@
       <w:pPr>
         <w:spacing w:after="0" w:line="240" w:lineRule="auto"/>
       </w:pPr>
+      <w:r>
+        <w:t>Definition der Grenzen für alle 23 Parameter</w:t>
+      </w:r>
+    </w:p>
+    <w:p>
+      <w:pPr>
+        <w:spacing w:after="0" w:line="240" w:lineRule="auto"/>
+        <w:rPr>
+          <w:rFonts w:ascii="Courier New" w:hAnsi="Courier New" w:cs="Courier New"/>
+        </w:rPr>
+      </w:pPr>
+      <w:proofErr w:type="spellStart"/>
+      <w:r>
+        <w:rPr>
+          <w:rFonts w:ascii="Courier New" w:hAnsi="Courier New" w:cs="Courier New"/>
+        </w:rPr>
+        <w:t>var_bounds</w:t>
+      </w:r>
+      <w:proofErr w:type="spellEnd"/>
+      <w:r>
+        <w:rPr>
+          <w:rFonts w:ascii="Courier New" w:hAnsi="Courier New" w:cs="Courier New"/>
+        </w:rPr>
+        <w:t xml:space="preserve"> = [(173.0, 177.0), (115.0, 125.0), (238.0, 242.0), (74.0, 83.0), (41.0, 55.0), (74.0, 83.0), (49.0, 67.0), (0.1, 20.0), (0.1, 20.0), (0.1, 20.0), (0.1, 20.0</w:t>
+      </w:r>
+      <w:proofErr w:type="gramStart"/>
+      <w:r>
+        <w:rPr>
+          <w:rFonts w:ascii="Courier New" w:hAnsi="Courier New" w:cs="Courier New"/>
+        </w:rPr>
+        <w:t>),(</w:t>
+      </w:r>
+      <w:proofErr w:type="gramEnd"/>
+      <w:r>
+        <w:rPr>
+          <w:rFonts w:ascii="Courier New" w:hAnsi="Courier New" w:cs="Courier New"/>
+        </w:rPr>
+        <w:t>0.1, 20.0), (0.1, 20.0), (0.1, 5.0), (0.1, 5.0), (20.0, 60.0), (60.0, 100.0), (0.1, 5.0), (20.0, 45.0), (45.0, 70.0), (0.1, 5.0)]</w:t>
+      </w:r>
+    </w:p>
+    <w:p>
+      <w:pPr>
+        <w:spacing w:after="0" w:line="240" w:lineRule="auto"/>
+      </w:pPr>
+    </w:p>
+    <w:p>
+      <w:pPr>
+        <w:spacing w:after="0" w:line="240" w:lineRule="auto"/>
+      </w:pPr>
+      <w:r>
+        <w:t xml:space="preserve">Suche eines globalen Minimums mit </w:t>
+      </w:r>
+      <w:proofErr w:type="spellStart"/>
+      <w:r>
+        <w:t>differential_evolution</w:t>
+      </w:r>
+      <w:proofErr w:type="spellEnd"/>
+    </w:p>
+    <w:p>
+      <w:pPr>
+        <w:spacing w:after="0" w:line="240" w:lineRule="auto"/>
+      </w:pPr>
+      <w:r>
+        <w:lastRenderedPageBreak/>
+        <w:drawing>
+          <wp:inline distT="0" distB="0" distL="0" distR="0" wp14:anchorId="05CD0AE0" wp14:editId="3DFD04A9">
+            <wp:extent cx="3662582" cy="3864334"/>
+            <wp:effectExtent l="0" t="0" r="0" b="3175"/>
+            <wp:docPr id="9" name="Grafik 9"/>
+            <wp:cNvGraphicFramePr>
+              <a:graphicFrameLocks xmlns:a="http://schemas.openxmlformats.org/drawingml/2006/main" noChangeAspect="1"/>
+            </wp:cNvGraphicFramePr>
+            <a:graphic xmlns:a="http://schemas.openxmlformats.org/drawingml/2006/main">
+              <a:graphicData uri="http://schemas.openxmlformats.org/drawingml/2006/picture">
+                <pic:pic xmlns:pic="http://schemas.openxmlformats.org/drawingml/2006/picture">
+                  <pic:nvPicPr>
+                    <pic:cNvPr id="1" name=""/>
+                    <pic:cNvPicPr/>
+                  </pic:nvPicPr>
+                  <pic:blipFill>
+                    <a:blip r:embed="rId12"/>
+                    <a:stretch>
+                      <a:fillRect/>
+                    </a:stretch>
+                  </pic:blipFill>
+                  <pic:spPr>
+                    <a:xfrm>
+                      <a:off x="0" y="0"/>
+                      <a:ext cx="3669122" cy="3871234"/>
+                    </a:xfrm>
+                    <a:prstGeom prst="rect">
+                      <a:avLst/>
+                    </a:prstGeom>
+                  </pic:spPr>
+                </pic:pic>
+              </a:graphicData>
+            </a:graphic>
+          </wp:inline>
+        </w:drawing>
+      </w:r>
+    </w:p>
+    <w:p>
+      <w:pPr>
+        <w:spacing w:after="0" w:line="240" w:lineRule="auto"/>
+      </w:pPr>
+    </w:p>
+    <w:p>
+      <w:pPr>
+        <w:spacing w:after="0" w:line="240" w:lineRule="auto"/>
+      </w:pPr>
+      <w:r>
+        <w:t xml:space="preserve">Lösung wird in den </w:t>
+      </w:r>
+      <w:proofErr w:type="spellStart"/>
+      <w:r>
+        <w:t>gradient</w:t>
+      </w:r>
+      <w:proofErr w:type="spellEnd"/>
+      <w:r>
+        <w:t xml:space="preserve">-basierten Algorithmus </w:t>
+      </w:r>
+      <w:proofErr w:type="spellStart"/>
+      <w:r>
+        <w:t>Nelder</w:t>
+      </w:r>
+      <w:proofErr w:type="spellEnd"/>
+      <w:r>
+        <w:t>-Mead wiederverwendet</w:t>
+      </w:r>
+    </w:p>
+    <w:p>
+      <w:pPr>
+        <w:spacing w:after="0" w:line="240" w:lineRule="auto"/>
+      </w:pPr>
+      <w:r>
+        <w:drawing>
+          <wp:inline distT="0" distB="0" distL="0" distR="0" wp14:anchorId="16405056" wp14:editId="787EF9D2">
+            <wp:extent cx="3447779" cy="3951798"/>
+            <wp:effectExtent l="0" t="0" r="635" b="0"/>
+            <wp:docPr id="10" name="Grafik 10"/>
+            <wp:cNvGraphicFramePr>
+              <a:graphicFrameLocks xmlns:a="http://schemas.openxmlformats.org/drawingml/2006/main" noChangeAspect="1"/>
+            </wp:cNvGraphicFramePr>
+            <a:graphic xmlns:a="http://schemas.openxmlformats.org/drawingml/2006/main">
+              <a:graphicData uri="http://schemas.openxmlformats.org/drawingml/2006/picture">
+                <pic:pic xmlns:pic="http://schemas.openxmlformats.org/drawingml/2006/picture">
+                  <pic:nvPicPr>
+                    <pic:cNvPr id="1" name=""/>
+                    <pic:cNvPicPr/>
+                  </pic:nvPicPr>
+                  <pic:blipFill>
+                    <a:blip r:embed="rId13"/>
+                    <a:stretch>
+                      <a:fillRect/>
+                    </a:stretch>
+                  </pic:blipFill>
+                  <pic:spPr>
+                    <a:xfrm>
+                      <a:off x="0" y="0"/>
+                      <a:ext cx="3458912" cy="3964559"/>
+                    </a:xfrm>
+                    <a:prstGeom prst="rect">
+                      <a:avLst/>
+                    </a:prstGeom>
+                  </pic:spPr>
+                </pic:pic>
+              </a:graphicData>
+            </a:graphic>
+          </wp:inline>
+        </w:drawing>
+      </w:r>
       <w:bookmarkStart w:id="0" w:name="_GoBack"/>
       <w:bookmarkEnd w:id="0"/>
     </w:p>

--- a/report/Nächste Schritte UVo-FBr 22.07.2025.docx
+++ b/report/Nächste Schritte UVo-FBr 22.07.2025.docx
@@ -118,72 +118,6 @@
       <w:pPr>
         <w:spacing w:after="0" w:line="240" w:lineRule="auto"/>
       </w:pPr>
-    </w:p>
-    <w:p>
-      <w:pPr>
-        <w:spacing w:after="0" w:line="240" w:lineRule="auto"/>
-      </w:pPr>
-      <w:r>
-        <w:t>03-extended</w:t>
-      </w:r>
-    </w:p>
-    <w:p>
-      <w:pPr>
-        <w:spacing w:after="0" w:line="240" w:lineRule="auto"/>
-      </w:pPr>
-      <w:r>
-        <w:tab/>
-        <w:t>Slots 4-2</w:t>
-      </w:r>
-    </w:p>
-    <w:p>
-      <w:pPr>
-        <w:spacing w:after="0" w:line="240" w:lineRule="auto"/>
-      </w:pPr>
-      <w:r>
-        <w:tab/>
-      </w:r>
-      <w:proofErr w:type="spellStart"/>
-      <w:r>
-        <w:t>Dim_X</w:t>
-      </w:r>
-      <w:proofErr w:type="spellEnd"/>
-      <w:r>
-        <w:t>: 100 – (175) – 195</w:t>
-      </w:r>
-      <w:r>
-        <w:tab/>
-        <w:t>2 Schlitze</w:t>
-      </w:r>
-    </w:p>
-    <w:p>
-      <w:pPr>
-        <w:spacing w:after="0" w:line="240" w:lineRule="auto"/>
-      </w:pPr>
-      <w:r>
-        <w:tab/>
-      </w:r>
-      <w:proofErr w:type="spellStart"/>
-      <w:r>
-        <w:t>Dim_Z</w:t>
-      </w:r>
-      <w:proofErr w:type="spellEnd"/>
-      <w:r>
-        <w:t>: 200 – (240) – 280</w:t>
-      </w:r>
-      <w:r>
-        <w:tab/>
-        <w:t>4 Schlitze</w:t>
-      </w:r>
-    </w:p>
-    <w:p>
-      <w:pPr>
-        <w:spacing w:after="0" w:line="240" w:lineRule="auto"/>
-      </w:pPr>
-      <w:r>
-        <w:tab/>
-        <w:t>DP #13000 bis #14999</w:t>
-      </w:r>
     </w:p>
     <w:p>
       <w:r>
@@ -957,305 +891,13 @@
     <w:p>
       <w:pPr>
         <w:spacing w:after="0" w:line="240" w:lineRule="auto"/>
-        <w:rPr>
-          <w:rFonts w:ascii="Courier New" w:hAnsi="Courier New" w:cs="Courier New"/>
-        </w:rPr>
-      </w:pPr>
-      <w:r>
-        <w:rPr>
-          <w:rFonts w:ascii="Courier New" w:hAnsi="Courier New" w:cs="Courier New"/>
-        </w:rPr>
-        <w:t xml:space="preserve">f0 = </w:t>
-      </w:r>
-      <w:proofErr w:type="spellStart"/>
-      <w:r>
-        <w:rPr>
-          <w:rFonts w:ascii="Courier New" w:hAnsi="Courier New" w:cs="Courier New"/>
-        </w:rPr>
-        <w:t>f_all</w:t>
-      </w:r>
-      <w:proofErr w:type="spellEnd"/>
-      <w:r>
-        <w:rPr>
-          <w:rFonts w:ascii="Courier New" w:hAnsi="Courier New" w:cs="Courier New"/>
-        </w:rPr>
-        <w:t>[</w:t>
-      </w:r>
-      <w:proofErr w:type="spellStart"/>
-      <w:r>
-        <w:rPr>
-          <w:rFonts w:ascii="Courier New" w:hAnsi="Courier New" w:cs="Courier New"/>
-        </w:rPr>
-        <w:t>idx</w:t>
-      </w:r>
-      <w:proofErr w:type="spellEnd"/>
-      <w:r>
-        <w:rPr>
-          <w:rFonts w:ascii="Courier New" w:hAnsi="Courier New" w:cs="Courier New"/>
-        </w:rPr>
-        <w:t>]</w:t>
-      </w:r>
-    </w:p>
-    <w:p>
-      <w:pPr>
-        <w:spacing w:after="0" w:line="240" w:lineRule="auto"/>
-        <w:rPr>
-          <w:rFonts w:ascii="Courier New" w:hAnsi="Courier New" w:cs="Courier New"/>
-        </w:rPr>
-      </w:pPr>
-      <w:proofErr w:type="spellStart"/>
-      <w:r>
-        <w:rPr>
-          <w:rFonts w:ascii="Courier New" w:hAnsi="Courier New" w:cs="Courier New"/>
-        </w:rPr>
-        <w:t>cost_f_below</w:t>
-      </w:r>
-      <w:proofErr w:type="spellEnd"/>
-      <w:r>
-        <w:rPr>
-          <w:rFonts w:ascii="Courier New" w:hAnsi="Courier New" w:cs="Courier New"/>
-        </w:rPr>
-        <w:t xml:space="preserve"> = (1/(</w:t>
-      </w:r>
-      <w:proofErr w:type="spellStart"/>
-      <w:r>
-        <w:rPr>
-          <w:rFonts w:ascii="Courier New" w:hAnsi="Courier New" w:cs="Courier New"/>
-        </w:rPr>
-        <w:t>f_all</w:t>
-      </w:r>
-      <w:proofErr w:type="spellEnd"/>
-      <w:r>
-        <w:rPr>
-          <w:rFonts w:ascii="Courier New" w:hAnsi="Courier New" w:cs="Courier New"/>
-        </w:rPr>
-        <w:t>[idx-</w:t>
-      </w:r>
-      <w:proofErr w:type="gramStart"/>
-      <w:r>
-        <w:rPr>
-          <w:rFonts w:ascii="Courier New" w:hAnsi="Courier New" w:cs="Courier New"/>
-        </w:rPr>
-        <w:t>1]-</w:t>
-      </w:r>
-      <w:proofErr w:type="gramEnd"/>
-      <w:r>
-        <w:rPr>
-          <w:rFonts w:ascii="Courier New" w:hAnsi="Courier New" w:cs="Courier New"/>
-        </w:rPr>
-        <w:t>f0))**2</w:t>
-      </w:r>
-    </w:p>
-    <w:p>
-      <w:pPr>
-        <w:spacing w:after="0" w:line="240" w:lineRule="auto"/>
-        <w:rPr>
-          <w:rFonts w:ascii="Courier New" w:hAnsi="Courier New" w:cs="Courier New"/>
-        </w:rPr>
-      </w:pPr>
-      <w:proofErr w:type="spellStart"/>
-      <w:r>
-        <w:rPr>
-          <w:rFonts w:ascii="Courier New" w:hAnsi="Courier New" w:cs="Courier New"/>
-        </w:rPr>
-        <w:t>cost_f_above</w:t>
-      </w:r>
-      <w:proofErr w:type="spellEnd"/>
-      <w:r>
-        <w:rPr>
-          <w:rFonts w:ascii="Courier New" w:hAnsi="Courier New" w:cs="Courier New"/>
-        </w:rPr>
-        <w:t xml:space="preserve"> = (1/(</w:t>
-      </w:r>
-      <w:proofErr w:type="spellStart"/>
-      <w:r>
-        <w:rPr>
-          <w:rFonts w:ascii="Courier New" w:hAnsi="Courier New" w:cs="Courier New"/>
-        </w:rPr>
-        <w:t>f_all</w:t>
-      </w:r>
-      <w:proofErr w:type="spellEnd"/>
-      <w:r>
-        <w:rPr>
-          <w:rFonts w:ascii="Courier New" w:hAnsi="Courier New" w:cs="Courier New"/>
-        </w:rPr>
-        <w:t>[idx+</w:t>
-      </w:r>
-      <w:proofErr w:type="gramStart"/>
-      <w:r>
-        <w:rPr>
-          <w:rFonts w:ascii="Courier New" w:hAnsi="Courier New" w:cs="Courier New"/>
-        </w:rPr>
-        <w:t>1]-</w:t>
-      </w:r>
-      <w:proofErr w:type="gramEnd"/>
-      <w:r>
-        <w:rPr>
-          <w:rFonts w:ascii="Courier New" w:hAnsi="Courier New" w:cs="Courier New"/>
-        </w:rPr>
-        <w:t>f0))**2</w:t>
-      </w:r>
-    </w:p>
-    <w:p>
-      <w:pPr>
-        <w:spacing w:after="0" w:line="240" w:lineRule="auto"/>
-        <w:rPr>
-          <w:rFonts w:ascii="Courier New" w:hAnsi="Courier New" w:cs="Courier New"/>
-        </w:rPr>
-      </w:pPr>
-      <w:proofErr w:type="spellStart"/>
-      <w:r>
-        <w:rPr>
-          <w:rFonts w:ascii="Courier New" w:hAnsi="Courier New" w:cs="Courier New"/>
-        </w:rPr>
-        <w:t>cost_f_all</w:t>
-      </w:r>
-      <w:proofErr w:type="spellEnd"/>
-      <w:r>
-        <w:rPr>
-          <w:rFonts w:ascii="Courier New" w:hAnsi="Courier New" w:cs="Courier New"/>
-        </w:rPr>
-        <w:t xml:space="preserve"> = </w:t>
-      </w:r>
-      <w:proofErr w:type="spellStart"/>
-      <w:r>
-        <w:rPr>
-          <w:rFonts w:ascii="Courier New" w:hAnsi="Courier New" w:cs="Courier New"/>
-        </w:rPr>
-        <w:t>cost_f_below</w:t>
-      </w:r>
-      <w:proofErr w:type="spellEnd"/>
-      <w:r>
-        <w:rPr>
-          <w:rFonts w:ascii="Courier New" w:hAnsi="Courier New" w:cs="Courier New"/>
-        </w:rPr>
-        <w:t xml:space="preserve"> + </w:t>
-      </w:r>
-      <w:proofErr w:type="spellStart"/>
-      <w:r>
-        <w:rPr>
-          <w:rFonts w:ascii="Courier New" w:hAnsi="Courier New" w:cs="Courier New"/>
-        </w:rPr>
-        <w:t>cost_f_above</w:t>
-      </w:r>
-      <w:proofErr w:type="spellEnd"/>
-    </w:p>
-    <w:p>
-      <w:pPr>
-        <w:spacing w:after="0" w:line="240" w:lineRule="auto"/>
-      </w:pPr>
-    </w:p>
-    <w:p>
-      <w:pPr>
-        <w:pStyle w:val="Listenabsatz"/>
-        <w:numPr>
-          <w:ilvl w:val="0"/>
-          <w:numId w:val="2"/>
-        </w:numPr>
-        <w:spacing w:after="0" w:line="240" w:lineRule="auto"/>
-      </w:pPr>
-      <w:proofErr w:type="spellStart"/>
-      <w:r>
-        <w:t>f_cost_nrdd</w:t>
-      </w:r>
-      <w:proofErr w:type="spellEnd"/>
-    </w:p>
-    <w:p>
-      <w:pPr>
-        <w:spacing w:after="0" w:line="240" w:lineRule="auto"/>
-        <w:rPr>
-          <w:rFonts w:ascii="Courier New" w:hAnsi="Courier New" w:cs="Courier New"/>
-        </w:rPr>
-      </w:pPr>
-      <w:r>
-        <w:rPr>
-          <w:rFonts w:ascii="Courier New" w:hAnsi="Courier New" w:cs="Courier New"/>
-        </w:rPr>
-        <w:t>NRDD Wert</w:t>
-      </w:r>
-    </w:p>
-    <w:p>
-      <w:pPr>
-        <w:spacing w:after="0" w:line="240" w:lineRule="auto"/>
-        <w:rPr>
-          <w:rFonts w:ascii="Courier New" w:hAnsi="Courier New" w:cs="Courier New"/>
-        </w:rPr>
-      </w:pPr>
-      <w:proofErr w:type="spellStart"/>
-      <w:r>
-        <w:rPr>
-          <w:rFonts w:ascii="Courier New" w:hAnsi="Courier New" w:cs="Courier New"/>
-        </w:rPr>
-        <w:t>cost_f_nrdd</w:t>
-      </w:r>
-      <w:proofErr w:type="spellEnd"/>
-      <w:r>
-        <w:rPr>
-          <w:rFonts w:ascii="Courier New" w:hAnsi="Courier New" w:cs="Courier New"/>
-        </w:rPr>
-        <w:t xml:space="preserve"> = NRDD</w:t>
-      </w:r>
-    </w:p>
-    <w:p>
-      <w:pPr>
-        <w:spacing w:after="0" w:line="240" w:lineRule="auto"/>
-      </w:pPr>
-    </w:p>
-    <w:p>
-      <w:pPr>
-        <w:spacing w:after="0" w:line="240" w:lineRule="auto"/>
-      </w:pPr>
-      <w:r>
-        <w:t>Start mit identischen Gewichtungen [1, 1, 1]</w:t>
-      </w:r>
-    </w:p>
-    <w:p>
-      <w:pPr>
-        <w:spacing w:after="0" w:line="240" w:lineRule="auto"/>
-      </w:pPr>
-      <w:r>
-        <w:t>Fokus auf Schlitzverteilung „4-2“</w:t>
-      </w:r>
-    </w:p>
-    <w:p>
-      <w:pPr>
-        <w:spacing w:after="0" w:line="240" w:lineRule="auto"/>
-      </w:pPr>
-    </w:p>
-    <w:p>
-      <w:pPr>
-        <w:spacing w:after="0" w:line="240" w:lineRule="auto"/>
-      </w:pPr>
-      <w:r>
-        <w:t xml:space="preserve">Berechnung der 3 </w:t>
-      </w:r>
-      <w:proofErr w:type="spellStart"/>
-      <w:r>
-        <w:t>cost</w:t>
-      </w:r>
-      <w:proofErr w:type="spellEnd"/>
-      <w:r>
-        <w:t xml:space="preserve"> </w:t>
-      </w:r>
-      <w:proofErr w:type="spellStart"/>
-      <w:r>
-        <w:t>functions</w:t>
-      </w:r>
-      <w:proofErr w:type="spellEnd"/>
-      <w:r>
-        <w:t xml:space="preserve"> für alle DP</w:t>
-      </w:r>
-    </w:p>
-    <w:p>
-      <w:pPr>
-        <w:spacing w:after="0" w:line="240" w:lineRule="auto"/>
       </w:pPr>
       <w:r>
         <w:drawing>
-          <wp:inline distT="0" distB="0" distL="0" distR="0" wp14:anchorId="4016CCC4" wp14:editId="522572AE">
-            <wp:extent cx="1757676" cy="908462"/>
-            <wp:effectExtent l="0" t="0" r="0" b="6350"/>
-            <wp:docPr id="5" name="Grafik 5"/>
+          <wp:inline distT="0" distB="0" distL="0" distR="0" wp14:anchorId="5D7B0149" wp14:editId="727097EC">
+            <wp:extent cx="4293705" cy="2481326"/>
+            <wp:effectExtent l="0" t="0" r="0" b="0"/>
+            <wp:docPr id="11" name="Grafik 11"/>
             <wp:cNvGraphicFramePr>
               <a:graphicFrameLocks xmlns:a="http://schemas.openxmlformats.org/drawingml/2006/main" noChangeAspect="1"/>
             </wp:cNvGraphicFramePr>
@@ -1275,7 +917,7 @@
                   <pic:spPr>
                     <a:xfrm>
                       <a:off x="0" y="0"/>
-                      <a:ext cx="1774805" cy="917315"/>
+                      <a:ext cx="4308106" cy="2489648"/>
                     </a:xfrm>
                     <a:prstGeom prst="rect">
                       <a:avLst/>
@@ -1287,18 +929,123 @@
           </wp:inline>
         </w:drawing>
       </w:r>
-      <w:r>
-        <w:tab/>
-      </w:r>
-      <w:r>
-        <w:tab/>
-      </w:r>
+    </w:p>
+    <w:p>
+      <w:pPr>
+        <w:spacing w:after="0" w:line="240" w:lineRule="auto"/>
+      </w:pPr>
+    </w:p>
+    <w:p>
+      <w:pPr>
+        <w:pStyle w:val="Listenabsatz"/>
+        <w:numPr>
+          <w:ilvl w:val="0"/>
+          <w:numId w:val="2"/>
+        </w:numPr>
+        <w:spacing w:after="0" w:line="240" w:lineRule="auto"/>
+      </w:pPr>
+      <w:proofErr w:type="spellStart"/>
+      <w:r>
+        <w:t>f_cost_nrdd</w:t>
+      </w:r>
+      <w:proofErr w:type="spellEnd"/>
+    </w:p>
+    <w:p>
+      <w:pPr>
+        <w:spacing w:after="0" w:line="240" w:lineRule="auto"/>
+        <w:rPr>
+          <w:rFonts w:ascii="Courier New" w:hAnsi="Courier New" w:cs="Courier New"/>
+        </w:rPr>
+      </w:pPr>
+      <w:r>
+        <w:rPr>
+          <w:rFonts w:ascii="Courier New" w:hAnsi="Courier New" w:cs="Courier New"/>
+        </w:rPr>
+        <w:t>NRDD Wert</w:t>
+      </w:r>
+    </w:p>
+    <w:p>
+      <w:pPr>
+        <w:spacing w:after="0" w:line="240" w:lineRule="auto"/>
+        <w:rPr>
+          <w:rFonts w:ascii="Courier New" w:hAnsi="Courier New" w:cs="Courier New"/>
+        </w:rPr>
+      </w:pPr>
+      <w:proofErr w:type="spellStart"/>
+      <w:r>
+        <w:rPr>
+          <w:rFonts w:ascii="Courier New" w:hAnsi="Courier New" w:cs="Courier New"/>
+        </w:rPr>
+        <w:t>cost_f_nrdd</w:t>
+      </w:r>
+      <w:proofErr w:type="spellEnd"/>
+      <w:r>
+        <w:rPr>
+          <w:rFonts w:ascii="Courier New" w:hAnsi="Courier New" w:cs="Courier New"/>
+        </w:rPr>
+        <w:t xml:space="preserve"> = NRDD</w:t>
+      </w:r>
+    </w:p>
+    <w:p>
+      <w:pPr>
+        <w:spacing w:after="0" w:line="240" w:lineRule="auto"/>
+      </w:pPr>
+    </w:p>
+    <w:p>
+      <w:pPr>
+        <w:spacing w:after="0" w:line="240" w:lineRule="auto"/>
+      </w:pPr>
+      <w:r>
+        <w:t>Start mit identischen Gewichtungen [1, 1, 1]</w:t>
+      </w:r>
+    </w:p>
+    <w:p>
+      <w:pPr>
+        <w:spacing w:after="0" w:line="240" w:lineRule="auto"/>
+      </w:pPr>
+      <w:r>
+        <w:t>Fokus auf Schlitzverteilung „4-2“</w:t>
+      </w:r>
+    </w:p>
+    <w:p>
+      <w:pPr>
+        <w:spacing w:after="0" w:line="240" w:lineRule="auto"/>
+      </w:pPr>
+    </w:p>
+    <w:p>
+      <w:pPr>
+        <w:spacing w:after="0" w:line="240" w:lineRule="auto"/>
+      </w:pPr>
+      <w:r>
+        <w:t xml:space="preserve">Berechnung der 3 </w:t>
+      </w:r>
+      <w:proofErr w:type="spellStart"/>
+      <w:r>
+        <w:t>cost</w:t>
+      </w:r>
+      <w:proofErr w:type="spellEnd"/>
+      <w:r>
+        <w:t xml:space="preserve"> </w:t>
+      </w:r>
+      <w:proofErr w:type="spellStart"/>
+      <w:r>
+        <w:t>functions</w:t>
+      </w:r>
+      <w:proofErr w:type="spellEnd"/>
+      <w:r>
+        <w:t xml:space="preserve"> für alle DP</w:t>
+      </w:r>
+    </w:p>
+    <w:p>
+      <w:pPr>
+        <w:spacing w:after="0" w:line="240" w:lineRule="auto"/>
+      </w:pPr>
       <w:r>
         <w:drawing>
-          <wp:inline distT="0" distB="0" distL="0" distR="0" wp14:anchorId="617B98D7" wp14:editId="23EF6783">
-            <wp:extent cx="1193470" cy="906271"/>
-            <wp:effectExtent l="0" t="0" r="6985" b="8255"/>
-            <wp:docPr id="6" name="Grafik 6"/>
+          <wp:inline distT="0" distB="0" distL="0" distR="0" wp14:anchorId="1BEA3281" wp14:editId="0BF75AF5">
+            <wp:extent cx="1825368" cy="962108"/>
+            <wp:effectExtent l="0" t="0" r="3810" b="0"/>
+            <wp:docPr id="17" name="Grafik 17"/>
             <wp:cNvGraphicFramePr>
               <a:graphicFrameLocks xmlns:a="http://schemas.openxmlformats.org/drawingml/2006/main" noChangeAspect="1"/>
             </wp:cNvGraphicFramePr>
@@ -1318,7 +1065,7 @@
                   <pic:spPr>
                     <a:xfrm>
                       <a:off x="0" y="0"/>
-                      <a:ext cx="1223870" cy="929355"/>
+                      <a:ext cx="1861289" cy="981041"/>
                     </a:xfrm>
                     <a:prstGeom prst="rect">
                       <a:avLst/>
@@ -1330,110 +1077,18 @@
           </wp:inline>
         </w:drawing>
       </w:r>
-    </w:p>
-    <w:p>
-      <w:pPr>
-        <w:spacing w:after="0" w:line="240" w:lineRule="auto"/>
-      </w:pPr>
-    </w:p>
-    <w:p>
-      <w:pPr>
-        <w:spacing w:after="0" w:line="240" w:lineRule="auto"/>
-      </w:pPr>
-      <w:r>
-        <w:t xml:space="preserve">Mittelwert der </w:t>
-      </w:r>
-      <w:proofErr w:type="spellStart"/>
-      <w:r>
-        <w:t>cost</w:t>
-      </w:r>
-      <w:proofErr w:type="spellEnd"/>
-      <w:r>
-        <w:t xml:space="preserve"> </w:t>
-      </w:r>
-      <w:proofErr w:type="spellStart"/>
-      <w:r>
-        <w:t>functions</w:t>
-      </w:r>
-      <w:proofErr w:type="spellEnd"/>
-      <w:r>
-        <w:t xml:space="preserve"> bestimmen die neuen Gewichte:</w:t>
-      </w:r>
-    </w:p>
-    <w:p>
-      <w:pPr>
-        <w:spacing w:after="0" w:line="240" w:lineRule="auto"/>
-        <w:rPr>
-          <w:rFonts w:ascii="Courier New" w:hAnsi="Courier New" w:cs="Courier New"/>
-        </w:rPr>
-      </w:pPr>
-      <w:proofErr w:type="spellStart"/>
-      <w:r>
-        <w:rPr>
-          <w:rFonts w:ascii="Courier New" w:hAnsi="Courier New" w:cs="Courier New"/>
-        </w:rPr>
-        <w:t>weights</w:t>
-      </w:r>
-      <w:proofErr w:type="spellEnd"/>
-      <w:r>
-        <w:rPr>
-          <w:rFonts w:ascii="Courier New" w:hAnsi="Courier New" w:cs="Courier New"/>
-        </w:rPr>
-        <w:t xml:space="preserve"> = [1/</w:t>
-      </w:r>
-      <w:proofErr w:type="spellStart"/>
-      <w:r>
-        <w:rPr>
-          <w:rFonts w:ascii="Courier New" w:hAnsi="Courier New" w:cs="Courier New"/>
-        </w:rPr>
-        <w:t>mean_cost_long_freq</w:t>
-      </w:r>
-      <w:proofErr w:type="spellEnd"/>
-      <w:r>
-        <w:rPr>
-          <w:rFonts w:ascii="Courier New" w:hAnsi="Courier New" w:cs="Courier New"/>
-        </w:rPr>
-        <w:t>, 1/</w:t>
-      </w:r>
-      <w:proofErr w:type="spellStart"/>
-      <w:r>
-        <w:rPr>
-          <w:rFonts w:ascii="Courier New" w:hAnsi="Courier New" w:cs="Courier New"/>
-        </w:rPr>
-        <w:t>mean_cost_all_freq</w:t>
-      </w:r>
-      <w:proofErr w:type="spellEnd"/>
-      <w:r>
-        <w:rPr>
-          <w:rFonts w:ascii="Courier New" w:hAnsi="Courier New" w:cs="Courier New"/>
-        </w:rPr>
-        <w:t>, 1/</w:t>
-      </w:r>
-      <w:proofErr w:type="spellStart"/>
-      <w:r>
-        <w:rPr>
-          <w:rFonts w:ascii="Courier New" w:hAnsi="Courier New" w:cs="Courier New"/>
-        </w:rPr>
-        <w:t>mean_cost_nrdd</w:t>
-      </w:r>
-      <w:proofErr w:type="spellEnd"/>
-      <w:r>
-        <w:rPr>
-          <w:rFonts w:ascii="Courier New" w:hAnsi="Courier New" w:cs="Courier New"/>
-        </w:rPr>
-        <w:t>]</w:t>
-      </w:r>
-    </w:p>
-    <w:p>
-      <w:pPr>
-        <w:spacing w:after="0" w:line="240" w:lineRule="auto"/>
-      </w:pPr>
+      <w:r>
+        <w:tab/>
+      </w:r>
+      <w:r>
+        <w:tab/>
+      </w:r>
       <w:r>
         <w:drawing>
-          <wp:inline distT="0" distB="0" distL="0" distR="0" wp14:anchorId="0AF844FD" wp14:editId="221E1654">
-            <wp:extent cx="1983179" cy="362312"/>
-            <wp:effectExtent l="0" t="0" r="0" b="0"/>
-            <wp:docPr id="7" name="Grafik 7"/>
+          <wp:inline distT="0" distB="0" distL="0" distR="0" wp14:anchorId="617B98D7" wp14:editId="23EF6783">
+            <wp:extent cx="1272678" cy="966418"/>
+            <wp:effectExtent l="0" t="0" r="3810" b="5715"/>
+            <wp:docPr id="6" name="Grafik 6"/>
             <wp:cNvGraphicFramePr>
               <a:graphicFrameLocks xmlns:a="http://schemas.openxmlformats.org/drawingml/2006/main" noChangeAspect="1"/>
             </wp:cNvGraphicFramePr>
@@ -1453,7 +1108,7 @@
                   <pic:spPr>
                     <a:xfrm>
                       <a:off x="0" y="0"/>
-                      <a:ext cx="2015090" cy="368142"/>
+                      <a:ext cx="1313732" cy="997593"/>
                     </a:xfrm>
                     <a:prstGeom prst="rect">
                       <a:avLst/>
@@ -1476,7 +1131,23 @@
         <w:spacing w:after="0" w:line="240" w:lineRule="auto"/>
       </w:pPr>
       <w:r>
-        <w:t>Definition der Grenzen für alle 23 Parameter</w:t>
+        <w:t xml:space="preserve">Mittelwert der </w:t>
+      </w:r>
+      <w:proofErr w:type="spellStart"/>
+      <w:r>
+        <w:t>cost</w:t>
+      </w:r>
+      <w:proofErr w:type="spellEnd"/>
+      <w:r>
+        <w:t xml:space="preserve"> </w:t>
+      </w:r>
+      <w:proofErr w:type="spellStart"/>
+      <w:r>
+        <w:t>functions</w:t>
+      </w:r>
+      <w:proofErr w:type="spellEnd"/>
+      <w:r>
+        <w:t xml:space="preserve"> bestimmen die neuen Gewichte:</w:t>
       </w:r>
     </w:p>
     <w:p>
@@ -1491,59 +1162,68 @@
         <w:rPr>
           <w:rFonts w:ascii="Courier New" w:hAnsi="Courier New" w:cs="Courier New"/>
         </w:rPr>
-        <w:t>var_bounds</w:t>
+        <w:t>weights</w:t>
       </w:r>
       <w:proofErr w:type="spellEnd"/>
       <w:r>
         <w:rPr>
           <w:rFonts w:ascii="Courier New" w:hAnsi="Courier New" w:cs="Courier New"/>
         </w:rPr>
-        <w:t xml:space="preserve"> = [(173.0, 177.0), (115.0, 125.0), (238.0, 242.0), (74.0, 83.0), (41.0, 55.0), (74.0, 83.0), (49.0, 67.0), (0.1, 20.0), (0.1, 20.0), (0.1, 20.0), (0.1, 20.0</w:t>
-      </w:r>
-      <w:proofErr w:type="gramStart"/>
+        <w:t xml:space="preserve"> = [1/</w:t>
+      </w:r>
+      <w:proofErr w:type="spellStart"/>
       <w:r>
         <w:rPr>
           <w:rFonts w:ascii="Courier New" w:hAnsi="Courier New" w:cs="Courier New"/>
         </w:rPr>
-        <w:t>),(</w:t>
-      </w:r>
-      <w:proofErr w:type="gramEnd"/>
+        <w:t>mean_cost_long_freq</w:t>
+      </w:r>
+      <w:proofErr w:type="spellEnd"/>
       <w:r>
         <w:rPr>
           <w:rFonts w:ascii="Courier New" w:hAnsi="Courier New" w:cs="Courier New"/>
         </w:rPr>
-        <w:t>0.1, 20.0), (0.1, 20.0), (0.1, 5.0), (0.1, 5.0), (20.0, 60.0), (60.0, 100.0), (0.1, 5.0), (20.0, 45.0), (45.0, 70.0), (0.1, 5.0)]</w:t>
-      </w:r>
-    </w:p>
-    <w:p>
-      <w:pPr>
-        <w:spacing w:after="0" w:line="240" w:lineRule="auto"/>
-      </w:pPr>
-    </w:p>
-    <w:p>
-      <w:pPr>
-        <w:spacing w:after="0" w:line="240" w:lineRule="auto"/>
-      </w:pPr>
-      <w:r>
-        <w:t xml:space="preserve">Suche eines globalen Minimums mit </w:t>
-      </w:r>
-      <w:proofErr w:type="spellStart"/>
-      <w:r>
-        <w:t>differential_evolution</w:t>
-      </w:r>
-      <w:proofErr w:type="spellEnd"/>
-    </w:p>
-    <w:p>
-      <w:pPr>
-        <w:spacing w:after="0" w:line="240" w:lineRule="auto"/>
-      </w:pPr>
-      <w:r>
-        <w:lastRenderedPageBreak/>
+        <w:t>, 1/</w:t>
+      </w:r>
+      <w:proofErr w:type="spellStart"/>
+      <w:r>
+        <w:rPr>
+          <w:rFonts w:ascii="Courier New" w:hAnsi="Courier New" w:cs="Courier New"/>
+        </w:rPr>
+        <w:t>mean_cost_all_freq</w:t>
+      </w:r>
+      <w:proofErr w:type="spellEnd"/>
+      <w:r>
+        <w:rPr>
+          <w:rFonts w:ascii="Courier New" w:hAnsi="Courier New" w:cs="Courier New"/>
+        </w:rPr>
+        <w:t>, 1/</w:t>
+      </w:r>
+      <w:proofErr w:type="spellStart"/>
+      <w:r>
+        <w:rPr>
+          <w:rFonts w:ascii="Courier New" w:hAnsi="Courier New" w:cs="Courier New"/>
+        </w:rPr>
+        <w:t>mean_cost_nrdd</w:t>
+      </w:r>
+      <w:proofErr w:type="spellEnd"/>
+      <w:r>
+        <w:rPr>
+          <w:rFonts w:ascii="Courier New" w:hAnsi="Courier New" w:cs="Courier New"/>
+        </w:rPr>
+        <w:t>]</w:t>
+      </w:r>
+    </w:p>
+    <w:p>
+      <w:pPr>
+        <w:spacing w:after="0" w:line="240" w:lineRule="auto"/>
+      </w:pPr>
+      <w:r>
         <w:drawing>
-          <wp:inline distT="0" distB="0" distL="0" distR="0" wp14:anchorId="05CD0AE0" wp14:editId="3DFD04A9">
-            <wp:extent cx="3662582" cy="3864334"/>
-            <wp:effectExtent l="0" t="0" r="0" b="3175"/>
-            <wp:docPr id="9" name="Grafik 9"/>
+          <wp:inline distT="0" distB="0" distL="0" distR="0" wp14:anchorId="5154712F" wp14:editId="2BCA6605">
+            <wp:extent cx="2401294" cy="452640"/>
+            <wp:effectExtent l="0" t="0" r="0" b="5080"/>
+            <wp:docPr id="12" name="Grafik 12"/>
             <wp:cNvGraphicFramePr>
               <a:graphicFrameLocks xmlns:a="http://schemas.openxmlformats.org/drawingml/2006/main" noChangeAspect="1"/>
             </wp:cNvGraphicFramePr>
@@ -1563,7 +1243,7 @@
                   <pic:spPr>
                     <a:xfrm>
                       <a:off x="0" y="0"/>
-                      <a:ext cx="3669122" cy="3871234"/>
+                      <a:ext cx="2437968" cy="459553"/>
                     </a:xfrm>
                     <a:prstGeom prst="rect">
                       <a:avLst/>
@@ -1586,24 +1266,37 @@
         <w:spacing w:after="0" w:line="240" w:lineRule="auto"/>
       </w:pPr>
       <w:r>
-        <w:t xml:space="preserve">Lösung wird in den </w:t>
-      </w:r>
-      <w:proofErr w:type="spellStart"/>
-      <w:r>
-        <w:t>gradient</w:t>
-      </w:r>
-      <w:proofErr w:type="spellEnd"/>
-      <w:r>
-        <w:t xml:space="preserve">-basierten Algorithmus </w:t>
-      </w:r>
-      <w:proofErr w:type="spellStart"/>
-      <w:r>
-        <w:t>Nelder</w:t>
-      </w:r>
-      <w:proofErr w:type="spellEnd"/>
-      <w:r>
-        <w:t>-Mead wiederverwendet</w:t>
-      </w:r>
+        <w:t xml:space="preserve">Total </w:t>
+      </w:r>
+      <w:proofErr w:type="spellStart"/>
+      <w:r>
+        <w:t>cost</w:t>
+      </w:r>
+      <w:proofErr w:type="spellEnd"/>
+      <w:r>
+        <w:t xml:space="preserve"> </w:t>
+      </w:r>
+      <w:proofErr w:type="spellStart"/>
+      <w:r>
+        <w:t>function</w:t>
+      </w:r>
+      <w:proofErr w:type="spellEnd"/>
+      <w:r>
+        <w:t xml:space="preserve"> bildet die gewichtete Summe der einzelnen </w:t>
+      </w:r>
+      <w:proofErr w:type="spellStart"/>
+      <w:r>
+        <w:t>Cost</w:t>
+      </w:r>
+      <w:proofErr w:type="spellEnd"/>
+      <w:r>
+        <w:t xml:space="preserve"> </w:t>
+      </w:r>
+      <w:proofErr w:type="spellStart"/>
+      <w:r>
+        <w:t>functions</w:t>
+      </w:r>
+      <w:proofErr w:type="spellEnd"/>
     </w:p>
     <w:p>
       <w:pPr>
@@ -1611,10 +1304,10 @@
       </w:pPr>
       <w:r>
         <w:drawing>
-          <wp:inline distT="0" distB="0" distL="0" distR="0" wp14:anchorId="16405056" wp14:editId="787EF9D2">
-            <wp:extent cx="3447779" cy="3951798"/>
-            <wp:effectExtent l="0" t="0" r="635" b="0"/>
-            <wp:docPr id="10" name="Grafik 10"/>
+          <wp:inline distT="0" distB="0" distL="0" distR="0" wp14:anchorId="15E2FC35" wp14:editId="2816E354">
+            <wp:extent cx="4015665" cy="1208598"/>
+            <wp:effectExtent l="0" t="0" r="4445" b="0"/>
+            <wp:docPr id="13" name="Grafik 13"/>
             <wp:cNvGraphicFramePr>
               <a:graphicFrameLocks xmlns:a="http://schemas.openxmlformats.org/drawingml/2006/main" noChangeAspect="1"/>
             </wp:cNvGraphicFramePr>
@@ -1634,7 +1327,7 @@
                   <pic:spPr>
                     <a:xfrm>
                       <a:off x="0" y="0"/>
-                      <a:ext cx="3458912" cy="3964559"/>
+                      <a:ext cx="4022128" cy="1210543"/>
                     </a:xfrm>
                     <a:prstGeom prst="rect">
                       <a:avLst/>
@@ -1646,8 +1339,1426 @@
           </wp:inline>
         </w:drawing>
       </w:r>
+    </w:p>
+    <w:p>
+      <w:pPr>
+        <w:spacing w:after="0" w:line="240" w:lineRule="auto"/>
+      </w:pPr>
+    </w:p>
+    <w:p>
+      <w:pPr>
+        <w:spacing w:after="0" w:line="240" w:lineRule="auto"/>
+      </w:pPr>
+    </w:p>
+    <w:p>
+      <w:pPr>
+        <w:spacing w:after="0" w:line="240" w:lineRule="auto"/>
+      </w:pPr>
+      <w:r>
+        <w:t>Definition der Grenzen für alle 23 Parameter</w:t>
+      </w:r>
+    </w:p>
+    <w:p>
+      <w:pPr>
+        <w:spacing w:after="0" w:line="240" w:lineRule="auto"/>
+        <w:rPr>
+          <w:rFonts w:ascii="Courier New" w:hAnsi="Courier New" w:cs="Courier New"/>
+        </w:rPr>
+      </w:pPr>
+      <w:proofErr w:type="spellStart"/>
+      <w:r>
+        <w:rPr>
+          <w:rFonts w:ascii="Courier New" w:hAnsi="Courier New" w:cs="Courier New"/>
+        </w:rPr>
+        <w:t>var_bounds</w:t>
+      </w:r>
+      <w:proofErr w:type="spellEnd"/>
+      <w:r>
+        <w:rPr>
+          <w:rFonts w:ascii="Courier New" w:hAnsi="Courier New" w:cs="Courier New"/>
+        </w:rPr>
+        <w:t xml:space="preserve"> = [(173.0, 177.0), (115.0, 125.0), (238.0, 242.0), (74.0, 83.0), (41.0, 55.0), (74.0, 83.0), (49.0, 67.0), (0.1, 20.0), (0.1, 20.0), (0.1, 20.0), (0.1, 20.0</w:t>
+      </w:r>
+      <w:proofErr w:type="gramStart"/>
+      <w:r>
+        <w:rPr>
+          <w:rFonts w:ascii="Courier New" w:hAnsi="Courier New" w:cs="Courier New"/>
+        </w:rPr>
+        <w:t>),(</w:t>
+      </w:r>
+      <w:proofErr w:type="gramEnd"/>
+      <w:r>
+        <w:rPr>
+          <w:rFonts w:ascii="Courier New" w:hAnsi="Courier New" w:cs="Courier New"/>
+        </w:rPr>
+        <w:t xml:space="preserve">0.1, 20.0), (0.1, 20.0), (0.1, </w:t>
+      </w:r>
+      <w:r>
+        <w:rPr>
+          <w:rFonts w:ascii="Courier New" w:hAnsi="Courier New" w:cs="Courier New"/>
+        </w:rPr>
+        <w:lastRenderedPageBreak/>
+        <w:t>5.0), (0.1, 5.0), (20.0, 60.0), (60.0, 100.0), (0.1, 5.0), (20.0, 45.0), (45.0, 70.0), (0.1, 5.0)]</w:t>
+      </w:r>
+    </w:p>
+    <w:p>
+      <w:pPr>
+        <w:spacing w:after="0" w:line="240" w:lineRule="auto"/>
+      </w:pPr>
+    </w:p>
+    <w:p>
+      <w:pPr>
+        <w:spacing w:after="0" w:line="240" w:lineRule="auto"/>
+        <w:rPr>
+          <w:b/>
+        </w:rPr>
+      </w:pPr>
+      <w:r>
+        <w:rPr>
+          <w:b/>
+        </w:rPr>
+        <w:t>Punkt x_07</w:t>
+      </w:r>
+    </w:p>
+    <w:p>
+      <w:pPr>
+        <w:spacing w:after="0" w:line="240" w:lineRule="auto"/>
+      </w:pPr>
+      <w:r>
+        <w:t xml:space="preserve">(nicht mehr nachvollziehbar! --&gt; Parameter </w:t>
+      </w:r>
+      <w:proofErr w:type="spellStart"/>
+      <w:r>
+        <w:rPr>
+          <w:rFonts w:ascii="Courier New" w:hAnsi="Courier New" w:cs="Courier New"/>
+        </w:rPr>
+        <w:t>seed</w:t>
+      </w:r>
+      <w:proofErr w:type="spellEnd"/>
+      <w:r>
+        <w:t xml:space="preserve"> hat gefehlt)</w:t>
+      </w:r>
+    </w:p>
+    <w:p>
+      <w:pPr>
+        <w:spacing w:after="0" w:line="240" w:lineRule="auto"/>
+      </w:pPr>
+    </w:p>
+    <w:p>
+      <w:pPr>
+        <w:spacing w:after="0" w:line="240" w:lineRule="auto"/>
+      </w:pPr>
+      <w:r>
+        <w:t xml:space="preserve">Suche eines globalen Minimums mit </w:t>
+      </w:r>
+      <w:proofErr w:type="spellStart"/>
+      <w:r>
+        <w:rPr>
+          <w:rFonts w:ascii="Courier New" w:hAnsi="Courier New" w:cs="Courier New"/>
+        </w:rPr>
+        <w:t>differential_evolution</w:t>
+      </w:r>
+      <w:proofErr w:type="spellEnd"/>
+    </w:p>
+    <w:p>
+      <w:pPr>
+        <w:spacing w:after="0" w:line="240" w:lineRule="auto"/>
+      </w:pPr>
+      <w:r>
+        <w:drawing>
+          <wp:inline distT="0" distB="0" distL="0" distR="0" wp14:anchorId="56C940A8" wp14:editId="14ACF01E">
+            <wp:extent cx="3624564" cy="3467595"/>
+            <wp:effectExtent l="0" t="0" r="0" b="0"/>
+            <wp:docPr id="14" name="Grafik 14"/>
+            <wp:cNvGraphicFramePr>
+              <a:graphicFrameLocks xmlns:a="http://schemas.openxmlformats.org/drawingml/2006/main" noChangeAspect="1"/>
+            </wp:cNvGraphicFramePr>
+            <a:graphic xmlns:a="http://schemas.openxmlformats.org/drawingml/2006/main">
+              <a:graphicData uri="http://schemas.openxmlformats.org/drawingml/2006/picture">
+                <pic:pic xmlns:pic="http://schemas.openxmlformats.org/drawingml/2006/picture">
+                  <pic:nvPicPr>
+                    <pic:cNvPr id="1" name=""/>
+                    <pic:cNvPicPr/>
+                  </pic:nvPicPr>
+                  <pic:blipFill>
+                    <a:blip r:embed="rId14"/>
+                    <a:stretch>
+                      <a:fillRect/>
+                    </a:stretch>
+                  </pic:blipFill>
+                  <pic:spPr>
+                    <a:xfrm>
+                      <a:off x="0" y="0"/>
+                      <a:ext cx="3649709" cy="3491651"/>
+                    </a:xfrm>
+                    <a:prstGeom prst="rect">
+                      <a:avLst/>
+                    </a:prstGeom>
+                  </pic:spPr>
+                </pic:pic>
+              </a:graphicData>
+            </a:graphic>
+          </wp:inline>
+        </w:drawing>
+      </w:r>
+    </w:p>
+    <w:p>
+      <w:pPr>
+        <w:spacing w:after="0" w:line="240" w:lineRule="auto"/>
+      </w:pPr>
+    </w:p>
+    <w:p>
+      <w:pPr>
+        <w:spacing w:after="0" w:line="240" w:lineRule="auto"/>
+      </w:pPr>
+      <w:r>
+        <w:t xml:space="preserve">Lösung wird in den </w:t>
+      </w:r>
+      <w:proofErr w:type="spellStart"/>
+      <w:r>
+        <w:t>gradient</w:t>
+      </w:r>
+      <w:proofErr w:type="spellEnd"/>
+      <w:r>
+        <w:t xml:space="preserve">-basierten Algorithmus </w:t>
+      </w:r>
+      <w:proofErr w:type="spellStart"/>
+      <w:r>
+        <w:t>Nelder</w:t>
+      </w:r>
+      <w:proofErr w:type="spellEnd"/>
+      <w:r>
+        <w:t>-Mead wiederverwendet</w:t>
+      </w:r>
+    </w:p>
+    <w:p>
+      <w:pPr>
+        <w:spacing w:after="0" w:line="240" w:lineRule="auto"/>
+      </w:pPr>
+      <w:r>
+        <w:drawing>
+          <wp:inline distT="0" distB="0" distL="0" distR="0" wp14:anchorId="527F57D1" wp14:editId="75BA1AE2">
+            <wp:extent cx="5983357" cy="3419061"/>
+            <wp:effectExtent l="0" t="0" r="0" b="0"/>
+            <wp:docPr id="15" name="Grafik 15"/>
+            <wp:cNvGraphicFramePr>
+              <a:graphicFrameLocks xmlns:a="http://schemas.openxmlformats.org/drawingml/2006/main" noChangeAspect="1"/>
+            </wp:cNvGraphicFramePr>
+            <a:graphic xmlns:a="http://schemas.openxmlformats.org/drawingml/2006/main">
+              <a:graphicData uri="http://schemas.openxmlformats.org/drawingml/2006/picture">
+                <pic:pic xmlns:pic="http://schemas.openxmlformats.org/drawingml/2006/picture">
+                  <pic:nvPicPr>
+                    <pic:cNvPr id="1" name=""/>
+                    <pic:cNvPicPr/>
+                  </pic:nvPicPr>
+                  <pic:blipFill>
+                    <a:blip r:embed="rId15"/>
+                    <a:stretch>
+                      <a:fillRect/>
+                    </a:stretch>
+                  </pic:blipFill>
+                  <pic:spPr>
+                    <a:xfrm>
+                      <a:off x="0" y="0"/>
+                      <a:ext cx="5988438" cy="3421965"/>
+                    </a:xfrm>
+                    <a:prstGeom prst="rect">
+                      <a:avLst/>
+                    </a:prstGeom>
+                  </pic:spPr>
+                </pic:pic>
+              </a:graphicData>
+            </a:graphic>
+          </wp:inline>
+        </w:drawing>
+      </w:r>
+    </w:p>
+    <w:p>
+      <w:pPr>
+        <w:spacing w:after="0" w:line="240" w:lineRule="auto"/>
+      </w:pPr>
+    </w:p>
+    <w:p>
+      <w:pPr>
+        <w:spacing w:after="0" w:line="240" w:lineRule="auto"/>
+      </w:pPr>
+      <w:r>
+        <w:t>Parameter der Lösung x_07</w:t>
+      </w:r>
+    </w:p>
+    <w:p>
+      <w:pPr>
+        <w:spacing w:after="0" w:line="240" w:lineRule="auto"/>
+      </w:pPr>
+      <w:r>
+        <w:lastRenderedPageBreak/>
+        <w:drawing>
+          <wp:inline distT="0" distB="0" distL="0" distR="0" wp14:anchorId="6A58C5FF" wp14:editId="1A70DA78">
+            <wp:extent cx="2378736" cy="4508389"/>
+            <wp:effectExtent l="0" t="0" r="2540" b="6985"/>
+            <wp:docPr id="16" name="Grafik 16"/>
+            <wp:cNvGraphicFramePr>
+              <a:graphicFrameLocks xmlns:a="http://schemas.openxmlformats.org/drawingml/2006/main" noChangeAspect="1"/>
+            </wp:cNvGraphicFramePr>
+            <a:graphic xmlns:a="http://schemas.openxmlformats.org/drawingml/2006/main">
+              <a:graphicData uri="http://schemas.openxmlformats.org/drawingml/2006/picture">
+                <pic:pic xmlns:pic="http://schemas.openxmlformats.org/drawingml/2006/picture">
+                  <pic:nvPicPr>
+                    <pic:cNvPr id="1" name=""/>
+                    <pic:cNvPicPr/>
+                  </pic:nvPicPr>
+                  <pic:blipFill>
+                    <a:blip r:embed="rId16"/>
+                    <a:stretch>
+                      <a:fillRect/>
+                    </a:stretch>
+                  </pic:blipFill>
+                  <pic:spPr>
+                    <a:xfrm>
+                      <a:off x="0" y="0"/>
+                      <a:ext cx="2389863" cy="4529478"/>
+                    </a:xfrm>
+                    <a:prstGeom prst="rect">
+                      <a:avLst/>
+                    </a:prstGeom>
+                  </pic:spPr>
+                </pic:pic>
+              </a:graphicData>
+            </a:graphic>
+          </wp:inline>
+        </w:drawing>
+      </w:r>
+    </w:p>
+    <w:p>
+      <w:pPr>
+        <w:spacing w:after="0" w:line="240" w:lineRule="auto"/>
+      </w:pPr>
+    </w:p>
+    <w:p>
+      <w:pPr>
+        <w:spacing w:after="0" w:line="240" w:lineRule="auto"/>
+      </w:pPr>
+      <w:r>
+        <w:t>Vergleich Vorhersage / Reale Werte</w:t>
+      </w:r>
+    </w:p>
+    <w:p>
+      <w:pPr>
+        <w:spacing w:after="0" w:line="240" w:lineRule="auto"/>
+      </w:pPr>
+    </w:p>
+    <w:p>
+      <w:pPr>
+        <w:spacing w:after="0" w:line="240" w:lineRule="auto"/>
+      </w:pPr>
+    </w:p>
+    <w:tbl>
+      <w:tblPr>
+        <w:tblStyle w:val="Tabellenraster"/>
+        <w:tblW w:w="0" w:type="auto"/>
+        <w:tblLook w:val="04A0" w:firstRow="1" w:lastRow="0" w:firstColumn="1" w:lastColumn="0" w:noHBand="0" w:noVBand="1"/>
+      </w:tblPr>
+      <w:tblGrid>
+        <w:gridCol w:w="3020"/>
+        <w:gridCol w:w="3021"/>
+        <w:gridCol w:w="3021"/>
+      </w:tblGrid>
+      <w:tr>
+        <w:tc>
+          <w:tcPr>
+            <w:tcW w:w="3020" w:type="dxa"/>
+          </w:tcPr>
+          <w:p>
+            <w:r>
+              <w:t>19454</w:t>
+            </w:r>
+          </w:p>
+        </w:tc>
+        <w:tc>
+          <w:tcPr>
+            <w:tcW w:w="3021" w:type="dxa"/>
+          </w:tcPr>
+          <w:p>
+            <w:r>
+              <w:t>20008</w:t>
+            </w:r>
+          </w:p>
+        </w:tc>
+        <w:tc>
+          <w:tcPr>
+            <w:tcW w:w="3021" w:type="dxa"/>
+          </w:tcPr>
+          <w:p>
+            <w:r>
+              <w:t>20664</w:t>
+            </w:r>
+          </w:p>
+        </w:tc>
+      </w:tr>
+      <w:tr>
+        <w:tc>
+          <w:tcPr>
+            <w:tcW w:w="3020" w:type="dxa"/>
+          </w:tcPr>
+          <w:p>
+            <w:r>
+              <w:rPr>
+                <w:noProof/>
+                <w:lang w:eastAsia="de-DE"/>
+              </w:rPr>
+              <w:drawing>
+                <wp:inline distT="0" distB="0" distL="0" distR="0" wp14:anchorId="73FEEFA6" wp14:editId="261C453F">
+                  <wp:extent cx="1800000" cy="1126984"/>
+                  <wp:effectExtent l="0" t="0" r="0" b="0"/>
+                  <wp:docPr id="19" name="Grafik 19"/>
+                  <wp:cNvGraphicFramePr>
+                    <a:graphicFrameLocks xmlns:a="http://schemas.openxmlformats.org/drawingml/2006/main" noChangeAspect="1"/>
+                  </wp:cNvGraphicFramePr>
+                  <a:graphic xmlns:a="http://schemas.openxmlformats.org/drawingml/2006/main">
+                    <a:graphicData uri="http://schemas.openxmlformats.org/drawingml/2006/picture">
+                      <pic:pic xmlns:pic="http://schemas.openxmlformats.org/drawingml/2006/picture">
+                        <pic:nvPicPr>
+                          <pic:cNvPr id="1" name=""/>
+                          <pic:cNvPicPr/>
+                        </pic:nvPicPr>
+                        <pic:blipFill>
+                          <a:blip r:embed="rId17"/>
+                          <a:stretch>
+                            <a:fillRect/>
+                          </a:stretch>
+                        </pic:blipFill>
+                        <pic:spPr>
+                          <a:xfrm>
+                            <a:off x="0" y="0"/>
+                            <a:ext cx="1800000" cy="1126984"/>
+                          </a:xfrm>
+                          <a:prstGeom prst="rect">
+                            <a:avLst/>
+                          </a:prstGeom>
+                        </pic:spPr>
+                      </pic:pic>
+                    </a:graphicData>
+                  </a:graphic>
+                </wp:inline>
+              </w:drawing>
+            </w:r>
+          </w:p>
+        </w:tc>
+        <w:tc>
+          <w:tcPr>
+            <w:tcW w:w="3021" w:type="dxa"/>
+          </w:tcPr>
+          <w:p>
+            <w:r>
+              <w:rPr>
+                <w:noProof/>
+                <w:lang w:eastAsia="de-DE"/>
+              </w:rPr>
+              <w:drawing>
+                <wp:inline distT="0" distB="0" distL="0" distR="0" wp14:anchorId="10A75494" wp14:editId="028183C6">
+                  <wp:extent cx="1800000" cy="1126984"/>
+                  <wp:effectExtent l="0" t="0" r="0" b="0"/>
+                  <wp:docPr id="20" name="Grafik 20"/>
+                  <wp:cNvGraphicFramePr>
+                    <a:graphicFrameLocks xmlns:a="http://schemas.openxmlformats.org/drawingml/2006/main" noChangeAspect="1"/>
+                  </wp:cNvGraphicFramePr>
+                  <a:graphic xmlns:a="http://schemas.openxmlformats.org/drawingml/2006/main">
+                    <a:graphicData uri="http://schemas.openxmlformats.org/drawingml/2006/picture">
+                      <pic:pic xmlns:pic="http://schemas.openxmlformats.org/drawingml/2006/picture">
+                        <pic:nvPicPr>
+                          <pic:cNvPr id="1" name=""/>
+                          <pic:cNvPicPr/>
+                        </pic:nvPicPr>
+                        <pic:blipFill>
+                          <a:blip r:embed="rId18"/>
+                          <a:stretch>
+                            <a:fillRect/>
+                          </a:stretch>
+                        </pic:blipFill>
+                        <pic:spPr>
+                          <a:xfrm>
+                            <a:off x="0" y="0"/>
+                            <a:ext cx="1800000" cy="1126984"/>
+                          </a:xfrm>
+                          <a:prstGeom prst="rect">
+                            <a:avLst/>
+                          </a:prstGeom>
+                        </pic:spPr>
+                      </pic:pic>
+                    </a:graphicData>
+                  </a:graphic>
+                </wp:inline>
+              </w:drawing>
+            </w:r>
+          </w:p>
+        </w:tc>
+        <w:tc>
+          <w:tcPr>
+            <w:tcW w:w="3021" w:type="dxa"/>
+          </w:tcPr>
+          <w:p>
+            <w:r>
+              <w:rPr>
+                <w:noProof/>
+                <w:lang w:eastAsia="de-DE"/>
+              </w:rPr>
+              <w:drawing>
+                <wp:inline distT="0" distB="0" distL="0" distR="0" wp14:anchorId="627E899B" wp14:editId="34FD4CE6">
+                  <wp:extent cx="1800000" cy="1126984"/>
+                  <wp:effectExtent l="0" t="0" r="0" b="0"/>
+                  <wp:docPr id="21" name="Grafik 21"/>
+                  <wp:cNvGraphicFramePr>
+                    <a:graphicFrameLocks xmlns:a="http://schemas.openxmlformats.org/drawingml/2006/main" noChangeAspect="1"/>
+                  </wp:cNvGraphicFramePr>
+                  <a:graphic xmlns:a="http://schemas.openxmlformats.org/drawingml/2006/main">
+                    <a:graphicData uri="http://schemas.openxmlformats.org/drawingml/2006/picture">
+                      <pic:pic xmlns:pic="http://schemas.openxmlformats.org/drawingml/2006/picture">
+                        <pic:nvPicPr>
+                          <pic:cNvPr id="1" name=""/>
+                          <pic:cNvPicPr/>
+                        </pic:nvPicPr>
+                        <pic:blipFill>
+                          <a:blip r:embed="rId19"/>
+                          <a:stretch>
+                            <a:fillRect/>
+                          </a:stretch>
+                        </pic:blipFill>
+                        <pic:spPr>
+                          <a:xfrm>
+                            <a:off x="0" y="0"/>
+                            <a:ext cx="1800000" cy="1126984"/>
+                          </a:xfrm>
+                          <a:prstGeom prst="rect">
+                            <a:avLst/>
+                          </a:prstGeom>
+                        </pic:spPr>
+                      </pic:pic>
+                    </a:graphicData>
+                  </a:graphic>
+                </wp:inline>
+              </w:drawing>
+            </w:r>
+          </w:p>
+        </w:tc>
+      </w:tr>
+    </w:tbl>
+    <w:p>
+      <w:pPr>
+        <w:spacing w:after="0" w:line="240" w:lineRule="auto"/>
+      </w:pPr>
+    </w:p>
+    <w:p>
+      <w:pPr>
+        <w:spacing w:after="0" w:line="240" w:lineRule="auto"/>
+      </w:pPr>
+    </w:p>
+    <w:p>
+      <w:pPr>
+        <w:spacing w:after="0" w:line="240" w:lineRule="auto"/>
+        <w:rPr>
+          <w:b/>
+        </w:rPr>
+      </w:pPr>
+      <w:r>
+        <w:rPr>
+          <w:b/>
+        </w:rPr>
+        <w:t xml:space="preserve">Punkt </w:t>
+      </w:r>
+      <w:r>
+        <w:rPr>
+          <w:b/>
+        </w:rPr>
+        <w:t>x_08</w:t>
+      </w:r>
+    </w:p>
+    <w:p>
+      <w:pPr>
+        <w:spacing w:after="0" w:line="240" w:lineRule="auto"/>
+      </w:pPr>
+      <w:r>
+        <w:t>(</w:t>
+      </w:r>
+      <w:proofErr w:type="spellStart"/>
+      <w:r>
+        <w:rPr>
+          <w:rFonts w:ascii="Courier New" w:hAnsi="Courier New" w:cs="Courier New"/>
+        </w:rPr>
+        <w:t>seed</w:t>
+      </w:r>
+      <w:proofErr w:type="spellEnd"/>
+      <w:r>
+        <w:t xml:space="preserve"> </w:t>
+      </w:r>
+      <w:r>
+        <w:t>= 55</w:t>
+      </w:r>
+      <w:r>
+        <w:t>)</w:t>
+      </w:r>
+    </w:p>
+    <w:p>
+      <w:pPr>
+        <w:spacing w:after="0" w:line="240" w:lineRule="auto"/>
+      </w:pPr>
+    </w:p>
+    <w:p>
+      <w:pPr>
+        <w:spacing w:after="0" w:line="240" w:lineRule="auto"/>
+      </w:pPr>
+      <w:r>
+        <w:t xml:space="preserve">Suche eines globalen Minimums mit </w:t>
+      </w:r>
+      <w:proofErr w:type="spellStart"/>
+      <w:r>
+        <w:rPr>
+          <w:rFonts w:ascii="Courier New" w:hAnsi="Courier New" w:cs="Courier New"/>
+        </w:rPr>
+        <w:t>differential_evolution</w:t>
+      </w:r>
+      <w:proofErr w:type="spellEnd"/>
+    </w:p>
+    <w:p>
+      <w:pPr>
+        <w:spacing w:after="0" w:line="240" w:lineRule="auto"/>
+      </w:pPr>
+      <w:r>
+        <w:lastRenderedPageBreak/>
+        <w:drawing>
+          <wp:inline distT="0" distB="0" distL="0" distR="0" wp14:anchorId="6ED5A94C" wp14:editId="1AEE7C93">
+            <wp:extent cx="3714816" cy="4074567"/>
+            <wp:effectExtent l="0" t="0" r="0" b="2540"/>
+            <wp:docPr id="29" name="Grafik 29"/>
+            <wp:cNvGraphicFramePr>
+              <a:graphicFrameLocks xmlns:a="http://schemas.openxmlformats.org/drawingml/2006/main" noChangeAspect="1"/>
+            </wp:cNvGraphicFramePr>
+            <a:graphic xmlns:a="http://schemas.openxmlformats.org/drawingml/2006/main">
+              <a:graphicData uri="http://schemas.openxmlformats.org/drawingml/2006/picture">
+                <pic:pic xmlns:pic="http://schemas.openxmlformats.org/drawingml/2006/picture">
+                  <pic:nvPicPr>
+                    <pic:cNvPr id="1" name=""/>
+                    <pic:cNvPicPr/>
+                  </pic:nvPicPr>
+                  <pic:blipFill>
+                    <a:blip r:embed="rId20"/>
+                    <a:stretch>
+                      <a:fillRect/>
+                    </a:stretch>
+                  </pic:blipFill>
+                  <pic:spPr>
+                    <a:xfrm>
+                      <a:off x="0" y="0"/>
+                      <a:ext cx="3720404" cy="4080697"/>
+                    </a:xfrm>
+                    <a:prstGeom prst="rect">
+                      <a:avLst/>
+                    </a:prstGeom>
+                  </pic:spPr>
+                </pic:pic>
+              </a:graphicData>
+            </a:graphic>
+          </wp:inline>
+        </w:drawing>
+      </w:r>
+    </w:p>
+    <w:p>
+      <w:pPr>
+        <w:spacing w:after="0" w:line="240" w:lineRule="auto"/>
+      </w:pPr>
+    </w:p>
+    <w:p>
+      <w:pPr>
+        <w:spacing w:after="0" w:line="240" w:lineRule="auto"/>
+      </w:pPr>
+      <w:r>
+        <w:t xml:space="preserve">Lösung wird in den </w:t>
+      </w:r>
+      <w:proofErr w:type="spellStart"/>
+      <w:r>
+        <w:t>gradient</w:t>
+      </w:r>
+      <w:proofErr w:type="spellEnd"/>
+      <w:r>
+        <w:t xml:space="preserve">-basierten Algorithmus </w:t>
+      </w:r>
+      <w:proofErr w:type="spellStart"/>
+      <w:r>
+        <w:t>Nelder</w:t>
+      </w:r>
+      <w:proofErr w:type="spellEnd"/>
+      <w:r>
+        <w:t>-Mead wiederverwendet</w:t>
+      </w:r>
+    </w:p>
+    <w:p>
+      <w:pPr>
+        <w:spacing w:after="0" w:line="240" w:lineRule="auto"/>
+      </w:pPr>
+      <w:r>
+        <w:drawing>
+          <wp:inline distT="0" distB="0" distL="0" distR="0" wp14:anchorId="2051CC3B" wp14:editId="7D14C4E1">
+            <wp:extent cx="3540556" cy="3943061"/>
+            <wp:effectExtent l="0" t="0" r="3175" b="635"/>
+            <wp:docPr id="28" name="Grafik 28"/>
+            <wp:cNvGraphicFramePr>
+              <a:graphicFrameLocks xmlns:a="http://schemas.openxmlformats.org/drawingml/2006/main" noChangeAspect="1"/>
+            </wp:cNvGraphicFramePr>
+            <a:graphic xmlns:a="http://schemas.openxmlformats.org/drawingml/2006/main">
+              <a:graphicData uri="http://schemas.openxmlformats.org/drawingml/2006/picture">
+                <pic:pic xmlns:pic="http://schemas.openxmlformats.org/drawingml/2006/picture">
+                  <pic:nvPicPr>
+                    <pic:cNvPr id="1" name=""/>
+                    <pic:cNvPicPr/>
+                  </pic:nvPicPr>
+                  <pic:blipFill>
+                    <a:blip r:embed="rId21"/>
+                    <a:stretch>
+                      <a:fillRect/>
+                    </a:stretch>
+                  </pic:blipFill>
+                  <pic:spPr>
+                    <a:xfrm>
+                      <a:off x="0" y="0"/>
+                      <a:ext cx="3552015" cy="3955823"/>
+                    </a:xfrm>
+                    <a:prstGeom prst="rect">
+                      <a:avLst/>
+                    </a:prstGeom>
+                  </pic:spPr>
+                </pic:pic>
+              </a:graphicData>
+            </a:graphic>
+          </wp:inline>
+        </w:drawing>
+      </w:r>
+    </w:p>
+    <w:p>
+      <w:pPr>
+        <w:spacing w:after="0" w:line="240" w:lineRule="auto"/>
+      </w:pPr>
+    </w:p>
+    <w:p>
+      <w:pPr>
+        <w:spacing w:after="0" w:line="240" w:lineRule="auto"/>
+      </w:pPr>
+      <w:r>
+        <w:t>Parameter der Lösung x_08</w:t>
+      </w:r>
+    </w:p>
+    <w:p>
+      <w:pPr>
+        <w:spacing w:after="0" w:line="240" w:lineRule="auto"/>
+      </w:pPr>
+      <w:r>
+        <w:lastRenderedPageBreak/>
+        <w:drawing>
+          <wp:inline distT="0" distB="0" distL="0" distR="0" wp14:anchorId="1DF0F64B" wp14:editId="1EE08163">
+            <wp:extent cx="2478885" cy="4579315"/>
+            <wp:effectExtent l="0" t="0" r="0" b="0"/>
+            <wp:docPr id="30" name="Grafik 30"/>
+            <wp:cNvGraphicFramePr>
+              <a:graphicFrameLocks xmlns:a="http://schemas.openxmlformats.org/drawingml/2006/main" noChangeAspect="1"/>
+            </wp:cNvGraphicFramePr>
+            <a:graphic xmlns:a="http://schemas.openxmlformats.org/drawingml/2006/main">
+              <a:graphicData uri="http://schemas.openxmlformats.org/drawingml/2006/picture">
+                <pic:pic xmlns:pic="http://schemas.openxmlformats.org/drawingml/2006/picture">
+                  <pic:nvPicPr>
+                    <pic:cNvPr id="1" name=""/>
+                    <pic:cNvPicPr/>
+                  </pic:nvPicPr>
+                  <pic:blipFill>
+                    <a:blip r:embed="rId22"/>
+                    <a:stretch>
+                      <a:fillRect/>
+                    </a:stretch>
+                  </pic:blipFill>
+                  <pic:spPr>
+                    <a:xfrm>
+                      <a:off x="0" y="0"/>
+                      <a:ext cx="2484197" cy="4589128"/>
+                    </a:xfrm>
+                    <a:prstGeom prst="rect">
+                      <a:avLst/>
+                    </a:prstGeom>
+                  </pic:spPr>
+                </pic:pic>
+              </a:graphicData>
+            </a:graphic>
+          </wp:inline>
+        </w:drawing>
+      </w:r>
+    </w:p>
+    <w:p>
+      <w:pPr>
+        <w:spacing w:after="0" w:line="240" w:lineRule="auto"/>
+      </w:pPr>
+    </w:p>
+    <w:p>
+      <w:pPr>
+        <w:spacing w:after="0" w:line="240" w:lineRule="auto"/>
+      </w:pPr>
+      <w:r>
+        <w:t>Vergleich Vorhersage / Reale Werte</w:t>
+      </w:r>
+    </w:p>
+    <w:p>
+      <w:pPr>
+        <w:spacing w:after="0" w:line="240" w:lineRule="auto"/>
+      </w:pPr>
+    </w:p>
+    <w:tbl>
+      <w:tblPr>
+        <w:tblStyle w:val="Tabellenraster"/>
+        <w:tblW w:w="0" w:type="auto"/>
+        <w:tblLook w:val="04A0" w:firstRow="1" w:lastRow="0" w:firstColumn="1" w:lastColumn="0" w:noHBand="0" w:noVBand="1"/>
+      </w:tblPr>
+      <w:tblGrid>
+        <w:gridCol w:w="3020"/>
+        <w:gridCol w:w="3021"/>
+        <w:gridCol w:w="3021"/>
+      </w:tblGrid>
+      <w:tr>
+        <w:tc>
+          <w:tcPr>
+            <w:tcW w:w="3020" w:type="dxa"/>
+          </w:tcPr>
+          <w:p>
+            <w:r>
+              <w:t>19731</w:t>
+            </w:r>
+          </w:p>
+        </w:tc>
+        <w:tc>
+          <w:tcPr>
+            <w:tcW w:w="3021" w:type="dxa"/>
+          </w:tcPr>
+          <w:p>
+            <w:r>
+              <w:t>20029</w:t>
+            </w:r>
+          </w:p>
+        </w:tc>
+        <w:tc>
+          <w:tcPr>
+            <w:tcW w:w="3021" w:type="dxa"/>
+          </w:tcPr>
+          <w:p>
+            <w:r>
+              <w:t>20956</w:t>
+            </w:r>
+          </w:p>
+        </w:tc>
+      </w:tr>
+      <w:tr>
+        <w:tc>
+          <w:tcPr>
+            <w:tcW w:w="3020" w:type="dxa"/>
+          </w:tcPr>
+          <w:p>
+            <w:r>
+              <w:rPr>
+                <w:noProof/>
+                <w:lang w:eastAsia="de-DE"/>
+              </w:rPr>
+              <w:drawing>
+                <wp:inline distT="0" distB="0" distL="0" distR="0" wp14:anchorId="411BD75A" wp14:editId="2177EE6A">
+                  <wp:extent cx="1800000" cy="1255357"/>
+                  <wp:effectExtent l="0" t="0" r="0" b="2540"/>
+                  <wp:docPr id="33" name="Grafik 33"/>
+                  <wp:cNvGraphicFramePr>
+                    <a:graphicFrameLocks xmlns:a="http://schemas.openxmlformats.org/drawingml/2006/main" noChangeAspect="1"/>
+                  </wp:cNvGraphicFramePr>
+                  <a:graphic xmlns:a="http://schemas.openxmlformats.org/drawingml/2006/main">
+                    <a:graphicData uri="http://schemas.openxmlformats.org/drawingml/2006/picture">
+                      <pic:pic xmlns:pic="http://schemas.openxmlformats.org/drawingml/2006/picture">
+                        <pic:nvPicPr>
+                          <pic:cNvPr id="1" name=""/>
+                          <pic:cNvPicPr/>
+                        </pic:nvPicPr>
+                        <pic:blipFill>
+                          <a:blip r:embed="rId23"/>
+                          <a:stretch>
+                            <a:fillRect/>
+                          </a:stretch>
+                        </pic:blipFill>
+                        <pic:spPr>
+                          <a:xfrm>
+                            <a:off x="0" y="0"/>
+                            <a:ext cx="1800000" cy="1255357"/>
+                          </a:xfrm>
+                          <a:prstGeom prst="rect">
+                            <a:avLst/>
+                          </a:prstGeom>
+                        </pic:spPr>
+                      </pic:pic>
+                    </a:graphicData>
+                  </a:graphic>
+                </wp:inline>
+              </w:drawing>
+            </w:r>
+          </w:p>
+        </w:tc>
+        <w:tc>
+          <w:tcPr>
+            <w:tcW w:w="3021" w:type="dxa"/>
+          </w:tcPr>
+          <w:p>
+            <w:r>
+              <w:rPr>
+                <w:noProof/>
+                <w:lang w:eastAsia="de-DE"/>
+              </w:rPr>
+              <w:drawing>
+                <wp:inline distT="0" distB="0" distL="0" distR="0" wp14:anchorId="50836EC2" wp14:editId="6A73ED86">
+                  <wp:extent cx="1800000" cy="1255357"/>
+                  <wp:effectExtent l="0" t="0" r="0" b="2540"/>
+                  <wp:docPr id="31" name="Grafik 31"/>
+                  <wp:cNvGraphicFramePr>
+                    <a:graphicFrameLocks xmlns:a="http://schemas.openxmlformats.org/drawingml/2006/main" noChangeAspect="1"/>
+                  </wp:cNvGraphicFramePr>
+                  <a:graphic xmlns:a="http://schemas.openxmlformats.org/drawingml/2006/main">
+                    <a:graphicData uri="http://schemas.openxmlformats.org/drawingml/2006/picture">
+                      <pic:pic xmlns:pic="http://schemas.openxmlformats.org/drawingml/2006/picture">
+                        <pic:nvPicPr>
+                          <pic:cNvPr id="1" name=""/>
+                          <pic:cNvPicPr/>
+                        </pic:nvPicPr>
+                        <pic:blipFill>
+                          <a:blip r:embed="rId24"/>
+                          <a:stretch>
+                            <a:fillRect/>
+                          </a:stretch>
+                        </pic:blipFill>
+                        <pic:spPr>
+                          <a:xfrm>
+                            <a:off x="0" y="0"/>
+                            <a:ext cx="1800000" cy="1255357"/>
+                          </a:xfrm>
+                          <a:prstGeom prst="rect">
+                            <a:avLst/>
+                          </a:prstGeom>
+                        </pic:spPr>
+                      </pic:pic>
+                    </a:graphicData>
+                  </a:graphic>
+                </wp:inline>
+              </w:drawing>
+            </w:r>
+          </w:p>
+        </w:tc>
+        <w:tc>
+          <w:tcPr>
+            <w:tcW w:w="3021" w:type="dxa"/>
+          </w:tcPr>
+          <w:p>
+            <w:r>
+              <w:rPr>
+                <w:noProof/>
+                <w:lang w:eastAsia="de-DE"/>
+              </w:rPr>
+              <w:drawing>
+                <wp:inline distT="0" distB="0" distL="0" distR="0" wp14:anchorId="36EC1A45" wp14:editId="69704DB4">
+                  <wp:extent cx="1800000" cy="1255357"/>
+                  <wp:effectExtent l="0" t="0" r="0" b="2540"/>
+                  <wp:docPr id="32" name="Grafik 32"/>
+                  <wp:cNvGraphicFramePr>
+                    <a:graphicFrameLocks xmlns:a="http://schemas.openxmlformats.org/drawingml/2006/main" noChangeAspect="1"/>
+                  </wp:cNvGraphicFramePr>
+                  <a:graphic xmlns:a="http://schemas.openxmlformats.org/drawingml/2006/main">
+                    <a:graphicData uri="http://schemas.openxmlformats.org/drawingml/2006/picture">
+                      <pic:pic xmlns:pic="http://schemas.openxmlformats.org/drawingml/2006/picture">
+                        <pic:nvPicPr>
+                          <pic:cNvPr id="1" name=""/>
+                          <pic:cNvPicPr/>
+                        </pic:nvPicPr>
+                        <pic:blipFill>
+                          <a:blip r:embed="rId25"/>
+                          <a:stretch>
+                            <a:fillRect/>
+                          </a:stretch>
+                        </pic:blipFill>
+                        <pic:spPr>
+                          <a:xfrm>
+                            <a:off x="0" y="0"/>
+                            <a:ext cx="1800000" cy="1255357"/>
+                          </a:xfrm>
+                          <a:prstGeom prst="rect">
+                            <a:avLst/>
+                          </a:prstGeom>
+                        </pic:spPr>
+                      </pic:pic>
+                    </a:graphicData>
+                  </a:graphic>
+                </wp:inline>
+              </w:drawing>
+            </w:r>
+          </w:p>
+        </w:tc>
+      </w:tr>
+    </w:tbl>
+    <w:p>
+      <w:pPr>
+        <w:spacing w:after="0" w:line="240" w:lineRule="auto"/>
+      </w:pPr>
+    </w:p>
+    <w:p>
+      <w:pPr>
+        <w:spacing w:after="0" w:line="240" w:lineRule="auto"/>
+      </w:pPr>
+      <w:r>
+        <w:drawing>
+          <wp:inline distT="0" distB="0" distL="0" distR="0">
+            <wp:extent cx="2434824" cy="1770278"/>
+            <wp:effectExtent l="0" t="0" r="3810" b="1905"/>
+            <wp:docPr id="35" name="Grafik 35"/>
+            <wp:cNvGraphicFramePr>
+              <a:graphicFrameLocks xmlns:a="http://schemas.openxmlformats.org/drawingml/2006/main" noChangeAspect="1"/>
+            </wp:cNvGraphicFramePr>
+            <a:graphic xmlns:a="http://schemas.openxmlformats.org/drawingml/2006/main">
+              <a:graphicData uri="http://schemas.openxmlformats.org/drawingml/2006/picture">
+                <pic:pic xmlns:pic="http://schemas.openxmlformats.org/drawingml/2006/picture">
+                  <pic:nvPicPr>
+                    <pic:cNvPr id="0" name="Picture 2"/>
+                    <pic:cNvPicPr>
+                      <a:picLocks noChangeAspect="1" noChangeArrowheads="1"/>
+                    </pic:cNvPicPr>
+                  </pic:nvPicPr>
+                  <pic:blipFill>
+                    <a:blip r:embed="rId26">
+                      <a:extLst>
+                        <a:ext uri="{28A0092B-C50C-407E-A947-70E740481C1C}">
+                          <a14:useLocalDpi xmlns:a14="http://schemas.microsoft.com/office/drawing/2010/main" val="0"/>
+                        </a:ext>
+                      </a:extLst>
+                    </a:blip>
+                    <a:srcRect/>
+                    <a:stretch>
+                      <a:fillRect/>
+                    </a:stretch>
+                  </pic:blipFill>
+                  <pic:spPr bwMode="auto">
+                    <a:xfrm>
+                      <a:off x="0" y="0"/>
+                      <a:ext cx="2451270" cy="1782236"/>
+                    </a:xfrm>
+                    <a:prstGeom prst="rect">
+                      <a:avLst/>
+                    </a:prstGeom>
+                    <a:noFill/>
+                    <a:ln>
+                      <a:noFill/>
+                    </a:ln>
+                  </pic:spPr>
+                </pic:pic>
+              </a:graphicData>
+            </a:graphic>
+          </wp:inline>
+        </w:drawing>
+      </w:r>
+    </w:p>
+    <w:p>
+      <w:pPr>
+        <w:spacing w:after="0" w:line="240" w:lineRule="auto"/>
+      </w:pPr>
+    </w:p>
+    <w:p>
+      <w:pPr>
+        <w:spacing w:after="0" w:line="240" w:lineRule="auto"/>
+      </w:pPr>
+    </w:p>
+    <w:p>
+      <w:pPr>
+        <w:spacing w:after="0" w:line="240" w:lineRule="auto"/>
+      </w:pPr>
+    </w:p>
+    <w:p>
+      <w:pPr>
+        <w:spacing w:after="0" w:line="240" w:lineRule="auto"/>
+      </w:pPr>
+      <w:r>
+        <w:lastRenderedPageBreak/>
+        <w:t>03-extended</w:t>
+      </w:r>
+    </w:p>
+    <w:p>
+      <w:pPr>
+        <w:spacing w:after="0" w:line="240" w:lineRule="auto"/>
+      </w:pPr>
+      <w:r>
+        <w:tab/>
+        <w:t>Slots 4-2</w:t>
+      </w:r>
+    </w:p>
+    <w:p>
+      <w:pPr>
+        <w:spacing w:after="0" w:line="240" w:lineRule="auto"/>
+      </w:pPr>
+      <w:r>
+        <w:tab/>
+      </w:r>
+      <w:proofErr w:type="spellStart"/>
+      <w:r>
+        <w:t>Dim_X</w:t>
+      </w:r>
+      <w:proofErr w:type="spellEnd"/>
+      <w:r>
+        <w:t>: 100 – (175) – 195</w:t>
+      </w:r>
+      <w:r>
+        <w:tab/>
+        <w:t>2 Schlitze</w:t>
+      </w:r>
+    </w:p>
+    <w:p>
+      <w:pPr>
+        <w:spacing w:after="0" w:line="240" w:lineRule="auto"/>
+      </w:pPr>
+      <w:r>
+        <w:tab/>
+      </w:r>
+      <w:proofErr w:type="spellStart"/>
+      <w:r>
+        <w:t>Dim_Z</w:t>
+      </w:r>
+      <w:proofErr w:type="spellEnd"/>
+      <w:r>
+        <w:t>: 200 – (240) – 280</w:t>
+      </w:r>
+      <w:r>
+        <w:tab/>
+        <w:t>4 Schlitze</w:t>
+      </w:r>
+    </w:p>
+    <w:p>
+      <w:pPr>
+        <w:spacing w:after="0" w:line="240" w:lineRule="auto"/>
+      </w:pPr>
+      <w:r>
+        <w:tab/>
+        <w:t>DP #13000 bis #14999</w:t>
+      </w:r>
+    </w:p>
+    <w:p>
+      <w:pPr>
+        <w:spacing w:after="0" w:line="240" w:lineRule="auto"/>
+      </w:pPr>
+    </w:p>
+    <w:p>
+      <w:pPr>
+        <w:spacing w:after="0" w:line="240" w:lineRule="auto"/>
+      </w:pPr>
+      <w:r>
+        <w:t>Verteilung der Parameter</w:t>
+      </w:r>
+    </w:p>
+    <w:p>
+      <w:pPr>
+        <w:spacing w:after="0" w:line="240" w:lineRule="auto"/>
+      </w:pPr>
+      <w:r>
+        <w:drawing>
+          <wp:inline distT="0" distB="0" distL="0" distR="0" wp14:anchorId="422AB337" wp14:editId="589BBCAB">
+            <wp:extent cx="5760720" cy="3409315"/>
+            <wp:effectExtent l="0" t="0" r="0" b="635"/>
+            <wp:docPr id="36" name="Grafik 36"/>
+            <wp:cNvGraphicFramePr>
+              <a:graphicFrameLocks xmlns:a="http://schemas.openxmlformats.org/drawingml/2006/main" noChangeAspect="1"/>
+            </wp:cNvGraphicFramePr>
+            <a:graphic xmlns:a="http://schemas.openxmlformats.org/drawingml/2006/main">
+              <a:graphicData uri="http://schemas.openxmlformats.org/drawingml/2006/picture">
+                <pic:pic xmlns:pic="http://schemas.openxmlformats.org/drawingml/2006/picture">
+                  <pic:nvPicPr>
+                    <pic:cNvPr id="1" name=""/>
+                    <pic:cNvPicPr/>
+                  </pic:nvPicPr>
+                  <pic:blipFill>
+                    <a:blip r:embed="rId27"/>
+                    <a:stretch>
+                      <a:fillRect/>
+                    </a:stretch>
+                  </pic:blipFill>
+                  <pic:spPr>
+                    <a:xfrm>
+                      <a:off x="0" y="0"/>
+                      <a:ext cx="5760720" cy="3409315"/>
+                    </a:xfrm>
+                    <a:prstGeom prst="rect">
+                      <a:avLst/>
+                    </a:prstGeom>
+                  </pic:spPr>
+                </pic:pic>
+              </a:graphicData>
+            </a:graphic>
+          </wp:inline>
+        </w:drawing>
+      </w:r>
+    </w:p>
+    <w:p>
+      <w:pPr>
+        <w:spacing w:after="0" w:line="240" w:lineRule="auto"/>
+      </w:pPr>
+    </w:p>
+    <w:p>
+      <w:pPr>
+        <w:spacing w:after="0" w:line="240" w:lineRule="auto"/>
+      </w:pPr>
+      <w:r>
+        <w:t>Verteilung der Längsmoden</w:t>
+      </w:r>
+    </w:p>
+    <w:p>
+      <w:pPr>
+        <w:spacing w:after="0" w:line="240" w:lineRule="auto"/>
+      </w:pPr>
+      <w:r>
+        <w:drawing>
+          <wp:inline distT="0" distB="0" distL="0" distR="0" wp14:anchorId="0A7269DA" wp14:editId="7DD971DC">
+            <wp:extent cx="3218688" cy="951202"/>
+            <wp:effectExtent l="0" t="0" r="1270" b="1905"/>
+            <wp:docPr id="37" name="Grafik 37"/>
+            <wp:cNvGraphicFramePr>
+              <a:graphicFrameLocks xmlns:a="http://schemas.openxmlformats.org/drawingml/2006/main" noChangeAspect="1"/>
+            </wp:cNvGraphicFramePr>
+            <a:graphic xmlns:a="http://schemas.openxmlformats.org/drawingml/2006/main">
+              <a:graphicData uri="http://schemas.openxmlformats.org/drawingml/2006/picture">
+                <pic:pic xmlns:pic="http://schemas.openxmlformats.org/drawingml/2006/picture">
+                  <pic:nvPicPr>
+                    <pic:cNvPr id="1" name=""/>
+                    <pic:cNvPicPr/>
+                  </pic:nvPicPr>
+                  <pic:blipFill>
+                    <a:blip r:embed="rId28"/>
+                    <a:stretch>
+                      <a:fillRect/>
+                    </a:stretch>
+                  </pic:blipFill>
+                  <pic:spPr>
+                    <a:xfrm>
+                      <a:off x="0" y="0"/>
+                      <a:ext cx="3261212" cy="963769"/>
+                    </a:xfrm>
+                    <a:prstGeom prst="rect">
+                      <a:avLst/>
+                    </a:prstGeom>
+                  </pic:spPr>
+                </pic:pic>
+              </a:graphicData>
+            </a:graphic>
+          </wp:inline>
+        </w:drawing>
+      </w:r>
+    </w:p>
+    <w:p>
+      <w:pPr>
+        <w:spacing w:after="0" w:line="240" w:lineRule="auto"/>
+      </w:pPr>
+    </w:p>
+    <w:p>
+      <w:pPr>
+        <w:spacing w:after="0" w:line="240" w:lineRule="auto"/>
+      </w:pPr>
+      <w:r>
+        <w:drawing>
+          <wp:inline distT="0" distB="0" distL="0" distR="0" wp14:anchorId="0B9EA6D8" wp14:editId="620520C4">
+            <wp:extent cx="2677905" cy="2179930"/>
+            <wp:effectExtent l="0" t="0" r="8255" b="0"/>
+            <wp:docPr id="38" name="Grafik 38"/>
+            <wp:cNvGraphicFramePr>
+              <a:graphicFrameLocks xmlns:a="http://schemas.openxmlformats.org/drawingml/2006/main" noChangeAspect="1"/>
+            </wp:cNvGraphicFramePr>
+            <a:graphic xmlns:a="http://schemas.openxmlformats.org/drawingml/2006/main">
+              <a:graphicData uri="http://schemas.openxmlformats.org/drawingml/2006/picture">
+                <pic:pic xmlns:pic="http://schemas.openxmlformats.org/drawingml/2006/picture">
+                  <pic:nvPicPr>
+                    <pic:cNvPr id="1" name=""/>
+                    <pic:cNvPicPr/>
+                  </pic:nvPicPr>
+                  <pic:blipFill>
+                    <a:blip r:embed="rId29"/>
+                    <a:stretch>
+                      <a:fillRect/>
+                    </a:stretch>
+                  </pic:blipFill>
+                  <pic:spPr>
+                    <a:xfrm>
+                      <a:off x="0" y="0"/>
+                      <a:ext cx="2691419" cy="2190931"/>
+                    </a:xfrm>
+                    <a:prstGeom prst="rect">
+                      <a:avLst/>
+                    </a:prstGeom>
+                  </pic:spPr>
+                </pic:pic>
+              </a:graphicData>
+            </a:graphic>
+          </wp:inline>
+        </w:drawing>
+      </w:r>
+    </w:p>
+    <w:p>
+      <w:pPr>
+        <w:spacing w:after="0" w:line="240" w:lineRule="auto"/>
+      </w:pPr>
+    </w:p>
+    <w:p>
+      <w:pPr>
+        <w:spacing w:after="0" w:line="240" w:lineRule="auto"/>
+      </w:pPr>
+      <w:r>
+        <w:t>Vorhersage alle Frequenzen</w:t>
+      </w:r>
+    </w:p>
+    <w:p>
+      <w:pPr>
+        <w:spacing w:after="0" w:line="240" w:lineRule="auto"/>
+      </w:pPr>
+    </w:p>
+    <w:p>
+      <w:pPr>
+        <w:spacing w:after="0" w:line="240" w:lineRule="auto"/>
+      </w:pPr>
+      <w:r>
+        <w:t xml:space="preserve">(Original </w:t>
+      </w:r>
+      <w:proofErr w:type="spellStart"/>
+      <w:r>
+        <w:t>schmaller</w:t>
+      </w:r>
+      <w:proofErr w:type="spellEnd"/>
+      <w:r>
+        <w:t xml:space="preserve"> Bereich)</w:t>
+      </w:r>
+    </w:p>
+    <w:p>
+      <w:pPr>
+        <w:spacing w:after="0" w:line="240" w:lineRule="auto"/>
+      </w:pPr>
+      <w:r>
+        <w:lastRenderedPageBreak/>
+        <w:drawing>
+          <wp:inline distT="0" distB="0" distL="0" distR="0" wp14:anchorId="16715799" wp14:editId="40DFFD09">
+            <wp:extent cx="5760720" cy="1713865"/>
+            <wp:effectExtent l="0" t="0" r="0" b="635"/>
+            <wp:docPr id="42" name="Grafik 42"/>
+            <wp:cNvGraphicFramePr>
+              <a:graphicFrameLocks xmlns:a="http://schemas.openxmlformats.org/drawingml/2006/main" noChangeAspect="1"/>
+            </wp:cNvGraphicFramePr>
+            <a:graphic xmlns:a="http://schemas.openxmlformats.org/drawingml/2006/main">
+              <a:graphicData uri="http://schemas.openxmlformats.org/drawingml/2006/picture">
+                <pic:pic xmlns:pic="http://schemas.openxmlformats.org/drawingml/2006/picture">
+                  <pic:nvPicPr>
+                    <pic:cNvPr id="1" name=""/>
+                    <pic:cNvPicPr/>
+                  </pic:nvPicPr>
+                  <pic:blipFill>
+                    <a:blip r:embed="rId30"/>
+                    <a:stretch>
+                      <a:fillRect/>
+                    </a:stretch>
+                  </pic:blipFill>
+                  <pic:spPr>
+                    <a:xfrm>
+                      <a:off x="0" y="0"/>
+                      <a:ext cx="5760720" cy="1713865"/>
+                    </a:xfrm>
+                    <a:prstGeom prst="rect">
+                      <a:avLst/>
+                    </a:prstGeom>
+                  </pic:spPr>
+                </pic:pic>
+              </a:graphicData>
+            </a:graphic>
+          </wp:inline>
+        </w:drawing>
+      </w:r>
+    </w:p>
+    <w:p>
+      <w:pPr>
+        <w:spacing w:after="0" w:line="240" w:lineRule="auto"/>
+      </w:pPr>
+    </w:p>
+    <w:p>
+      <w:pPr>
+        <w:spacing w:after="0" w:line="240" w:lineRule="auto"/>
+      </w:pPr>
+      <w:r>
+        <w:t>(Breiter Bereich)</w:t>
+      </w:r>
+    </w:p>
+    <w:p>
+      <w:pPr>
+        <w:spacing w:after="0" w:line="240" w:lineRule="auto"/>
+        <w:jc w:val="center"/>
+      </w:pPr>
+      <w:r>
+        <w:drawing>
+          <wp:inline distT="0" distB="0" distL="0" distR="0" wp14:anchorId="3A10C9A9" wp14:editId="70057030">
+            <wp:extent cx="4035236" cy="1558138"/>
+            <wp:effectExtent l="0" t="0" r="3810" b="4445"/>
+            <wp:docPr id="43" name="Grafik 43"/>
+            <wp:cNvGraphicFramePr>
+              <a:graphicFrameLocks xmlns:a="http://schemas.openxmlformats.org/drawingml/2006/main" noChangeAspect="1"/>
+            </wp:cNvGraphicFramePr>
+            <a:graphic xmlns:a="http://schemas.openxmlformats.org/drawingml/2006/main">
+              <a:graphicData uri="http://schemas.openxmlformats.org/drawingml/2006/picture">
+                <pic:pic xmlns:pic="http://schemas.openxmlformats.org/drawingml/2006/picture">
+                  <pic:nvPicPr>
+                    <pic:cNvPr id="1" name=""/>
+                    <pic:cNvPicPr/>
+                  </pic:nvPicPr>
+                  <pic:blipFill>
+                    <a:blip r:embed="rId31"/>
+                    <a:stretch>
+                      <a:fillRect/>
+                    </a:stretch>
+                  </pic:blipFill>
+                  <pic:spPr>
+                    <a:xfrm>
+                      <a:off x="0" y="0"/>
+                      <a:ext cx="4078040" cy="1574666"/>
+                    </a:xfrm>
+                    <a:prstGeom prst="rect">
+                      <a:avLst/>
+                    </a:prstGeom>
+                  </pic:spPr>
+                </pic:pic>
+              </a:graphicData>
+            </a:graphic>
+          </wp:inline>
+        </w:drawing>
+      </w:r>
+    </w:p>
+    <w:p>
+      <w:pPr>
+        <w:spacing w:after="0" w:line="240" w:lineRule="auto"/>
+      </w:pPr>
+    </w:p>
+    <w:p>
+      <w:pPr>
+        <w:spacing w:after="0" w:line="240" w:lineRule="auto"/>
+      </w:pPr>
       <w:bookmarkStart w:id="0" w:name="_GoBack"/>
       <w:bookmarkEnd w:id="0"/>
+    </w:p>
+    <w:p>
+      <w:pPr>
+        <w:spacing w:after="0" w:line="240" w:lineRule="auto"/>
+      </w:pPr>
+    </w:p>
+    <w:p>
+      <w:pPr>
+        <w:spacing w:after="0" w:line="240" w:lineRule="auto"/>
+      </w:pPr>
+    </w:p>
+    <w:p>
+      <w:pPr>
+        <w:spacing w:after="0" w:line="240" w:lineRule="auto"/>
+      </w:pPr>
+    </w:p>
+    <w:p>
+      <w:pPr>
+        <w:spacing w:after="0" w:line="240" w:lineRule="auto"/>
+      </w:pPr>
     </w:p>
     <w:p>
       <w:pPr>
@@ -2304,6 +3415,7 @@
   <w:style w:type="paragraph" w:default="1" w:styleId="Standard">
     <w:name w:val="Normal"/>
     <w:qFormat/>
+    <w:rsid w:val="0010458A"/>
   </w:style>
   <w:style w:type="character" w:default="1" w:styleId="Absatz-Standardschriftart">
     <w:name w:val="Default Paragraph Font"/>

--- a/report/Nächste Schritte UVo-FBr 22.07.2025.docx
+++ b/report/Nächste Schritte UVo-FBr 22.07.2025.docx
@@ -7,15 +7,7 @@
         <w:spacing w:after="0" w:line="240" w:lineRule="auto"/>
       </w:pPr>
       <w:r>
-        <w:t xml:space="preserve">Termin </w:t>
-      </w:r>
-      <w:proofErr w:type="spellStart"/>
-      <w:r>
-        <w:t>UVo</w:t>
-      </w:r>
-      <w:proofErr w:type="spellEnd"/>
-      <w:r>
-        <w:t xml:space="preserve"> 22.07.2025</w:t>
+        <w:t>Termin UVo 22.07.2025</w:t>
       </w:r>
     </w:p>
     <w:p>
@@ -45,13 +37,8 @@
         </w:numPr>
         <w:spacing w:after="0" w:line="240" w:lineRule="auto"/>
       </w:pPr>
-      <w:proofErr w:type="spellStart"/>
-      <w:r>
-        <w:t>Optimas</w:t>
-      </w:r>
-      <w:proofErr w:type="spellEnd"/>
-      <w:r>
-        <w:t xml:space="preserve"> finden und nachrechnen</w:t>
+      <w:r>
+        <w:t>Optimas finden und nachrechnen</w:t>
       </w:r>
     </w:p>
     <w:p>
@@ -103,15 +90,7 @@
         <w:spacing w:after="0" w:line="240" w:lineRule="auto"/>
       </w:pPr>
       <w:r>
-        <w:t xml:space="preserve">Literatur / </w:t>
-      </w:r>
-      <w:proofErr w:type="spellStart"/>
-      <w:r>
-        <w:t>ChatGPT</w:t>
-      </w:r>
-      <w:proofErr w:type="spellEnd"/>
-      <w:r>
-        <w:t>: Abbildung der Geometrie als Matrix</w:t>
+        <w:t>Literatur / ChatGPT: Abbildung der Geometrie als Matrix</w:t>
       </w:r>
     </w:p>
     <w:p>
@@ -138,15 +117,7 @@
         <w:spacing w:after="0" w:line="240" w:lineRule="auto"/>
       </w:pPr>
       <w:r>
-        <w:t>(Notebook 7-</w:t>
-      </w:r>
-      <w:proofErr w:type="gramStart"/>
-      <w:r>
-        <w:t>optimization.ipynb</w:t>
-      </w:r>
-      <w:proofErr w:type="gramEnd"/>
-      <w:r>
-        <w:t>)</w:t>
+        <w:t>(Notebook 7-optimization.ipynb)</w:t>
       </w:r>
     </w:p>
     <w:p>
@@ -264,11 +235,9 @@
             <w:tcW w:w="1838" w:type="dxa"/>
           </w:tcPr>
           <w:p>
-            <w:proofErr w:type="spellStart"/>
             <w:r>
               <w:t>lst_var</w:t>
             </w:r>
-            <w:proofErr w:type="spellEnd"/>
           </w:p>
         </w:tc>
         <w:tc>
@@ -277,23 +246,7 @@
           </w:tcPr>
           <w:p>
             <w:r>
-              <w:t>Parameter, die für die Optimierung variiert werden (</w:t>
-            </w:r>
-            <w:proofErr w:type="spellStart"/>
-            <w:r>
-              <w:t>dim_x</w:t>
-            </w:r>
-            <w:proofErr w:type="spellEnd"/>
-            <w:r>
-              <w:t xml:space="preserve">, ..., </w:t>
-            </w:r>
-            <w:proofErr w:type="spellStart"/>
-            <w:r>
-              <w:t>cut_z_depth</w:t>
-            </w:r>
-            <w:proofErr w:type="spellEnd"/>
-            <w:r>
-              <w:t>)</w:t>
+              <w:t>Parameter, die für die Optimierung variiert werden (dim_x, ..., cut_z_depth)</w:t>
             </w:r>
           </w:p>
         </w:tc>
@@ -307,14 +260,12 @@
                 <w:rFonts w:ascii="Courier New" w:hAnsi="Courier New" w:cs="Courier New"/>
               </w:rPr>
             </w:pPr>
-            <w:proofErr w:type="spellStart"/>
             <w:r>
               <w:rPr>
                 <w:rFonts w:ascii="Courier New" w:hAnsi="Courier New" w:cs="Courier New"/>
               </w:rPr>
               <w:t>xvar</w:t>
             </w:r>
-            <w:proofErr w:type="spellEnd"/>
           </w:p>
           <w:p>
             <w:pPr>
@@ -331,11 +282,9 @@
             <w:tcW w:w="1838" w:type="dxa"/>
           </w:tcPr>
           <w:p>
-            <w:proofErr w:type="spellStart"/>
             <w:r>
               <w:t>lst_calc</w:t>
             </w:r>
-            <w:proofErr w:type="spellEnd"/>
           </w:p>
         </w:tc>
         <w:tc>
@@ -344,31 +293,7 @@
           </w:tcPr>
           <w:p>
             <w:r>
-              <w:t xml:space="preserve">Berechnete Parameter (additional </w:t>
-            </w:r>
-            <w:proofErr w:type="spellStart"/>
-            <w:r>
-              <w:t>features</w:t>
-            </w:r>
-            <w:proofErr w:type="spellEnd"/>
-            <w:r>
-              <w:t xml:space="preserve">: </w:t>
-            </w:r>
-            <w:proofErr w:type="spellStart"/>
-            <w:r>
-              <w:t>seg_x_out</w:t>
-            </w:r>
-            <w:proofErr w:type="spellEnd"/>
-            <w:r>
-              <w:t xml:space="preserve">, </w:t>
-            </w:r>
-            <w:proofErr w:type="spellStart"/>
-            <w:r>
-              <w:t>seg_z_out</w:t>
-            </w:r>
-            <w:proofErr w:type="spellEnd"/>
-            <w:r>
-              <w:t>)</w:t>
+              <w:t>Berechnete Parameter (additional features: seg_x_out, seg_z_out)</w:t>
             </w:r>
           </w:p>
         </w:tc>
@@ -391,11 +316,9 @@
             <w:tcW w:w="1838" w:type="dxa"/>
           </w:tcPr>
           <w:p>
-            <w:proofErr w:type="spellStart"/>
             <w:r>
               <w:t>lst_slot_class</w:t>
             </w:r>
-            <w:proofErr w:type="spellEnd"/>
           </w:p>
         </w:tc>
         <w:tc>
@@ -427,11 +350,9 @@
             <w:tcW w:w="1838" w:type="dxa"/>
           </w:tcPr>
           <w:p>
-            <w:proofErr w:type="spellStart"/>
             <w:r>
               <w:t>lst_cols</w:t>
             </w:r>
-            <w:proofErr w:type="spellEnd"/>
           </w:p>
         </w:tc>
         <w:tc>
@@ -440,31 +361,7 @@
           </w:tcPr>
           <w:p>
             <w:r>
-              <w:t>Parameter, die in die Modelle überführt werden (</w:t>
-            </w:r>
-            <w:proofErr w:type="spellStart"/>
-            <w:r>
-              <w:t>lst_var</w:t>
-            </w:r>
-            <w:proofErr w:type="spellEnd"/>
-            <w:r>
-              <w:t xml:space="preserve"> + </w:t>
-            </w:r>
-            <w:proofErr w:type="spellStart"/>
-            <w:r>
-              <w:t>lst_calc</w:t>
-            </w:r>
-            <w:proofErr w:type="spellEnd"/>
-            <w:r>
-              <w:t xml:space="preserve"> + </w:t>
-            </w:r>
-            <w:proofErr w:type="spellStart"/>
-            <w:r>
-              <w:t>lst_slot_class</w:t>
-            </w:r>
-            <w:proofErr w:type="spellEnd"/>
-            <w:r>
-              <w:t>)</w:t>
+              <w:t>Parameter, die in die Modelle überführt werden (lst_var + lst_calc + lst_slot_class)</w:t>
             </w:r>
           </w:p>
         </w:tc>
@@ -493,11 +390,9 @@
             <w:tcW w:w="1838" w:type="dxa"/>
           </w:tcPr>
           <w:p>
-            <w:proofErr w:type="spellStart"/>
             <w:r>
               <w:t>lst_nb_slots</w:t>
             </w:r>
-            <w:proofErr w:type="spellEnd"/>
           </w:p>
         </w:tc>
         <w:tc>
@@ -530,14 +425,12 @@
       <w:r>
         <w:t xml:space="preserve">Konvertierung von </w:t>
       </w:r>
-      <w:proofErr w:type="spellStart"/>
       <w:r>
         <w:rPr>
           <w:rFonts w:ascii="Courier New" w:hAnsi="Courier New" w:cs="Courier New"/>
         </w:rPr>
         <w:t>xvar</w:t>
       </w:r>
-      <w:proofErr w:type="spellEnd"/>
       <w:r>
         <w:t xml:space="preserve"> nach </w:t>
       </w:r>
@@ -603,41 +496,24 @@
       <w:pPr>
         <w:spacing w:after="0" w:line="240" w:lineRule="auto"/>
       </w:pPr>
-      <w:proofErr w:type="spellStart"/>
-      <w:r>
-        <w:t>Prediction</w:t>
-      </w:r>
-      <w:proofErr w:type="spellEnd"/>
-      <w:r>
-        <w:t xml:space="preserve"> </w:t>
-      </w:r>
-      <w:proofErr w:type="spellStart"/>
-      <w:r>
-        <w:t>functions</w:t>
-      </w:r>
-      <w:proofErr w:type="spellEnd"/>
-      <w:r>
-        <w:t xml:space="preserve"> </w:t>
-      </w:r>
-      <w:proofErr w:type="spellStart"/>
+      <w:r>
+        <w:t xml:space="preserve">Prediction functions </w:t>
+      </w:r>
       <w:r>
         <w:rPr>
           <w:rFonts w:ascii="Courier New" w:hAnsi="Courier New" w:cs="Courier New"/>
         </w:rPr>
         <w:t>fea_pred_freq</w:t>
       </w:r>
-      <w:proofErr w:type="spellEnd"/>
       <w:r>
         <w:t xml:space="preserve"> und </w:t>
       </w:r>
-      <w:proofErr w:type="spellStart"/>
       <w:r>
         <w:rPr>
           <w:rFonts w:ascii="Courier New" w:hAnsi="Courier New" w:cs="Courier New"/>
         </w:rPr>
         <w:t>fea_pred_nrdd</w:t>
       </w:r>
-      <w:proofErr w:type="spellEnd"/>
     </w:p>
     <w:p>
       <w:pPr>
@@ -773,21 +649,8 @@
         <w:spacing w:after="0" w:line="240" w:lineRule="auto"/>
       </w:pPr>
       <w:r>
-        <w:t xml:space="preserve">Definition der </w:t>
-      </w:r>
-      <w:proofErr w:type="spellStart"/>
-      <w:r>
-        <w:t>Cost</w:t>
-      </w:r>
-      <w:proofErr w:type="spellEnd"/>
-      <w:r>
-        <w:t xml:space="preserve"> </w:t>
-      </w:r>
-      <w:proofErr w:type="spellStart"/>
-      <w:r>
-        <w:t>functions</w:t>
-      </w:r>
-      <w:proofErr w:type="spellEnd"/>
+        <w:t>Definition der Cost functions</w:t>
+      </w:r>
     </w:p>
     <w:p>
       <w:pPr>
@@ -803,11 +666,9 @@
         </w:numPr>
         <w:spacing w:after="0" w:line="240" w:lineRule="auto"/>
       </w:pPr>
-      <w:proofErr w:type="spellStart"/>
       <w:r>
         <w:t>f_cost_long_freq</w:t>
       </w:r>
-      <w:proofErr w:type="spellEnd"/>
     </w:p>
     <w:p>
       <w:pPr>
@@ -830,33 +691,11 @@
           <w:rFonts w:ascii="Courier New" w:hAnsi="Courier New" w:cs="Courier New"/>
         </w:rPr>
       </w:pPr>
-      <w:proofErr w:type="spellStart"/>
       <w:r>
         <w:rPr>
           <w:rFonts w:ascii="Courier New" w:hAnsi="Courier New" w:cs="Courier New"/>
         </w:rPr>
-        <w:t>cost_f_long</w:t>
-      </w:r>
-      <w:proofErr w:type="spellEnd"/>
-      <w:r>
-        <w:rPr>
-          <w:rFonts w:ascii="Courier New" w:hAnsi="Courier New" w:cs="Courier New"/>
-        </w:rPr>
-        <w:t xml:space="preserve"> = ((f_long-20e</w:t>
-      </w:r>
-      <w:proofErr w:type="gramStart"/>
-      <w:r>
-        <w:rPr>
-          <w:rFonts w:ascii="Courier New" w:hAnsi="Courier New" w:cs="Courier New"/>
-        </w:rPr>
-        <w:t>3)/</w:t>
-      </w:r>
-      <w:proofErr w:type="gramEnd"/>
-      <w:r>
-        <w:rPr>
-          <w:rFonts w:ascii="Courier New" w:hAnsi="Courier New" w:cs="Courier New"/>
-        </w:rPr>
-        <w:t>20e3)**2</w:t>
+        <w:t>cost_f_long = ((f_long-20e3)/20e3)**2</w:t>
       </w:r>
     </w:p>
     <w:p>
@@ -873,12 +712,10 @@
         </w:numPr>
         <w:spacing w:after="0" w:line="240" w:lineRule="auto"/>
       </w:pPr>
-      <w:proofErr w:type="spellStart"/>
       <w:r>
         <w:lastRenderedPageBreak/>
         <w:t>f_cost_all_freq</w:t>
       </w:r>
-      <w:proofErr w:type="spellEnd"/>
     </w:p>
     <w:p>
       <w:pPr>
@@ -944,11 +781,9 @@
         </w:numPr>
         <w:spacing w:after="0" w:line="240" w:lineRule="auto"/>
       </w:pPr>
-      <w:proofErr w:type="spellStart"/>
       <w:r>
         <w:t>f_cost_nrdd</w:t>
       </w:r>
-      <w:proofErr w:type="spellEnd"/>
     </w:p>
     <w:p>
       <w:pPr>
@@ -971,19 +806,11 @@
           <w:rFonts w:ascii="Courier New" w:hAnsi="Courier New" w:cs="Courier New"/>
         </w:rPr>
       </w:pPr>
-      <w:proofErr w:type="spellStart"/>
       <w:r>
         <w:rPr>
           <w:rFonts w:ascii="Courier New" w:hAnsi="Courier New" w:cs="Courier New"/>
         </w:rPr>
-        <w:t>cost_f_nrdd</w:t>
-      </w:r>
-      <w:proofErr w:type="spellEnd"/>
-      <w:r>
-        <w:rPr>
-          <w:rFonts w:ascii="Courier New" w:hAnsi="Courier New" w:cs="Courier New"/>
-        </w:rPr>
-        <w:t xml:space="preserve"> = NRDD</w:t>
+        <w:t>cost_f_nrdd = NRDD</w:t>
       </w:r>
     </w:p>
     <w:p>
@@ -1017,23 +844,7 @@
         <w:spacing w:after="0" w:line="240" w:lineRule="auto"/>
       </w:pPr>
       <w:r>
-        <w:t xml:space="preserve">Berechnung der 3 </w:t>
-      </w:r>
-      <w:proofErr w:type="spellStart"/>
-      <w:r>
-        <w:t>cost</w:t>
-      </w:r>
-      <w:proofErr w:type="spellEnd"/>
-      <w:r>
-        <w:t xml:space="preserve"> </w:t>
-      </w:r>
-      <w:proofErr w:type="spellStart"/>
-      <w:r>
-        <w:t>functions</w:t>
-      </w:r>
-      <w:proofErr w:type="spellEnd"/>
-      <w:r>
-        <w:t xml:space="preserve"> für alle DP</w:t>
+        <w:t>Berechnung der 3 cost functions für alle DP</w:t>
       </w:r>
     </w:p>
     <w:p>
@@ -1131,23 +942,7 @@
         <w:spacing w:after="0" w:line="240" w:lineRule="auto"/>
       </w:pPr>
       <w:r>
-        <w:t xml:space="preserve">Mittelwert der </w:t>
-      </w:r>
-      <w:proofErr w:type="spellStart"/>
-      <w:r>
-        <w:t>cost</w:t>
-      </w:r>
-      <w:proofErr w:type="spellEnd"/>
-      <w:r>
-        <w:t xml:space="preserve"> </w:t>
-      </w:r>
-      <w:proofErr w:type="spellStart"/>
-      <w:r>
-        <w:t>functions</w:t>
-      </w:r>
-      <w:proofErr w:type="spellEnd"/>
-      <w:r>
-        <w:t xml:space="preserve"> bestimmen die neuen Gewichte:</w:t>
+        <w:t>Mittelwert der cost functions bestimmen die neuen Gewichte:</w:t>
       </w:r>
     </w:p>
     <w:p>
@@ -1157,61 +952,11 @@
           <w:rFonts w:ascii="Courier New" w:hAnsi="Courier New" w:cs="Courier New"/>
         </w:rPr>
       </w:pPr>
-      <w:proofErr w:type="spellStart"/>
       <w:r>
         <w:rPr>
           <w:rFonts w:ascii="Courier New" w:hAnsi="Courier New" w:cs="Courier New"/>
         </w:rPr>
-        <w:t>weights</w:t>
-      </w:r>
-      <w:proofErr w:type="spellEnd"/>
-      <w:r>
-        <w:rPr>
-          <w:rFonts w:ascii="Courier New" w:hAnsi="Courier New" w:cs="Courier New"/>
-        </w:rPr>
-        <w:t xml:space="preserve"> = [1/</w:t>
-      </w:r>
-      <w:proofErr w:type="spellStart"/>
-      <w:r>
-        <w:rPr>
-          <w:rFonts w:ascii="Courier New" w:hAnsi="Courier New" w:cs="Courier New"/>
-        </w:rPr>
-        <w:t>mean_cost_long_freq</w:t>
-      </w:r>
-      <w:proofErr w:type="spellEnd"/>
-      <w:r>
-        <w:rPr>
-          <w:rFonts w:ascii="Courier New" w:hAnsi="Courier New" w:cs="Courier New"/>
-        </w:rPr>
-        <w:t>, 1/</w:t>
-      </w:r>
-      <w:proofErr w:type="spellStart"/>
-      <w:r>
-        <w:rPr>
-          <w:rFonts w:ascii="Courier New" w:hAnsi="Courier New" w:cs="Courier New"/>
-        </w:rPr>
-        <w:t>mean_cost_all_freq</w:t>
-      </w:r>
-      <w:proofErr w:type="spellEnd"/>
-      <w:r>
-        <w:rPr>
-          <w:rFonts w:ascii="Courier New" w:hAnsi="Courier New" w:cs="Courier New"/>
-        </w:rPr>
-        <w:t>, 1/</w:t>
-      </w:r>
-      <w:proofErr w:type="spellStart"/>
-      <w:r>
-        <w:rPr>
-          <w:rFonts w:ascii="Courier New" w:hAnsi="Courier New" w:cs="Courier New"/>
-        </w:rPr>
-        <w:t>mean_cost_nrdd</w:t>
-      </w:r>
-      <w:proofErr w:type="spellEnd"/>
-      <w:r>
-        <w:rPr>
-          <w:rFonts w:ascii="Courier New" w:hAnsi="Courier New" w:cs="Courier New"/>
-        </w:rPr>
-        <w:t>]</w:t>
+        <w:t>weights = [1/mean_cost_long_freq, 1/mean_cost_all_freq, 1/mean_cost_nrdd]</w:t>
       </w:r>
     </w:p>
     <w:p>
@@ -1266,37 +1011,11 @@
         <w:spacing w:after="0" w:line="240" w:lineRule="auto"/>
       </w:pPr>
       <w:r>
-        <w:t xml:space="preserve">Total </w:t>
-      </w:r>
-      <w:proofErr w:type="spellStart"/>
-      <w:r>
-        <w:t>cost</w:t>
-      </w:r>
-      <w:proofErr w:type="spellEnd"/>
-      <w:r>
-        <w:t xml:space="preserve"> </w:t>
-      </w:r>
-      <w:proofErr w:type="spellStart"/>
-      <w:r>
-        <w:t>function</w:t>
-      </w:r>
-      <w:proofErr w:type="spellEnd"/>
-      <w:r>
-        <w:t xml:space="preserve"> bildet die gewichtete Summe der einzelnen </w:t>
-      </w:r>
-      <w:proofErr w:type="spellStart"/>
-      <w:r>
-        <w:t>Cost</w:t>
-      </w:r>
-      <w:proofErr w:type="spellEnd"/>
-      <w:r>
-        <w:t xml:space="preserve"> </w:t>
-      </w:r>
-      <w:proofErr w:type="spellStart"/>
-      <w:r>
-        <w:t>functions</w:t>
-      </w:r>
-      <w:proofErr w:type="spellEnd"/>
+        <w:t>Total cost function</w:t>
+      </w:r>
+      <w:r>
+        <w:t xml:space="preserve"> bildet die gewichtete Summe der einzelnen Cost functions</w:t>
+      </w:r>
     </w:p>
     <w:p>
       <w:pPr>
@@ -1365,33 +1084,11 @@
           <w:rFonts w:ascii="Courier New" w:hAnsi="Courier New" w:cs="Courier New"/>
         </w:rPr>
       </w:pPr>
-      <w:proofErr w:type="spellStart"/>
       <w:r>
         <w:rPr>
           <w:rFonts w:ascii="Courier New" w:hAnsi="Courier New" w:cs="Courier New"/>
         </w:rPr>
-        <w:t>var_bounds</w:t>
-      </w:r>
-      <w:proofErr w:type="spellEnd"/>
-      <w:r>
-        <w:rPr>
-          <w:rFonts w:ascii="Courier New" w:hAnsi="Courier New" w:cs="Courier New"/>
-        </w:rPr>
-        <w:t xml:space="preserve"> = [(173.0, 177.0), (115.0, 125.0), (238.0, 242.0), (74.0, 83.0), (41.0, 55.0), (74.0, 83.0), (49.0, 67.0), (0.1, 20.0), (0.1, 20.0), (0.1, 20.0), (0.1, 20.0</w:t>
-      </w:r>
-      <w:proofErr w:type="gramStart"/>
-      <w:r>
-        <w:rPr>
-          <w:rFonts w:ascii="Courier New" w:hAnsi="Courier New" w:cs="Courier New"/>
-        </w:rPr>
-        <w:t>),(</w:t>
-      </w:r>
-      <w:proofErr w:type="gramEnd"/>
-      <w:r>
-        <w:rPr>
-          <w:rFonts w:ascii="Courier New" w:hAnsi="Courier New" w:cs="Courier New"/>
-        </w:rPr>
-        <w:t xml:space="preserve">0.1, 20.0), (0.1, 20.0), (0.1, </w:t>
+        <w:t xml:space="preserve">var_bounds = [(173.0, 177.0), (115.0, 125.0), (238.0, 242.0), (74.0, 83.0), (41.0, 55.0), (74.0, 83.0), (49.0, 67.0), (0.1, 20.0), (0.1, 20.0), (0.1, 20.0), (0.1, 20.0),(0.1, 20.0), (0.1, 20.0), (0.1, </w:t>
       </w:r>
       <w:r>
         <w:rPr>
@@ -1427,14 +1124,12 @@
       <w:r>
         <w:t xml:space="preserve">(nicht mehr nachvollziehbar! --&gt; Parameter </w:t>
       </w:r>
-      <w:proofErr w:type="spellStart"/>
       <w:r>
         <w:rPr>
           <w:rFonts w:ascii="Courier New" w:hAnsi="Courier New" w:cs="Courier New"/>
         </w:rPr>
         <w:t>seed</w:t>
       </w:r>
-      <w:proofErr w:type="spellEnd"/>
       <w:r>
         <w:t xml:space="preserve"> hat gefehlt)</w:t>
       </w:r>
@@ -1451,14 +1146,12 @@
       <w:r>
         <w:t xml:space="preserve">Suche eines globalen Minimums mit </w:t>
       </w:r>
-      <w:proofErr w:type="spellStart"/>
       <w:r>
         <w:rPr>
           <w:rFonts w:ascii="Courier New" w:hAnsi="Courier New" w:cs="Courier New"/>
         </w:rPr>
         <w:t>differential_evolution</w:t>
       </w:r>
-      <w:proofErr w:type="spellEnd"/>
     </w:p>
     <w:p>
       <w:pPr>
@@ -1512,23 +1205,7 @@
         <w:spacing w:after="0" w:line="240" w:lineRule="auto"/>
       </w:pPr>
       <w:r>
-        <w:t xml:space="preserve">Lösung wird in den </w:t>
-      </w:r>
-      <w:proofErr w:type="spellStart"/>
-      <w:r>
-        <w:t>gradient</w:t>
-      </w:r>
-      <w:proofErr w:type="spellEnd"/>
-      <w:r>
-        <w:t xml:space="preserve">-basierten Algorithmus </w:t>
-      </w:r>
-      <w:proofErr w:type="spellStart"/>
-      <w:r>
-        <w:t>Nelder</w:t>
-      </w:r>
-      <w:proofErr w:type="spellEnd"/>
-      <w:r>
-        <w:t>-Mead wiederverwendet</w:t>
+        <w:t>Lösung wird in den gradient-basierten Algorithmus Nelder-Mead wiederverwendet</w:t>
       </w:r>
     </w:p>
     <w:p>
@@ -1879,14 +1556,12 @@
       <w:r>
         <w:t>(</w:t>
       </w:r>
-      <w:proofErr w:type="spellStart"/>
       <w:r>
         <w:rPr>
           <w:rFonts w:ascii="Courier New" w:hAnsi="Courier New" w:cs="Courier New"/>
         </w:rPr>
         <w:t>seed</w:t>
       </w:r>
-      <w:proofErr w:type="spellEnd"/>
       <w:r>
         <w:t xml:space="preserve"> </w:t>
       </w:r>
@@ -1909,14 +1584,12 @@
       <w:r>
         <w:t xml:space="preserve">Suche eines globalen Minimums mit </w:t>
       </w:r>
-      <w:proofErr w:type="spellStart"/>
       <w:r>
         <w:rPr>
           <w:rFonts w:ascii="Courier New" w:hAnsi="Courier New" w:cs="Courier New"/>
         </w:rPr>
         <w:t>differential_evolution</w:t>
       </w:r>
-      <w:proofErr w:type="spellEnd"/>
     </w:p>
     <w:p>
       <w:pPr>
@@ -1971,23 +1644,7 @@
         <w:spacing w:after="0" w:line="240" w:lineRule="auto"/>
       </w:pPr>
       <w:r>
-        <w:t xml:space="preserve">Lösung wird in den </w:t>
-      </w:r>
-      <w:proofErr w:type="spellStart"/>
-      <w:r>
-        <w:t>gradient</w:t>
-      </w:r>
-      <w:proofErr w:type="spellEnd"/>
-      <w:r>
-        <w:t xml:space="preserve">-basierten Algorithmus </w:t>
-      </w:r>
-      <w:proofErr w:type="spellStart"/>
-      <w:r>
-        <w:t>Nelder</w:t>
-      </w:r>
-      <w:proofErr w:type="spellEnd"/>
-      <w:r>
-        <w:t>-Mead wiederverwendet</w:t>
+        <w:t>Lösung wird in den gradient-basierten Algorithmus Nelder-Mead wiederverwendet</w:t>
       </w:r>
     </w:p>
     <w:p>
@@ -2377,7 +2034,13 @@
       </w:pPr>
       <w:r>
         <w:lastRenderedPageBreak/>
+        <w:t>Breiter Parameterbereich „</w:t>
+      </w:r>
+      <w:r>
         <w:t>03-extended</w:t>
+      </w:r>
+      <w:r>
+        <w:t>“</w:t>
       </w:r>
     </w:p>
     <w:p>
@@ -2395,14 +2058,7 @@
       </w:pPr>
       <w:r>
         <w:tab/>
-      </w:r>
-      <w:proofErr w:type="spellStart"/>
-      <w:r>
-        <w:t>Dim_X</w:t>
-      </w:r>
-      <w:proofErr w:type="spellEnd"/>
-      <w:r>
-        <w:t>: 100 – (175) – 195</w:t>
+        <w:t>Dim_X: 100 – (175) – 195</w:t>
       </w:r>
       <w:r>
         <w:tab/>
@@ -2415,14 +2071,7 @@
       </w:pPr>
       <w:r>
         <w:tab/>
-      </w:r>
-      <w:proofErr w:type="spellStart"/>
-      <w:r>
-        <w:t>Dim_Z</w:t>
-      </w:r>
-      <w:proofErr w:type="spellEnd"/>
-      <w:r>
-        <w:t>: 200 – (240) – 280</w:t>
+        <w:t>Dim_Z: 200 – (240) – 280</w:t>
       </w:r>
       <w:r>
         <w:tab/>
@@ -2620,11 +2269,9 @@
       <w:r>
         <w:t xml:space="preserve">(Original </w:t>
       </w:r>
-      <w:proofErr w:type="spellStart"/>
-      <w:r>
-        <w:t>schmaller</w:t>
-      </w:r>
-      <w:proofErr w:type="spellEnd"/>
+      <w:r>
+        <w:t>schmaler</w:t>
+      </w:r>
       <w:r>
         <w:t xml:space="preserve"> Bereich)</w:t>
       </w:r>
@@ -2732,6 +2379,124 @@
       <w:pPr>
         <w:spacing w:after="0" w:line="240" w:lineRule="auto"/>
       </w:pPr>
+    </w:p>
+    <w:p>
+      <w:pPr>
+        <w:spacing w:after="0" w:line="240" w:lineRule="auto"/>
+      </w:pPr>
+      <w:r>
+        <w:t>Vorhersage NRDD</w:t>
+      </w:r>
+    </w:p>
+    <w:p>
+      <w:pPr>
+        <w:spacing w:after="0" w:line="240" w:lineRule="auto"/>
+      </w:pPr>
+    </w:p>
+    <w:p>
+      <w:pPr>
+        <w:spacing w:after="0" w:line="240" w:lineRule="auto"/>
+      </w:pPr>
+      <w:r>
+        <w:t>(Original schmaler Bereich)</w:t>
+      </w:r>
+    </w:p>
+    <w:p>
+      <w:pPr>
+        <w:spacing w:after="0" w:line="240" w:lineRule="auto"/>
+      </w:pPr>
+      <w:r>
+        <w:drawing>
+          <wp:inline distT="0" distB="0" distL="0" distR="0" wp14:anchorId="7B358271" wp14:editId="7809A6FA">
+            <wp:extent cx="3614647" cy="270662"/>
+            <wp:effectExtent l="0" t="0" r="5080" b="0"/>
+            <wp:docPr id="44" name="Grafik 44"/>
+            <wp:cNvGraphicFramePr>
+              <a:graphicFrameLocks xmlns:a="http://schemas.openxmlformats.org/drawingml/2006/main" noChangeAspect="1"/>
+            </wp:cNvGraphicFramePr>
+            <a:graphic xmlns:a="http://schemas.openxmlformats.org/drawingml/2006/main">
+              <a:graphicData uri="http://schemas.openxmlformats.org/drawingml/2006/picture">
+                <pic:pic xmlns:pic="http://schemas.openxmlformats.org/drawingml/2006/picture">
+                  <pic:nvPicPr>
+                    <pic:cNvPr id="1" name=""/>
+                    <pic:cNvPicPr/>
+                  </pic:nvPicPr>
+                  <pic:blipFill>
+                    <a:blip r:embed="rId32"/>
+                    <a:stretch>
+                      <a:fillRect/>
+                    </a:stretch>
+                  </pic:blipFill>
+                  <pic:spPr>
+                    <a:xfrm>
+                      <a:off x="0" y="0"/>
+                      <a:ext cx="3789453" cy="283751"/>
+                    </a:xfrm>
+                    <a:prstGeom prst="rect">
+                      <a:avLst/>
+                    </a:prstGeom>
+                  </pic:spPr>
+                </pic:pic>
+              </a:graphicData>
+            </a:graphic>
+          </wp:inline>
+        </w:drawing>
+      </w:r>
+    </w:p>
+    <w:p>
+      <w:pPr>
+        <w:spacing w:after="0" w:line="240" w:lineRule="auto"/>
+      </w:pPr>
+    </w:p>
+    <w:p>
+      <w:pPr>
+        <w:spacing w:after="0" w:line="240" w:lineRule="auto"/>
+      </w:pPr>
+      <w:r>
+        <w:t>(Breiter Bereich)</w:t>
+      </w:r>
+    </w:p>
+    <w:p>
+      <w:pPr>
+        <w:spacing w:after="0" w:line="240" w:lineRule="auto"/>
+      </w:pPr>
+      <w:r>
+        <w:drawing>
+          <wp:inline distT="0" distB="0" distL="0" distR="0" wp14:anchorId="5796E8E4" wp14:editId="40B8DE34">
+            <wp:extent cx="3555187" cy="306793"/>
+            <wp:effectExtent l="0" t="0" r="7620" b="0"/>
+            <wp:docPr id="45" name="Grafik 45"/>
+            <wp:cNvGraphicFramePr>
+              <a:graphicFrameLocks xmlns:a="http://schemas.openxmlformats.org/drawingml/2006/main" noChangeAspect="1"/>
+            </wp:cNvGraphicFramePr>
+            <a:graphic xmlns:a="http://schemas.openxmlformats.org/drawingml/2006/main">
+              <a:graphicData uri="http://schemas.openxmlformats.org/drawingml/2006/picture">
+                <pic:pic xmlns:pic="http://schemas.openxmlformats.org/drawingml/2006/picture">
+                  <pic:nvPicPr>
+                    <pic:cNvPr id="1" name=""/>
+                    <pic:cNvPicPr/>
+                  </pic:nvPicPr>
+                  <pic:blipFill>
+                    <a:blip r:embed="rId33"/>
+                    <a:stretch>
+                      <a:fillRect/>
+                    </a:stretch>
+                  </pic:blipFill>
+                  <pic:spPr>
+                    <a:xfrm>
+                      <a:off x="0" y="0"/>
+                      <a:ext cx="3582416" cy="309143"/>
+                    </a:xfrm>
+                    <a:prstGeom prst="rect">
+                      <a:avLst/>
+                    </a:prstGeom>
+                  </pic:spPr>
+                </pic:pic>
+              </a:graphicData>
+            </a:graphic>
+          </wp:inline>
+        </w:drawing>
+      </w:r>
     </w:p>
     <w:p>
       <w:pPr>
@@ -3415,7 +3180,7 @@
   <w:style w:type="paragraph" w:default="1" w:styleId="Standard">
     <w:name w:val="Normal"/>
     <w:qFormat/>
-    <w:rsid w:val="0010458A"/>
+    <w:rsid w:val="00AD7781"/>
   </w:style>
   <w:style w:type="character" w:default="1" w:styleId="Absatz-Standardschriftart">
     <w:name w:val="Default Paragraph Font"/>

--- a/report/Nächste Schritte UVo-FBr 22.07.2025.docx
+++ b/report/Nächste Schritte UVo-FBr 22.07.2025.docx
@@ -7,7 +7,15 @@
         <w:spacing w:after="0" w:line="240" w:lineRule="auto"/>
       </w:pPr>
       <w:r>
-        <w:t>Termin UVo 22.07.2025</w:t>
+        <w:t xml:space="preserve">Termin </w:t>
+      </w:r>
+      <w:proofErr w:type="spellStart"/>
+      <w:r>
+        <w:t>UVo</w:t>
+      </w:r>
+      <w:proofErr w:type="spellEnd"/>
+      <w:r>
+        <w:t xml:space="preserve"> 22.07.2025</w:t>
       </w:r>
     </w:p>
     <w:p>
@@ -37,8 +45,13 @@
         </w:numPr>
         <w:spacing w:after="0" w:line="240" w:lineRule="auto"/>
       </w:pPr>
-      <w:r>
-        <w:t>Optimas finden und nachrechnen</w:t>
+      <w:proofErr w:type="spellStart"/>
+      <w:r>
+        <w:t>Optimas</w:t>
+      </w:r>
+      <w:proofErr w:type="spellEnd"/>
+      <w:r>
+        <w:t xml:space="preserve"> finden und nachrechnen</w:t>
       </w:r>
     </w:p>
     <w:p>
@@ -90,7 +103,15 @@
         <w:spacing w:after="0" w:line="240" w:lineRule="auto"/>
       </w:pPr>
       <w:r>
-        <w:t>Literatur / ChatGPT: Abbildung der Geometrie als Matrix</w:t>
+        <w:t xml:space="preserve">Literatur / </w:t>
+      </w:r>
+      <w:proofErr w:type="spellStart"/>
+      <w:r>
+        <w:t>ChatGPT</w:t>
+      </w:r>
+      <w:proofErr w:type="spellEnd"/>
+      <w:r>
+        <w:t>: Abbildung der Geometrie als Matrix</w:t>
       </w:r>
     </w:p>
     <w:p>
@@ -117,7 +138,17 @@
         <w:spacing w:after="0" w:line="240" w:lineRule="auto"/>
       </w:pPr>
       <w:r>
-        <w:t>(Notebook 7-optimization.ipynb)</w:t>
+        <w:t>(Notebook 7-</w:t>
+      </w:r>
+      <w:proofErr w:type="spellStart"/>
+      <w:proofErr w:type="gramStart"/>
+      <w:r>
+        <w:t>optimization.ipynb</w:t>
+      </w:r>
+      <w:proofErr w:type="spellEnd"/>
+      <w:proofErr w:type="gramEnd"/>
+      <w:r>
+        <w:t>)</w:t>
       </w:r>
     </w:p>
     <w:p>
@@ -143,6 +174,10 @@
         <w:spacing w:after="0" w:line="240" w:lineRule="auto"/>
       </w:pPr>
       <w:r>
+        <w:rPr>
+          <w:noProof/>
+          <w:lang w:eastAsia="de-DE"/>
+        </w:rPr>
         <w:drawing>
           <wp:inline distT="0" distB="0" distL="0" distR="0" wp14:anchorId="701585E5" wp14:editId="447824A4">
             <wp:extent cx="3476637" cy="3859481"/>
@@ -235,9 +270,11 @@
             <w:tcW w:w="1838" w:type="dxa"/>
           </w:tcPr>
           <w:p>
+            <w:proofErr w:type="spellStart"/>
             <w:r>
               <w:t>lst_var</w:t>
             </w:r>
+            <w:proofErr w:type="spellEnd"/>
           </w:p>
         </w:tc>
         <w:tc>
@@ -246,7 +283,23 @@
           </w:tcPr>
           <w:p>
             <w:r>
-              <w:t>Parameter, die für die Optimierung variiert werden (dim_x, ..., cut_z_depth)</w:t>
+              <w:t>Parameter, die für die Optimierung variiert werden (</w:t>
+            </w:r>
+            <w:proofErr w:type="spellStart"/>
+            <w:r>
+              <w:t>dim_x</w:t>
+            </w:r>
+            <w:proofErr w:type="spellEnd"/>
+            <w:r>
+              <w:t xml:space="preserve">, ..., </w:t>
+            </w:r>
+            <w:proofErr w:type="spellStart"/>
+            <w:r>
+              <w:t>cut_z_depth</w:t>
+            </w:r>
+            <w:proofErr w:type="spellEnd"/>
+            <w:r>
+              <w:t>)</w:t>
             </w:r>
           </w:p>
         </w:tc>
@@ -260,12 +313,14 @@
                 <w:rFonts w:ascii="Courier New" w:hAnsi="Courier New" w:cs="Courier New"/>
               </w:rPr>
             </w:pPr>
+            <w:proofErr w:type="spellStart"/>
             <w:r>
               <w:rPr>
                 <w:rFonts w:ascii="Courier New" w:hAnsi="Courier New" w:cs="Courier New"/>
               </w:rPr>
               <w:t>xvar</w:t>
             </w:r>
+            <w:proofErr w:type="spellEnd"/>
           </w:p>
           <w:p>
             <w:pPr>
@@ -282,9 +337,11 @@
             <w:tcW w:w="1838" w:type="dxa"/>
           </w:tcPr>
           <w:p>
+            <w:proofErr w:type="spellStart"/>
             <w:r>
               <w:t>lst_calc</w:t>
             </w:r>
+            <w:proofErr w:type="spellEnd"/>
           </w:p>
         </w:tc>
         <w:tc>
@@ -292,8 +349,121 @@
             <w:tcW w:w="4203" w:type="dxa"/>
           </w:tcPr>
           <w:p>
-            <w:r>
-              <w:t>Berechnete Parameter (additional features: seg_x_out, seg_z_out)</w:t>
+            <w:pPr>
+              <w:rPr>
+                <w:lang w:val="en-US"/>
+              </w:rPr>
+            </w:pPr>
+            <w:proofErr w:type="spellStart"/>
+            <w:r>
+              <w:rPr>
+                <w:lang w:val="en-US"/>
+              </w:rPr>
+              <w:t>Berechnete</w:t>
+            </w:r>
+            <w:proofErr w:type="spellEnd"/>
+            <w:r>
+              <w:rPr>
+                <w:lang w:val="en-US"/>
+              </w:rPr>
+              <w:t xml:space="preserve"> Parameter (additional features: </w:t>
+            </w:r>
+            <w:proofErr w:type="spellStart"/>
+            <w:r>
+              <w:rPr>
+                <w:lang w:val="en-US"/>
+              </w:rPr>
+              <w:t>seg_x_out</w:t>
+            </w:r>
+            <w:proofErr w:type="spellEnd"/>
+            <w:r>
+              <w:rPr>
+                <w:lang w:val="en-US"/>
+              </w:rPr>
+              <w:t xml:space="preserve">, </w:t>
+            </w:r>
+            <w:proofErr w:type="spellStart"/>
+            <w:r>
+              <w:rPr>
+                <w:lang w:val="en-US"/>
+              </w:rPr>
+              <w:t>seg_z_out</w:t>
+            </w:r>
+            <w:proofErr w:type="spellEnd"/>
+            <w:r>
+              <w:rPr>
+                <w:lang w:val="en-US"/>
+              </w:rPr>
+              <w:t>)</w:t>
+            </w:r>
+          </w:p>
+        </w:tc>
+        <w:tc>
+          <w:tcPr>
+            <w:tcW w:w="3021" w:type="dxa"/>
+          </w:tcPr>
+          <w:p>
+            <w:pPr>
+              <w:rPr>
+                <w:rFonts w:ascii="Courier New" w:hAnsi="Courier New" w:cs="Courier New"/>
+                <w:lang w:val="en-US"/>
+              </w:rPr>
+            </w:pPr>
+          </w:p>
+        </w:tc>
+      </w:tr>
+      <w:tr>
+        <w:tc>
+          <w:tcPr>
+            <w:tcW w:w="1838" w:type="dxa"/>
+          </w:tcPr>
+          <w:p>
+            <w:proofErr w:type="spellStart"/>
+            <w:r>
+              <w:t>lst_slot_class</w:t>
+            </w:r>
+            <w:proofErr w:type="spellEnd"/>
+          </w:p>
+        </w:tc>
+        <w:tc>
+          <w:tcPr>
+            <w:tcW w:w="4203" w:type="dxa"/>
+          </w:tcPr>
+          <w:p>
+            <w:r>
+              <w:t>4 Class-Parameter für die Schlitzanzahlen (</w:t>
+            </w:r>
+            <w:proofErr w:type="spellStart"/>
+            <w:r>
+              <w:t>slot_2</w:t>
+            </w:r>
+            <w:proofErr w:type="spellEnd"/>
+            <w:r>
+              <w:t xml:space="preserve">-2, </w:t>
+            </w:r>
+            <w:proofErr w:type="spellStart"/>
+            <w:r>
+              <w:t>slot_3</w:t>
+            </w:r>
+            <w:proofErr w:type="spellEnd"/>
+            <w:r>
+              <w:t xml:space="preserve">-2, </w:t>
+            </w:r>
+            <w:proofErr w:type="spellStart"/>
+            <w:r>
+              <w:t>slot_4</w:t>
+            </w:r>
+            <w:proofErr w:type="spellEnd"/>
+            <w:r>
+              <w:t xml:space="preserve">-1, </w:t>
+            </w:r>
+            <w:proofErr w:type="spellStart"/>
+            <w:r>
+              <w:t>slot_4</w:t>
+            </w:r>
+            <w:proofErr w:type="spellEnd"/>
+            <w:r>
+              <w:t>-2)</w:t>
             </w:r>
           </w:p>
         </w:tc>
@@ -316,9 +486,11 @@
             <w:tcW w:w="1838" w:type="dxa"/>
           </w:tcPr>
           <w:p>
-            <w:r>
-              <w:t>lst_slot_class</w:t>
-            </w:r>
+            <w:proofErr w:type="spellStart"/>
+            <w:r>
+              <w:t>lst_cols</w:t>
+            </w:r>
+            <w:proofErr w:type="spellEnd"/>
           </w:p>
         </w:tc>
         <w:tc>
@@ -327,7 +499,31 @@
           </w:tcPr>
           <w:p>
             <w:r>
-              <w:t>4 Class-Parameter für die Schlitzanzahlen (slot_2-2, slot_3-2, slot_4-1, slot_4-2)</w:t>
+              <w:t>Parameter, die in die Modelle überführt werden (</w:t>
+            </w:r>
+            <w:proofErr w:type="spellStart"/>
+            <w:r>
+              <w:t>lst_var</w:t>
+            </w:r>
+            <w:proofErr w:type="spellEnd"/>
+            <w:r>
+              <w:t xml:space="preserve"> + </w:t>
+            </w:r>
+            <w:proofErr w:type="spellStart"/>
+            <w:r>
+              <w:t>lst_calc</w:t>
+            </w:r>
+            <w:proofErr w:type="spellEnd"/>
+            <w:r>
+              <w:t xml:space="preserve"> + </w:t>
+            </w:r>
+            <w:proofErr w:type="spellStart"/>
+            <w:r>
+              <w:t>lst_slot_class</w:t>
+            </w:r>
+            <w:proofErr w:type="spellEnd"/>
+            <w:r>
+              <w:t>)</w:t>
             </w:r>
           </w:p>
         </w:tc>
@@ -341,6 +537,12 @@
                 <w:rFonts w:ascii="Courier New" w:hAnsi="Courier New" w:cs="Courier New"/>
               </w:rPr>
             </w:pPr>
+            <w:r>
+              <w:rPr>
+                <w:rFonts w:ascii="Courier New" w:hAnsi="Courier New" w:cs="Courier New"/>
+              </w:rPr>
+              <w:t>x</w:t>
+            </w:r>
           </w:p>
         </w:tc>
       </w:tr>
@@ -350,49 +552,11 @@
             <w:tcW w:w="1838" w:type="dxa"/>
           </w:tcPr>
           <w:p>
-            <w:r>
-              <w:t>lst_cols</w:t>
-            </w:r>
-          </w:p>
-        </w:tc>
-        <w:tc>
-          <w:tcPr>
-            <w:tcW w:w="4203" w:type="dxa"/>
-          </w:tcPr>
-          <w:p>
-            <w:r>
-              <w:t>Parameter, die in die Modelle überführt werden (lst_var + lst_calc + lst_slot_class)</w:t>
-            </w:r>
-          </w:p>
-        </w:tc>
-        <w:tc>
-          <w:tcPr>
-            <w:tcW w:w="3021" w:type="dxa"/>
-          </w:tcPr>
-          <w:p>
-            <w:pPr>
-              <w:rPr>
-                <w:rFonts w:ascii="Courier New" w:hAnsi="Courier New" w:cs="Courier New"/>
-              </w:rPr>
-            </w:pPr>
-            <w:r>
-              <w:rPr>
-                <w:rFonts w:ascii="Courier New" w:hAnsi="Courier New" w:cs="Courier New"/>
-              </w:rPr>
-              <w:t>x</w:t>
-            </w:r>
-          </w:p>
-        </w:tc>
-      </w:tr>
-      <w:tr>
-        <w:tc>
-          <w:tcPr>
-            <w:tcW w:w="1838" w:type="dxa"/>
-          </w:tcPr>
-          <w:p>
+            <w:proofErr w:type="spellStart"/>
             <w:r>
               <w:t>lst_nb_slots</w:t>
             </w:r>
+            <w:proofErr w:type="spellEnd"/>
           </w:p>
         </w:tc>
         <w:tc>
@@ -425,12 +589,14 @@
       <w:r>
         <w:t xml:space="preserve">Konvertierung von </w:t>
       </w:r>
+      <w:proofErr w:type="spellStart"/>
       <w:r>
         <w:rPr>
           <w:rFonts w:ascii="Courier New" w:hAnsi="Courier New" w:cs="Courier New"/>
         </w:rPr>
         <w:t>xvar</w:t>
       </w:r>
+      <w:proofErr w:type="spellEnd"/>
       <w:r>
         <w:t xml:space="preserve"> nach </w:t>
       </w:r>
@@ -441,14 +607,23 @@
         <w:t>x</w:t>
       </w:r>
       <w:r>
-        <w:t xml:space="preserve"> mit der Funktion f_xvar2x</w:t>
-      </w:r>
-    </w:p>
-    <w:p>
-      <w:pPr>
-        <w:spacing w:after="0" w:line="240" w:lineRule="auto"/>
-      </w:pPr>
-      <w:r>
+        <w:t xml:space="preserve"> mit der Funktion </w:t>
+      </w:r>
+      <w:proofErr w:type="spellStart"/>
+      <w:r>
+        <w:t>f_xvar2x</w:t>
+      </w:r>
+      <w:proofErr w:type="spellEnd"/>
+    </w:p>
+    <w:p>
+      <w:pPr>
+        <w:spacing w:after="0" w:line="240" w:lineRule="auto"/>
+      </w:pPr>
+      <w:r>
+        <w:rPr>
+          <w:noProof/>
+          <w:lang w:eastAsia="de-DE"/>
+        </w:rPr>
         <w:lastRenderedPageBreak/>
         <w:drawing>
           <wp:inline distT="0" distB="0" distL="0" distR="0" wp14:anchorId="30AC37AC" wp14:editId="16AE281B">
@@ -495,36 +670,58 @@
     <w:p>
       <w:pPr>
         <w:spacing w:after="0" w:line="240" w:lineRule="auto"/>
-      </w:pPr>
-      <w:r>
+        <w:rPr>
+          <w:lang w:val="en-US"/>
+        </w:rPr>
+      </w:pPr>
+      <w:r>
+        <w:rPr>
+          <w:lang w:val="en-US"/>
+        </w:rPr>
         <w:t xml:space="preserve">Prediction functions </w:t>
       </w:r>
+      <w:proofErr w:type="spellStart"/>
       <w:r>
         <w:rPr>
           <w:rFonts w:ascii="Courier New" w:hAnsi="Courier New" w:cs="Courier New"/>
+          <w:lang w:val="en-US"/>
         </w:rPr>
         <w:t>fea_pred_freq</w:t>
       </w:r>
-      <w:r>
+      <w:proofErr w:type="spellEnd"/>
+      <w:r>
+        <w:rPr>
+          <w:lang w:val="en-US"/>
+        </w:rPr>
         <w:t xml:space="preserve"> und </w:t>
       </w:r>
+      <w:proofErr w:type="spellStart"/>
       <w:r>
         <w:rPr>
           <w:rFonts w:ascii="Courier New" w:hAnsi="Courier New" w:cs="Courier New"/>
+          <w:lang w:val="en-US"/>
         </w:rPr>
         <w:t>fea_pred_nrdd</w:t>
       </w:r>
-    </w:p>
-    <w:p>
-      <w:pPr>
-        <w:spacing w:after="0" w:line="240" w:lineRule="auto"/>
-      </w:pPr>
-    </w:p>
-    <w:p>
-      <w:pPr>
-        <w:spacing w:after="0" w:line="240" w:lineRule="auto"/>
-      </w:pPr>
-      <w:r>
+      <w:proofErr w:type="spellEnd"/>
+    </w:p>
+    <w:p>
+      <w:pPr>
+        <w:spacing w:after="0" w:line="240" w:lineRule="auto"/>
+        <w:rPr>
+          <w:lang w:val="en-US"/>
+        </w:rPr>
+      </w:pPr>
+    </w:p>
+    <w:p>
+      <w:pPr>
+        <w:spacing w:after="0" w:line="240" w:lineRule="auto"/>
+      </w:pPr>
+      <w:r>
+        <w:rPr>
+          <w:noProof/>
+          <w:lang w:eastAsia="de-DE"/>
+        </w:rPr>
         <w:drawing>
           <wp:inline distT="0" distB="0" distL="0" distR="0" wp14:anchorId="5103D97E" wp14:editId="0B283CE3">
             <wp:extent cx="2953820" cy="2743200"/>
@@ -571,9 +768,19 @@
       <w:pPr>
         <w:spacing w:after="0" w:line="240" w:lineRule="auto"/>
       </w:pPr>
-      <w:r>
-        <w:t>DP #2648 mit dem minimalen NRDD</w:t>
-      </w:r>
+      <w:proofErr w:type="spellStart"/>
+      <w:r>
+        <w:t>DP</w:t>
+      </w:r>
+      <w:proofErr w:type="spellEnd"/>
+      <w:r>
+        <w:t xml:space="preserve"> #2648 mit dem minimalen </w:t>
+      </w:r>
+      <w:proofErr w:type="spellStart"/>
+      <w:r>
+        <w:t>NRDD</w:t>
+      </w:r>
+      <w:proofErr w:type="spellEnd"/>
     </w:p>
     <w:p>
       <w:pPr>
@@ -581,7 +788,14 @@
       </w:pPr>
       <w:r>
         <w:tab/>
-        <w:t>NRDD = 1,29</w:t>
+      </w:r>
+      <w:proofErr w:type="spellStart"/>
+      <w:r>
+        <w:t>NRDD</w:t>
+      </w:r>
+      <w:proofErr w:type="spellEnd"/>
+      <w:r>
+        <w:t xml:space="preserve"> = 1,29</w:t>
       </w:r>
     </w:p>
     <w:p>
@@ -602,6 +816,10 @@
         <w:spacing w:after="0" w:line="240" w:lineRule="auto"/>
       </w:pPr>
       <w:r>
+        <w:rPr>
+          <w:noProof/>
+          <w:lang w:eastAsia="de-DE"/>
+        </w:rPr>
         <w:drawing>
           <wp:inline distT="0" distB="0" distL="0" distR="0" wp14:anchorId="5411F653" wp14:editId="02C9245B">
             <wp:extent cx="3263363" cy="1383476"/>
@@ -649,8 +867,21 @@
         <w:spacing w:after="0" w:line="240" w:lineRule="auto"/>
       </w:pPr>
       <w:r>
-        <w:t>Definition der Cost functions</w:t>
-      </w:r>
+        <w:t xml:space="preserve">Definition der </w:t>
+      </w:r>
+      <w:proofErr w:type="spellStart"/>
+      <w:r>
+        <w:t>Cost</w:t>
+      </w:r>
+      <w:proofErr w:type="spellEnd"/>
+      <w:r>
+        <w:t xml:space="preserve"> </w:t>
+      </w:r>
+      <w:proofErr w:type="spellStart"/>
+      <w:r>
+        <w:t>functions</w:t>
+      </w:r>
+      <w:proofErr w:type="spellEnd"/>
     </w:p>
     <w:p>
       <w:pPr>
@@ -666,9 +897,11 @@
         </w:numPr>
         <w:spacing w:after="0" w:line="240" w:lineRule="auto"/>
       </w:pPr>
+      <w:proofErr w:type="spellStart"/>
       <w:r>
         <w:t>f_cost_long_freq</w:t>
       </w:r>
+      <w:proofErr w:type="spellEnd"/>
     </w:p>
     <w:p>
       <w:pPr>
@@ -689,18 +922,73 @@
         <w:spacing w:after="0" w:line="240" w:lineRule="auto"/>
         <w:rPr>
           <w:rFonts w:ascii="Courier New" w:hAnsi="Courier New" w:cs="Courier New"/>
-        </w:rPr>
-      </w:pPr>
+          <w:lang w:val="en-US"/>
+        </w:rPr>
+      </w:pPr>
+      <w:proofErr w:type="spellStart"/>
       <w:r>
         <w:rPr>
           <w:rFonts w:ascii="Courier New" w:hAnsi="Courier New" w:cs="Courier New"/>
-        </w:rPr>
-        <w:t>cost_f_long = ((f_long-20e3)/20e3)**2</w:t>
-      </w:r>
-    </w:p>
-    <w:p>
-      <w:pPr>
-        <w:spacing w:after="0" w:line="240" w:lineRule="auto"/>
+          <w:lang w:val="en-US"/>
+        </w:rPr>
+        <w:t>cost_f_long</w:t>
+      </w:r>
+      <w:proofErr w:type="spellEnd"/>
+      <w:r>
+        <w:rPr>
+          <w:rFonts w:ascii="Courier New" w:hAnsi="Courier New" w:cs="Courier New"/>
+          <w:lang w:val="en-US"/>
+        </w:rPr>
+        <w:t xml:space="preserve"> = ((</w:t>
+      </w:r>
+      <w:proofErr w:type="spellStart"/>
+      <w:r>
+        <w:rPr>
+          <w:rFonts w:ascii="Courier New" w:hAnsi="Courier New" w:cs="Courier New"/>
+          <w:lang w:val="en-US"/>
+        </w:rPr>
+        <w:t>f_long-20e3</w:t>
+      </w:r>
+      <w:proofErr w:type="spellEnd"/>
+      <w:r>
+        <w:rPr>
+          <w:rFonts w:ascii="Courier New" w:hAnsi="Courier New" w:cs="Courier New"/>
+          <w:lang w:val="en-US"/>
+        </w:rPr>
+        <w:t>)/</w:t>
+      </w:r>
+      <w:proofErr w:type="spellStart"/>
+      <w:r>
+        <w:rPr>
+          <w:rFonts w:ascii="Courier New" w:hAnsi="Courier New" w:cs="Courier New"/>
+          <w:lang w:val="en-US"/>
+        </w:rPr>
+        <w:t>20e3</w:t>
+      </w:r>
+      <w:proofErr w:type="spellEnd"/>
+      <w:proofErr w:type="gramStart"/>
+      <w:r>
+        <w:rPr>
+          <w:rFonts w:ascii="Courier New" w:hAnsi="Courier New" w:cs="Courier New"/>
+          <w:lang w:val="en-US"/>
+        </w:rPr>
+        <w:t>)*</w:t>
+      </w:r>
+      <w:proofErr w:type="gramEnd"/>
+      <w:r>
+        <w:rPr>
+          <w:rFonts w:ascii="Courier New" w:hAnsi="Courier New" w:cs="Courier New"/>
+          <w:lang w:val="en-US"/>
+        </w:rPr>
+        <w:t>*2</w:t>
+      </w:r>
+    </w:p>
+    <w:p>
+      <w:pPr>
+        <w:spacing w:after="0" w:line="240" w:lineRule="auto"/>
+        <w:rPr>
+          <w:lang w:val="en-US"/>
+        </w:rPr>
       </w:pPr>
     </w:p>
     <w:p>
@@ -712,10 +1000,12 @@
         </w:numPr>
         <w:spacing w:after="0" w:line="240" w:lineRule="auto"/>
       </w:pPr>
+      <w:proofErr w:type="spellStart"/>
       <w:r>
         <w:lastRenderedPageBreak/>
         <w:t>f_cost_all_freq</w:t>
       </w:r>
+      <w:proofErr w:type="spellEnd"/>
     </w:p>
     <w:p>
       <w:pPr>
@@ -730,6 +1020,10 @@
         <w:spacing w:after="0" w:line="240" w:lineRule="auto"/>
       </w:pPr>
       <w:r>
+        <w:rPr>
+          <w:noProof/>
+          <w:lang w:eastAsia="de-DE"/>
+        </w:rPr>
         <w:drawing>
           <wp:inline distT="0" distB="0" distL="0" distR="0" wp14:anchorId="5D7B0149" wp14:editId="727097EC">
             <wp:extent cx="4293705" cy="2481326"/>
@@ -781,9 +1075,11 @@
         </w:numPr>
         <w:spacing w:after="0" w:line="240" w:lineRule="auto"/>
       </w:pPr>
+      <w:proofErr w:type="spellStart"/>
       <w:r>
         <w:t>f_cost_nrdd</w:t>
       </w:r>
+      <w:proofErr w:type="spellEnd"/>
     </w:p>
     <w:p>
       <w:pPr>
@@ -792,26 +1088,50 @@
           <w:rFonts w:ascii="Courier New" w:hAnsi="Courier New" w:cs="Courier New"/>
         </w:rPr>
       </w:pPr>
+      <w:proofErr w:type="spellStart"/>
       <w:r>
         <w:rPr>
           <w:rFonts w:ascii="Courier New" w:hAnsi="Courier New" w:cs="Courier New"/>
         </w:rPr>
-        <w:t>NRDD Wert</w:t>
-      </w:r>
-    </w:p>
-    <w:p>
-      <w:pPr>
-        <w:spacing w:after="0" w:line="240" w:lineRule="auto"/>
+        <w:t>NRDD</w:t>
+      </w:r>
+      <w:proofErr w:type="spellEnd"/>
+      <w:r>
         <w:rPr>
           <w:rFonts w:ascii="Courier New" w:hAnsi="Courier New" w:cs="Courier New"/>
         </w:rPr>
-      </w:pPr>
-      <w:r>
+        <w:t xml:space="preserve"> Wert</w:t>
+      </w:r>
+    </w:p>
+    <w:p>
+      <w:pPr>
+        <w:spacing w:after="0" w:line="240" w:lineRule="auto"/>
         <w:rPr>
           <w:rFonts w:ascii="Courier New" w:hAnsi="Courier New" w:cs="Courier New"/>
         </w:rPr>
-        <w:t>cost_f_nrdd = NRDD</w:t>
-      </w:r>
+      </w:pPr>
+      <w:proofErr w:type="spellStart"/>
+      <w:r>
+        <w:rPr>
+          <w:rFonts w:ascii="Courier New" w:hAnsi="Courier New" w:cs="Courier New"/>
+        </w:rPr>
+        <w:t>cost_f_nrdd</w:t>
+      </w:r>
+      <w:proofErr w:type="spellEnd"/>
+      <w:r>
+        <w:rPr>
+          <w:rFonts w:ascii="Courier New" w:hAnsi="Courier New" w:cs="Courier New"/>
+        </w:rPr>
+        <w:t xml:space="preserve"> = </w:t>
+      </w:r>
+      <w:proofErr w:type="spellStart"/>
+      <w:r>
+        <w:rPr>
+          <w:rFonts w:ascii="Courier New" w:hAnsi="Courier New" w:cs="Courier New"/>
+        </w:rPr>
+        <w:t>NRDD</w:t>
+      </w:r>
+      <w:proofErr w:type="spellEnd"/>
     </w:p>
     <w:p>
       <w:pPr>
@@ -844,14 +1164,39 @@
         <w:spacing w:after="0" w:line="240" w:lineRule="auto"/>
       </w:pPr>
       <w:r>
-        <w:t>Berechnung der 3 cost functions für alle DP</w:t>
-      </w:r>
-    </w:p>
-    <w:p>
-      <w:pPr>
-        <w:spacing w:after="0" w:line="240" w:lineRule="auto"/>
-      </w:pPr>
-      <w:r>
+        <w:t xml:space="preserve">Berechnung der 3 </w:t>
+      </w:r>
+      <w:proofErr w:type="spellStart"/>
+      <w:r>
+        <w:t>cost</w:t>
+      </w:r>
+      <w:proofErr w:type="spellEnd"/>
+      <w:r>
+        <w:t xml:space="preserve"> </w:t>
+      </w:r>
+      <w:proofErr w:type="spellStart"/>
+      <w:r>
+        <w:t>functions</w:t>
+      </w:r>
+      <w:proofErr w:type="spellEnd"/>
+      <w:r>
+        <w:t xml:space="preserve"> für alle </w:t>
+      </w:r>
+      <w:proofErr w:type="spellStart"/>
+      <w:r>
+        <w:t>DP</w:t>
+      </w:r>
+      <w:proofErr w:type="spellEnd"/>
+    </w:p>
+    <w:p>
+      <w:pPr>
+        <w:spacing w:after="0" w:line="240" w:lineRule="auto"/>
+      </w:pPr>
+      <w:r>
+        <w:rPr>
+          <w:noProof/>
+          <w:lang w:eastAsia="de-DE"/>
+        </w:rPr>
         <w:drawing>
           <wp:inline distT="0" distB="0" distL="0" distR="0" wp14:anchorId="1BEA3281" wp14:editId="0BF75AF5">
             <wp:extent cx="1825368" cy="962108"/>
@@ -895,6 +1240,10 @@
         <w:tab/>
       </w:r>
       <w:r>
+        <w:rPr>
+          <w:noProof/>
+          <w:lang w:eastAsia="de-DE"/>
+        </w:rPr>
         <w:drawing>
           <wp:inline distT="0" distB="0" distL="0" distR="0" wp14:anchorId="617B98D7" wp14:editId="23EF6783">
             <wp:extent cx="1272678" cy="966418"/>
@@ -942,7 +1291,23 @@
         <w:spacing w:after="0" w:line="240" w:lineRule="auto"/>
       </w:pPr>
       <w:r>
-        <w:t>Mittelwert der cost functions bestimmen die neuen Gewichte:</w:t>
+        <w:t xml:space="preserve">Mittelwert der </w:t>
+      </w:r>
+      <w:proofErr w:type="spellStart"/>
+      <w:r>
+        <w:t>cost</w:t>
+      </w:r>
+      <w:proofErr w:type="spellEnd"/>
+      <w:r>
+        <w:t xml:space="preserve"> </w:t>
+      </w:r>
+      <w:proofErr w:type="spellStart"/>
+      <w:r>
+        <w:t>functions</w:t>
+      </w:r>
+      <w:proofErr w:type="spellEnd"/>
+      <w:r>
+        <w:t xml:space="preserve"> bestimmen die neuen Gewichte:</w:t>
       </w:r>
     </w:p>
     <w:p>
@@ -950,20 +1315,83 @@
         <w:spacing w:after="0" w:line="240" w:lineRule="auto"/>
         <w:rPr>
           <w:rFonts w:ascii="Courier New" w:hAnsi="Courier New" w:cs="Courier New"/>
-        </w:rPr>
-      </w:pPr>
+          <w:lang w:val="en-US"/>
+        </w:rPr>
+      </w:pPr>
+      <w:proofErr w:type="gramStart"/>
       <w:r>
         <w:rPr>
           <w:rFonts w:ascii="Courier New" w:hAnsi="Courier New" w:cs="Courier New"/>
-        </w:rPr>
-        <w:t>weights = [1/mean_cost_long_freq, 1/mean_cost_all_freq, 1/mean_cost_nrdd]</w:t>
-      </w:r>
-    </w:p>
-    <w:p>
-      <w:pPr>
-        <w:spacing w:after="0" w:line="240" w:lineRule="auto"/>
-      </w:pPr>
-      <w:r>
+          <w:lang w:val="en-US"/>
+        </w:rPr>
+        <w:t>weights</w:t>
+      </w:r>
+      <w:proofErr w:type="gramEnd"/>
+      <w:r>
+        <w:rPr>
+          <w:rFonts w:ascii="Courier New" w:hAnsi="Courier New" w:cs="Courier New"/>
+          <w:lang w:val="en-US"/>
+        </w:rPr>
+        <w:t xml:space="preserve"> = [1/</w:t>
+      </w:r>
+      <w:proofErr w:type="spellStart"/>
+      <w:r>
+        <w:rPr>
+          <w:rFonts w:ascii="Courier New" w:hAnsi="Courier New" w:cs="Courier New"/>
+          <w:lang w:val="en-US"/>
+        </w:rPr>
+        <w:t>mean_cost_long_freq</w:t>
+      </w:r>
+      <w:proofErr w:type="spellEnd"/>
+      <w:r>
+        <w:rPr>
+          <w:rFonts w:ascii="Courier New" w:hAnsi="Courier New" w:cs="Courier New"/>
+          <w:lang w:val="en-US"/>
+        </w:rPr>
+        <w:t>, 1/</w:t>
+      </w:r>
+      <w:proofErr w:type="spellStart"/>
+      <w:r>
+        <w:rPr>
+          <w:rFonts w:ascii="Courier New" w:hAnsi="Courier New" w:cs="Courier New"/>
+          <w:lang w:val="en-US"/>
+        </w:rPr>
+        <w:t>mean_cost_all_freq</w:t>
+      </w:r>
+      <w:proofErr w:type="spellEnd"/>
+      <w:r>
+        <w:rPr>
+          <w:rFonts w:ascii="Courier New" w:hAnsi="Courier New" w:cs="Courier New"/>
+          <w:lang w:val="en-US"/>
+        </w:rPr>
+        <w:t>, 1/</w:t>
+      </w:r>
+      <w:proofErr w:type="spellStart"/>
+      <w:r>
+        <w:rPr>
+          <w:rFonts w:ascii="Courier New" w:hAnsi="Courier New" w:cs="Courier New"/>
+          <w:lang w:val="en-US"/>
+        </w:rPr>
+        <w:t>mean_cost_nrdd</w:t>
+      </w:r>
+      <w:proofErr w:type="spellEnd"/>
+      <w:r>
+        <w:rPr>
+          <w:rFonts w:ascii="Courier New" w:hAnsi="Courier New" w:cs="Courier New"/>
+          <w:lang w:val="en-US"/>
+        </w:rPr>
+        <w:t>]</w:t>
+      </w:r>
+    </w:p>
+    <w:p>
+      <w:pPr>
+        <w:spacing w:after="0" w:line="240" w:lineRule="auto"/>
+      </w:pPr>
+      <w:r>
+        <w:rPr>
+          <w:noProof/>
+          <w:lang w:eastAsia="de-DE"/>
+        </w:rPr>
         <w:drawing>
           <wp:inline distT="0" distB="0" distL="0" distR="0" wp14:anchorId="5154712F" wp14:editId="2BCA6605">
             <wp:extent cx="2401294" cy="452640"/>
@@ -1011,17 +1439,47 @@
         <w:spacing w:after="0" w:line="240" w:lineRule="auto"/>
       </w:pPr>
       <w:r>
-        <w:t>Total cost function</w:t>
-      </w:r>
-      <w:r>
-        <w:t xml:space="preserve"> bildet die gewichtete Summe der einzelnen Cost functions</w:t>
-      </w:r>
-    </w:p>
-    <w:p>
-      <w:pPr>
-        <w:spacing w:after="0" w:line="240" w:lineRule="auto"/>
-      </w:pPr>
-      <w:r>
+        <w:t xml:space="preserve">Total </w:t>
+      </w:r>
+      <w:proofErr w:type="spellStart"/>
+      <w:r>
+        <w:t>cost</w:t>
+      </w:r>
+      <w:proofErr w:type="spellEnd"/>
+      <w:r>
+        <w:t xml:space="preserve"> </w:t>
+      </w:r>
+      <w:proofErr w:type="spellStart"/>
+      <w:r>
+        <w:t>function</w:t>
+      </w:r>
+      <w:proofErr w:type="spellEnd"/>
+      <w:r>
+        <w:t xml:space="preserve"> bildet die gewichtete Summe der einzelnen </w:t>
+      </w:r>
+      <w:proofErr w:type="spellStart"/>
+      <w:r>
+        <w:t>Cost</w:t>
+      </w:r>
+      <w:proofErr w:type="spellEnd"/>
+      <w:r>
+        <w:t xml:space="preserve"> </w:t>
+      </w:r>
+      <w:proofErr w:type="spellStart"/>
+      <w:r>
+        <w:t>functions</w:t>
+      </w:r>
+      <w:proofErr w:type="spellEnd"/>
+    </w:p>
+    <w:p>
+      <w:pPr>
+        <w:spacing w:after="0" w:line="240" w:lineRule="auto"/>
+      </w:pPr>
+      <w:r>
+        <w:rPr>
+          <w:noProof/>
+          <w:lang w:eastAsia="de-DE"/>
+        </w:rPr>
         <w:drawing>
           <wp:inline distT="0" distB="0" distL="0" distR="0" wp14:anchorId="15E2FC35" wp14:editId="2816E354">
             <wp:extent cx="4015665" cy="1208598"/>
@@ -1084,11 +1542,33 @@
           <w:rFonts w:ascii="Courier New" w:hAnsi="Courier New" w:cs="Courier New"/>
         </w:rPr>
       </w:pPr>
+      <w:proofErr w:type="spellStart"/>
       <w:r>
         <w:rPr>
           <w:rFonts w:ascii="Courier New" w:hAnsi="Courier New" w:cs="Courier New"/>
         </w:rPr>
-        <w:t xml:space="preserve">var_bounds = [(173.0, 177.0), (115.0, 125.0), (238.0, 242.0), (74.0, 83.0), (41.0, 55.0), (74.0, 83.0), (49.0, 67.0), (0.1, 20.0), (0.1, 20.0), (0.1, 20.0), (0.1, 20.0),(0.1, 20.0), (0.1, 20.0), (0.1, </w:t>
+        <w:t>var_bounds</w:t>
+      </w:r>
+      <w:proofErr w:type="spellEnd"/>
+      <w:r>
+        <w:rPr>
+          <w:rFonts w:ascii="Courier New" w:hAnsi="Courier New" w:cs="Courier New"/>
+        </w:rPr>
+        <w:t xml:space="preserve"> = [(173.0, 177.0), (115.0, 125.0), (238.0, 242.0), (74.0, 83.0), (41.0, 55.0), (74.0, 83.0), (49.0, 67.0), (0.1, 20.0), (0.1, 20.0), (0.1, 20.0), (0.1, 20.0</w:t>
+      </w:r>
+      <w:proofErr w:type="gramStart"/>
+      <w:r>
+        <w:rPr>
+          <w:rFonts w:ascii="Courier New" w:hAnsi="Courier New" w:cs="Courier New"/>
+        </w:rPr>
+        <w:t>),(</w:t>
+      </w:r>
+      <w:proofErr w:type="gramEnd"/>
+      <w:r>
+        <w:rPr>
+          <w:rFonts w:ascii="Courier New" w:hAnsi="Courier New" w:cs="Courier New"/>
+        </w:rPr>
+        <w:t xml:space="preserve">0.1, 20.0), (0.1, 20.0), (0.1, </w:t>
       </w:r>
       <w:r>
         <w:rPr>
@@ -1114,8 +1594,16 @@
         <w:rPr>
           <w:b/>
         </w:rPr>
-        <w:t>Punkt x_07</w:t>
-      </w:r>
+        <w:t xml:space="preserve">Punkt </w:t>
+      </w:r>
+      <w:proofErr w:type="spellStart"/>
+      <w:r>
+        <w:rPr>
+          <w:b/>
+        </w:rPr>
+        <w:t>x_07</w:t>
+      </w:r>
+      <w:proofErr w:type="spellEnd"/>
     </w:p>
     <w:p>
       <w:pPr>
@@ -1124,12 +1612,14 @@
       <w:r>
         <w:t xml:space="preserve">(nicht mehr nachvollziehbar! --&gt; Parameter </w:t>
       </w:r>
+      <w:proofErr w:type="spellStart"/>
       <w:r>
         <w:rPr>
           <w:rFonts w:ascii="Courier New" w:hAnsi="Courier New" w:cs="Courier New"/>
         </w:rPr>
         <w:t>seed</w:t>
       </w:r>
+      <w:proofErr w:type="spellEnd"/>
       <w:r>
         <w:t xml:space="preserve"> hat gefehlt)</w:t>
       </w:r>
@@ -1146,18 +1636,24 @@
       <w:r>
         <w:t xml:space="preserve">Suche eines globalen Minimums mit </w:t>
       </w:r>
+      <w:proofErr w:type="spellStart"/>
       <w:r>
         <w:rPr>
           <w:rFonts w:ascii="Courier New" w:hAnsi="Courier New" w:cs="Courier New"/>
         </w:rPr>
         <w:t>differential_evolution</w:t>
       </w:r>
-    </w:p>
-    <w:p>
-      <w:pPr>
-        <w:spacing w:after="0" w:line="240" w:lineRule="auto"/>
-      </w:pPr>
-      <w:r>
+      <w:proofErr w:type="spellEnd"/>
+    </w:p>
+    <w:p>
+      <w:pPr>
+        <w:spacing w:after="0" w:line="240" w:lineRule="auto"/>
+      </w:pPr>
+      <w:r>
+        <w:rPr>
+          <w:noProof/>
+          <w:lang w:eastAsia="de-DE"/>
+        </w:rPr>
         <w:drawing>
           <wp:inline distT="0" distB="0" distL="0" distR="0" wp14:anchorId="56C940A8" wp14:editId="14ACF01E">
             <wp:extent cx="3624564" cy="3467595"/>
@@ -1205,14 +1701,34 @@
         <w:spacing w:after="0" w:line="240" w:lineRule="auto"/>
       </w:pPr>
       <w:r>
-        <w:t>Lösung wird in den gradient-basierten Algorithmus Nelder-Mead wiederverwendet</w:t>
-      </w:r>
-    </w:p>
-    <w:p>
-      <w:pPr>
-        <w:spacing w:after="0" w:line="240" w:lineRule="auto"/>
-      </w:pPr>
-      <w:r>
+        <w:t xml:space="preserve">Lösung wird in den </w:t>
+      </w:r>
+      <w:proofErr w:type="spellStart"/>
+      <w:r>
+        <w:t>gradient</w:t>
+      </w:r>
+      <w:proofErr w:type="spellEnd"/>
+      <w:r>
+        <w:t xml:space="preserve">-basierten Algorithmus </w:t>
+      </w:r>
+      <w:proofErr w:type="spellStart"/>
+      <w:r>
+        <w:t>Nelder</w:t>
+      </w:r>
+      <w:proofErr w:type="spellEnd"/>
+      <w:r>
+        <w:t>-Mead wiederverwendet</w:t>
+      </w:r>
+    </w:p>
+    <w:p>
+      <w:pPr>
+        <w:spacing w:after="0" w:line="240" w:lineRule="auto"/>
+      </w:pPr>
+      <w:r>
+        <w:rPr>
+          <w:noProof/>
+          <w:lang w:eastAsia="de-DE"/>
+        </w:rPr>
         <w:drawing>
           <wp:inline distT="0" distB="0" distL="0" distR="0" wp14:anchorId="527F57D1" wp14:editId="75BA1AE2">
             <wp:extent cx="5983357" cy="3419061"/>
@@ -1260,14 +1776,23 @@
         <w:spacing w:after="0" w:line="240" w:lineRule="auto"/>
       </w:pPr>
       <w:r>
-        <w:t>Parameter der Lösung x_07</w:t>
-      </w:r>
-    </w:p>
-    <w:p>
-      <w:pPr>
-        <w:spacing w:after="0" w:line="240" w:lineRule="auto"/>
-      </w:pPr>
-      <w:r>
+        <w:t xml:space="preserve">Parameter der Lösung </w:t>
+      </w:r>
+      <w:proofErr w:type="spellStart"/>
+      <w:r>
+        <w:t>x_07</w:t>
+      </w:r>
+      <w:proofErr w:type="spellEnd"/>
+    </w:p>
+    <w:p>
+      <w:pPr>
+        <w:spacing w:after="0" w:line="240" w:lineRule="auto"/>
+      </w:pPr>
+      <w:r>
+        <w:rPr>
+          <w:noProof/>
+          <w:lang w:eastAsia="de-DE"/>
+        </w:rPr>
         <w:lastRenderedPageBreak/>
         <w:drawing>
           <wp:inline distT="0" distB="0" distL="0" distR="0" wp14:anchorId="6A58C5FF" wp14:editId="1A70DA78">
@@ -1542,12 +2067,14 @@
         </w:rPr>
         <w:t xml:space="preserve">Punkt </w:t>
       </w:r>
+      <w:proofErr w:type="spellStart"/>
       <w:r>
         <w:rPr>
           <w:b/>
         </w:rPr>
         <w:t>x_08</w:t>
       </w:r>
+      <w:proofErr w:type="spellEnd"/>
     </w:p>
     <w:p>
       <w:pPr>
@@ -1556,20 +2083,16 @@
       <w:r>
         <w:t>(</w:t>
       </w:r>
+      <w:proofErr w:type="spellStart"/>
       <w:r>
         <w:rPr>
           <w:rFonts w:ascii="Courier New" w:hAnsi="Courier New" w:cs="Courier New"/>
         </w:rPr>
         <w:t>seed</w:t>
       </w:r>
-      <w:r>
-        <w:t xml:space="preserve"> </w:t>
-      </w:r>
-      <w:r>
-        <w:t>= 55</w:t>
-      </w:r>
-      <w:r>
-        <w:t>)</w:t>
+      <w:proofErr w:type="spellEnd"/>
+      <w:r>
+        <w:t xml:space="preserve"> = 55)</w:t>
       </w:r>
     </w:p>
     <w:p>
@@ -1584,18 +2107,24 @@
       <w:r>
         <w:t xml:space="preserve">Suche eines globalen Minimums mit </w:t>
       </w:r>
+      <w:proofErr w:type="spellStart"/>
       <w:r>
         <w:rPr>
           <w:rFonts w:ascii="Courier New" w:hAnsi="Courier New" w:cs="Courier New"/>
         </w:rPr>
         <w:t>differential_evolution</w:t>
       </w:r>
-    </w:p>
-    <w:p>
-      <w:pPr>
-        <w:spacing w:after="0" w:line="240" w:lineRule="auto"/>
-      </w:pPr>
-      <w:r>
+      <w:proofErr w:type="spellEnd"/>
+    </w:p>
+    <w:p>
+      <w:pPr>
+        <w:spacing w:after="0" w:line="240" w:lineRule="auto"/>
+      </w:pPr>
+      <w:r>
+        <w:rPr>
+          <w:noProof/>
+          <w:lang w:eastAsia="de-DE"/>
+        </w:rPr>
         <w:lastRenderedPageBreak/>
         <w:drawing>
           <wp:inline distT="0" distB="0" distL="0" distR="0" wp14:anchorId="6ED5A94C" wp14:editId="1AEE7C93">
@@ -1644,14 +2173,34 @@
         <w:spacing w:after="0" w:line="240" w:lineRule="auto"/>
       </w:pPr>
       <w:r>
-        <w:t>Lösung wird in den gradient-basierten Algorithmus Nelder-Mead wiederverwendet</w:t>
-      </w:r>
-    </w:p>
-    <w:p>
-      <w:pPr>
-        <w:spacing w:after="0" w:line="240" w:lineRule="auto"/>
-      </w:pPr>
-      <w:r>
+        <w:t xml:space="preserve">Lösung wird in den </w:t>
+      </w:r>
+      <w:proofErr w:type="spellStart"/>
+      <w:r>
+        <w:t>gradient</w:t>
+      </w:r>
+      <w:proofErr w:type="spellEnd"/>
+      <w:r>
+        <w:t xml:space="preserve">-basierten Algorithmus </w:t>
+      </w:r>
+      <w:proofErr w:type="spellStart"/>
+      <w:r>
+        <w:t>Nelder</w:t>
+      </w:r>
+      <w:proofErr w:type="spellEnd"/>
+      <w:r>
+        <w:t>-Mead wiederverwendet</w:t>
+      </w:r>
+    </w:p>
+    <w:p>
+      <w:pPr>
+        <w:spacing w:after="0" w:line="240" w:lineRule="auto"/>
+      </w:pPr>
+      <w:r>
+        <w:rPr>
+          <w:noProof/>
+          <w:lang w:eastAsia="de-DE"/>
+        </w:rPr>
         <w:drawing>
           <wp:inline distT="0" distB="0" distL="0" distR="0" wp14:anchorId="2051CC3B" wp14:editId="7D14C4E1">
             <wp:extent cx="3540556" cy="3943061"/>
@@ -1699,14 +2248,23 @@
         <w:spacing w:after="0" w:line="240" w:lineRule="auto"/>
       </w:pPr>
       <w:r>
-        <w:t>Parameter der Lösung x_08</w:t>
-      </w:r>
-    </w:p>
-    <w:p>
-      <w:pPr>
-        <w:spacing w:after="0" w:line="240" w:lineRule="auto"/>
-      </w:pPr>
-      <w:r>
+        <w:t xml:space="preserve">Parameter der Lösung </w:t>
+      </w:r>
+      <w:proofErr w:type="spellStart"/>
+      <w:r>
+        <w:t>x_08</w:t>
+      </w:r>
+      <w:proofErr w:type="spellEnd"/>
+    </w:p>
+    <w:p>
+      <w:pPr>
+        <w:spacing w:after="0" w:line="240" w:lineRule="auto"/>
+      </w:pPr>
+      <w:r>
+        <w:rPr>
+          <w:noProof/>
+          <w:lang w:eastAsia="de-DE"/>
+        </w:rPr>
         <w:lastRenderedPageBreak/>
         <w:drawing>
           <wp:inline distT="0" distB="0" distL="0" distR="0" wp14:anchorId="1DF0F64B" wp14:editId="1EE08163">
@@ -1963,6 +2521,10 @@
         <w:spacing w:after="0" w:line="240" w:lineRule="auto"/>
       </w:pPr>
       <w:r>
+        <w:rPr>
+          <w:noProof/>
+          <w:lang w:eastAsia="de-DE"/>
+        </w:rPr>
         <w:drawing>
           <wp:inline distT="0" distB="0" distL="0" distR="0">
             <wp:extent cx="2434824" cy="1770278"/>
@@ -2058,7 +2620,14 @@
       </w:pPr>
       <w:r>
         <w:tab/>
-        <w:t>Dim_X: 100 – (175) – 195</w:t>
+      </w:r>
+      <w:proofErr w:type="spellStart"/>
+      <w:r>
+        <w:t>Dim_X</w:t>
+      </w:r>
+      <w:proofErr w:type="spellEnd"/>
+      <w:r>
+        <w:t>: 100 – (175) – 195</w:t>
       </w:r>
       <w:r>
         <w:tab/>
@@ -2071,7 +2640,14 @@
       </w:pPr>
       <w:r>
         <w:tab/>
-        <w:t>Dim_Z: 200 – (240) – 280</w:t>
+      </w:r>
+      <w:proofErr w:type="spellStart"/>
+      <w:r>
+        <w:t>Dim_Z</w:t>
+      </w:r>
+      <w:proofErr w:type="spellEnd"/>
+      <w:r>
+        <w:t>: 200 – (240) – 280</w:t>
       </w:r>
       <w:r>
         <w:tab/>
@@ -2084,7 +2660,14 @@
       </w:pPr>
       <w:r>
         <w:tab/>
-        <w:t>DP #13000 bis #14999</w:t>
+      </w:r>
+      <w:proofErr w:type="spellStart"/>
+      <w:r>
+        <w:t>DP</w:t>
+      </w:r>
+      <w:proofErr w:type="spellEnd"/>
+      <w:r>
+        <w:t xml:space="preserve"> #13000 bis #14999</w:t>
       </w:r>
     </w:p>
     <w:p>
@@ -2105,6 +2688,10 @@
         <w:spacing w:after="0" w:line="240" w:lineRule="auto"/>
       </w:pPr>
       <w:r>
+        <w:rPr>
+          <w:noProof/>
+          <w:lang w:eastAsia="de-DE"/>
+        </w:rPr>
         <w:drawing>
           <wp:inline distT="0" distB="0" distL="0" distR="0" wp14:anchorId="422AB337" wp14:editId="589BBCAB">
             <wp:extent cx="5760720" cy="3409315"/>
@@ -2160,6 +2747,10 @@
         <w:spacing w:after="0" w:line="240" w:lineRule="auto"/>
       </w:pPr>
       <w:r>
+        <w:rPr>
+          <w:noProof/>
+          <w:lang w:eastAsia="de-DE"/>
+        </w:rPr>
         <w:drawing>
           <wp:inline distT="0" distB="0" distL="0" distR="0" wp14:anchorId="0A7269DA" wp14:editId="7DD971DC">
             <wp:extent cx="3218688" cy="951202"/>
@@ -2207,6 +2798,10 @@
         <w:spacing w:after="0" w:line="240" w:lineRule="auto"/>
       </w:pPr>
       <w:r>
+        <w:rPr>
+          <w:noProof/>
+          <w:lang w:eastAsia="de-DE"/>
+        </w:rPr>
         <w:drawing>
           <wp:inline distT="0" distB="0" distL="0" distR="0" wp14:anchorId="0B9EA6D8" wp14:editId="620520C4">
             <wp:extent cx="2677905" cy="2179930"/>
@@ -2281,6 +2876,10 @@
         <w:spacing w:after="0" w:line="240" w:lineRule="auto"/>
       </w:pPr>
       <w:r>
+        <w:rPr>
+          <w:noProof/>
+          <w:lang w:eastAsia="de-DE"/>
+        </w:rPr>
         <w:lastRenderedPageBreak/>
         <w:drawing>
           <wp:inline distT="0" distB="0" distL="0" distR="0" wp14:anchorId="16715799" wp14:editId="40DFFD09">
@@ -2338,6 +2937,10 @@
         <w:jc w:val="center"/>
       </w:pPr>
       <w:r>
+        <w:rPr>
+          <w:noProof/>
+          <w:lang w:eastAsia="de-DE"/>
+        </w:rPr>
         <w:drawing>
           <wp:inline distT="0" distB="0" distL="0" distR="0" wp14:anchorId="3A10C9A9" wp14:editId="70057030">
             <wp:extent cx="4035236" cy="1558138"/>
@@ -2385,8 +2988,13 @@
         <w:spacing w:after="0" w:line="240" w:lineRule="auto"/>
       </w:pPr>
       <w:r>
-        <w:t>Vorhersage NRDD</w:t>
-      </w:r>
+        <w:t xml:space="preserve">Vorhersage </w:t>
+      </w:r>
+      <w:proofErr w:type="spellStart"/>
+      <w:r>
+        <w:t>NRDD</w:t>
+      </w:r>
+      <w:proofErr w:type="spellEnd"/>
     </w:p>
     <w:p>
       <w:pPr>
@@ -2406,6 +3014,10 @@
         <w:spacing w:after="0" w:line="240" w:lineRule="auto"/>
       </w:pPr>
       <w:r>
+        <w:rPr>
+          <w:noProof/>
+          <w:lang w:eastAsia="de-DE"/>
+        </w:rPr>
         <w:drawing>
           <wp:inline distT="0" distB="0" distL="0" distR="0" wp14:anchorId="7B358271" wp14:editId="7809A6FA">
             <wp:extent cx="3614647" cy="270662"/>
@@ -2461,6 +3073,10 @@
         <w:spacing w:after="0" w:line="240" w:lineRule="auto"/>
       </w:pPr>
       <w:r>
+        <w:rPr>
+          <w:noProof/>
+          <w:lang w:eastAsia="de-DE"/>
+        </w:rPr>
         <w:drawing>
           <wp:inline distT="0" distB="0" distL="0" distR="0" wp14:anchorId="5796E8E4" wp14:editId="40B8DE34">
             <wp:extent cx="3555187" cy="306793"/>
@@ -2502,6 +3118,145 @@
       <w:pPr>
         <w:spacing w:after="0" w:line="240" w:lineRule="auto"/>
       </w:pPr>
+    </w:p>
+    <w:p>
+      <w:pPr>
+        <w:spacing w:after="0" w:line="240" w:lineRule="auto"/>
+      </w:pPr>
+    </w:p>
+    <w:p>
+      <w:pPr>
+        <w:spacing w:after="0" w:line="240" w:lineRule="auto"/>
+      </w:pPr>
+    </w:p>
+    <w:p>
+      <w:r>
+        <w:br w:type="page"/>
+      </w:r>
+    </w:p>
+    <w:p>
+      <w:pPr>
+        <w:spacing w:after="0" w:line="240" w:lineRule="auto"/>
+      </w:pPr>
+      <w:r>
+        <w:lastRenderedPageBreak/>
+        <w:t>Nutzen</w:t>
+      </w:r>
+    </w:p>
+    <w:p>
+      <w:pPr>
+        <w:spacing w:after="0" w:line="240" w:lineRule="auto"/>
+      </w:pPr>
+    </w:p>
+    <w:p>
+      <w:pPr>
+        <w:spacing w:after="0" w:line="240" w:lineRule="auto"/>
+      </w:pPr>
+      <w:r>
+        <w:t>Materialparameter Ermittlung</w:t>
+      </w:r>
+    </w:p>
+    <w:p>
+      <w:pPr>
+        <w:pStyle w:val="Listenabsatz"/>
+        <w:numPr>
+          <w:ilvl w:val="0"/>
+          <w:numId w:val="1"/>
+        </w:numPr>
+        <w:spacing w:after="0" w:line="240" w:lineRule="auto"/>
+      </w:pPr>
+      <w:r>
+        <w:t>Skalierung der Variablen</w:t>
+      </w:r>
+    </w:p>
+    <w:p>
+      <w:pPr>
+        <w:pStyle w:val="Listenabsatz"/>
+        <w:numPr>
+          <w:ilvl w:val="0"/>
+          <w:numId w:val="1"/>
+        </w:numPr>
+        <w:spacing w:after="0" w:line="240" w:lineRule="auto"/>
+      </w:pPr>
+      <w:r>
+        <w:t xml:space="preserve">Globaler </w:t>
+      </w:r>
+      <w:proofErr w:type="spellStart"/>
+      <w:r>
+        <w:t>Optimizer</w:t>
+      </w:r>
+      <w:proofErr w:type="spellEnd"/>
+      <w:r>
+        <w:t xml:space="preserve"> + Fine Tuning</w:t>
+      </w:r>
+    </w:p>
+    <w:p>
+      <w:pPr>
+        <w:pStyle w:val="Listenabsatz"/>
+        <w:numPr>
+          <w:ilvl w:val="0"/>
+          <w:numId w:val="1"/>
+        </w:numPr>
+        <w:spacing w:after="0" w:line="240" w:lineRule="auto"/>
+      </w:pPr>
+      <w:r>
+        <w:t xml:space="preserve">Clustering </w:t>
+      </w:r>
+      <w:proofErr w:type="spellStart"/>
+      <w:r>
+        <w:t>Method</w:t>
+      </w:r>
+      <w:proofErr w:type="spellEnd"/>
+      <w:r>
+        <w:t xml:space="preserve"> für eine Modenzuordnung</w:t>
+      </w:r>
+    </w:p>
+    <w:p>
+      <w:pPr>
+        <w:pStyle w:val="Listenabsatz"/>
+        <w:numPr>
+          <w:ilvl w:val="0"/>
+          <w:numId w:val="1"/>
+        </w:numPr>
+        <w:spacing w:after="0" w:line="240" w:lineRule="auto"/>
+      </w:pPr>
+      <w:r>
+        <w:t>Expl. und Target Variablen tausch</w:t>
+      </w:r>
+      <w:r>
+        <w:t>en:</w:t>
+      </w:r>
+    </w:p>
+    <w:p>
+      <w:pPr>
+        <w:pStyle w:val="Listenabsatz"/>
+        <w:numPr>
+          <w:ilvl w:val="1"/>
+          <w:numId w:val="1"/>
+        </w:numPr>
+        <w:spacing w:after="0" w:line="240" w:lineRule="auto"/>
+      </w:pPr>
+      <w:r>
+        <w:t>Eigenfrequenzen sind die Eingaben</w:t>
+      </w:r>
+    </w:p>
+    <w:p>
+      <w:pPr>
+        <w:pStyle w:val="Listenabsatz"/>
+        <w:numPr>
+          <w:ilvl w:val="1"/>
+          <w:numId w:val="1"/>
+        </w:numPr>
+        <w:spacing w:after="0" w:line="240" w:lineRule="auto"/>
+      </w:pPr>
+      <w:r>
+        <w:t>Gesucht werden die Materialkonstanten</w:t>
+      </w:r>
+    </w:p>
+    <w:p>
+      <w:pPr>
+        <w:spacing w:after="0" w:line="240" w:lineRule="auto"/>
+      </w:pPr>
       <w:bookmarkStart w:id="0" w:name="_GoBack"/>
       <w:bookmarkEnd w:id="0"/>
     </w:p>
@@ -2509,26 +3264,40 @@
       <w:pPr>
         <w:spacing w:after="0" w:line="240" w:lineRule="auto"/>
       </w:pPr>
-    </w:p>
-    <w:p>
-      <w:pPr>
-        <w:spacing w:after="0" w:line="240" w:lineRule="auto"/>
-      </w:pPr>
-    </w:p>
-    <w:p>
-      <w:pPr>
-        <w:spacing w:after="0" w:line="240" w:lineRule="auto"/>
-      </w:pPr>
-    </w:p>
-    <w:p>
-      <w:pPr>
-        <w:spacing w:after="0" w:line="240" w:lineRule="auto"/>
-      </w:pPr>
-    </w:p>
-    <w:p>
-      <w:pPr>
-        <w:spacing w:after="0" w:line="240" w:lineRule="auto"/>
-      </w:pPr>
+      <w:proofErr w:type="spellStart"/>
+      <w:r>
+        <w:t>Streamlit</w:t>
+      </w:r>
+      <w:proofErr w:type="spellEnd"/>
+      <w:r>
+        <w:t xml:space="preserve"> – Interaktion mit dem User</w:t>
+      </w:r>
+    </w:p>
+    <w:p>
+      <w:pPr>
+        <w:pStyle w:val="Listenabsatz"/>
+        <w:numPr>
+          <w:ilvl w:val="0"/>
+          <w:numId w:val="1"/>
+        </w:numPr>
+        <w:spacing w:after="0" w:line="240" w:lineRule="auto"/>
+      </w:pPr>
+      <w:r>
+        <w:t>Eingabe von Werten</w:t>
+      </w:r>
+    </w:p>
+    <w:p>
+      <w:pPr>
+        <w:pStyle w:val="Listenabsatz"/>
+        <w:numPr>
+          <w:ilvl w:val="0"/>
+          <w:numId w:val="1"/>
+        </w:numPr>
+        <w:spacing w:after="0" w:line="240" w:lineRule="auto"/>
+      </w:pPr>
+      <w:r>
+        <w:t>Datenvisualisierung</w:t>
+      </w:r>
     </w:p>
     <w:p>
       <w:pPr>
@@ -2681,7 +3450,7 @@
         <w:rFonts w:ascii="Calibri" w:eastAsiaTheme="minorHAnsi" w:hAnsi="Calibri" w:cs="Calibri" w:hint="default"/>
       </w:rPr>
     </w:lvl>
-    <w:lvl w:ilvl="1" w:tplc="04070003" w:tentative="1">
+    <w:lvl w:ilvl="1" w:tplc="04070003">
       <w:start w:val="1"/>
       <w:numFmt w:val="bullet"/>
       <w:lvlText w:val="o"/>
